--- a/fiction/drafts/third-person/tpp-aeirn-3_20250608-0448.docx
+++ b/fiction/drafts/third-person/tpp-aeirn-3_20250608-0448.docx
@@ -1,20 +1,20 @@
 
 <file path=word/document.xml><?xml version="1.0" encoding="utf-8"?>
-<w:document xmlns:ve="http://schemas.openxmlformats.org/markup-compatibility/2006" xmlns:o="urn:schemas-microsoft-com:office:office" xmlns:r="http://schemas.openxmlformats.org/officeDocument/2006/relationships" xmlns:m="http://schemas.openxmlformats.org/officeDocument/2006/math" xmlns:v="urn:schemas-microsoft-com:vml" xmlns:wp="http://schemas.openxmlformats.org/drawingml/2006/wordprocessingDrawing" xmlns:w10="urn:schemas-microsoft-com:office:word" xmlns:w="http://schemas.openxmlformats.org/wordprocessingml/2006/main" xmlns:wne="http://schemas.microsoft.com/office/word/2006/wordml">
+<w:document xmlns:wpc="http://schemas.microsoft.com/office/word/2010/wordprocessingCanvas" xmlns:cx="http://schemas.microsoft.com/office/drawing/2014/chartex" xmlns:cx1="http://schemas.microsoft.com/office/drawing/2015/9/8/chartex" xmlns:cx2="http://schemas.microsoft.com/office/drawing/2015/10/21/chartex" xmlns:cx3="http://schemas.microsoft.com/office/drawing/2016/5/9/chartex" xmlns:cx4="http://schemas.microsoft.com/office/drawing/2016/5/10/chartex" xmlns:cx5="http://schemas.microsoft.com/office/drawing/2016/5/11/chartex" xmlns:cx6="http://schemas.microsoft.com/office/drawing/2016/5/12/chartex" xmlns:cx7="http://schemas.microsoft.com/office/drawing/2016/5/13/chartex" xmlns:cx8="http://schemas.microsoft.com/office/drawing/2016/5/14/chartex" xmlns:mc="http://schemas.openxmlformats.org/markup-compatibility/2006" xmlns:aink="http://schemas.microsoft.com/office/drawing/2016/ink" xmlns:am3d="http://schemas.microsoft.com/office/drawing/2017/model3d" xmlns:o="urn:schemas-microsoft-com:office:office" xmlns:oel="http://schemas.microsoft.com/office/2019/extlst" xmlns:r="http://schemas.openxmlformats.org/officeDocument/2006/relationships" xmlns:m="http://schemas.openxmlformats.org/officeDocument/2006/math" xmlns:v="urn:schemas-microsoft-com:vml" xmlns:wp14="http://schemas.microsoft.com/office/word/2010/wordprocessingDrawing" xmlns:wp="http://schemas.openxmlformats.org/drawingml/2006/wordprocessingDrawing" xmlns:w10="urn:schemas-microsoft-com:office:word" xmlns:w="http://schemas.openxmlformats.org/wordprocessingml/2006/main" xmlns:w14="http://schemas.microsoft.com/office/word/2010/wordml" xmlns:w15="http://schemas.microsoft.com/office/word/2012/wordml" xmlns:w16cex="http://schemas.microsoft.com/office/word/2018/wordml/cex" xmlns:w16cid="http://schemas.microsoft.com/office/word/2016/wordml/cid" xmlns:w16="http://schemas.microsoft.com/office/word/2018/wordml" xmlns:w16du="http://schemas.microsoft.com/office/word/2023/wordml/word16du" xmlns:w16sdtdh="http://schemas.microsoft.com/office/word/2020/wordml/sdtdatahash" xmlns:w16sdtfl="http://schemas.microsoft.com/office/word/2024/wordml/sdtformatlock" xmlns:w16se="http://schemas.microsoft.com/office/word/2015/wordml/symex" xmlns:wpg="http://schemas.microsoft.com/office/word/2010/wordprocessingGroup" xmlns:wpi="http://schemas.microsoft.com/office/word/2010/wordprocessingInk" xmlns:wne="http://schemas.microsoft.com/office/word/2006/wordml" xmlns:wps="http://schemas.microsoft.com/office/word/2010/wordprocessingShape" mc:Ignorable="w14 w15 w16se w16cid w16 w16cex w16sdtdh w16sdtfl w16du wp14">
   <w:body>
     <w:p>
       <w:pPr>
         <w:pStyle w:val="AesBodyTextDP"/>
         <w:ind w:left="0"/>
         <w:rPr>
-          <w:rFonts w:ascii="Times New Roman" w:hAnsi="Times New Roman"/>
-          <w:sz w:val="24"/>
-          <w:szCs w:val="24"/>
-        </w:rPr>
-      </w:pPr>
-      <w:r>
-        <w:rPr>
-          <w:rFonts w:ascii="Times New Roman" w:hAnsi="Times New Roman"/>
+          <w:rFonts w:ascii="Montserrat" w:hAnsi="Montserrat"/>
+          <w:sz w:val="24"/>
+          <w:szCs w:val="24"/>
+        </w:rPr>
+      </w:pPr>
+      <w:r>
+        <w:rPr>
+          <w:rFonts w:ascii="Montserrat" w:hAnsi="Montserrat"/>
           <w:spacing w:val="-2"/>
           <w:sz w:val="24"/>
           <w:szCs w:val="24"/>
@@ -23,7 +23,7 @@
       </w:r>
       <w:r>
         <w:rPr>
-          <w:rFonts w:ascii="Times New Roman" w:hAnsi="Times New Roman"/>
+          <w:rFonts w:ascii="Montserrat" w:hAnsi="Montserrat"/>
           <w:spacing w:val="-2"/>
           <w:sz w:val="24"/>
           <w:szCs w:val="24"/>
@@ -35,7 +35,7 @@
       <w:pPr>
         <w:spacing w:after="0" w:line="360" w:lineRule="auto"/>
         <w:rPr>
-          <w:rFonts w:ascii="Times New Roman" w:hAnsi="Times New Roman"/>
+          <w:rFonts w:ascii="Montserrat" w:hAnsi="Montserrat"/>
           <w:color w:val="808080"/>
           <w:sz w:val="24"/>
           <w:szCs w:val="24"/>
@@ -43,21 +43,12 @@
       </w:pPr>
       <w:r>
         <w:rPr>
-          <w:rFonts w:ascii="Times New Roman" w:hAnsi="Times New Roman"/>
+          <w:rFonts w:ascii="Montserrat" w:hAnsi="Montserrat"/>
           <w:color w:val="808080"/>
           <w:sz w:val="24"/>
           <w:szCs w:val="24"/>
         </w:rPr>
-        <w:t>A very early draft introduction of a Child of Paradox tale</w:t>
-      </w:r>
-      <w:r>
-        <w:rPr>
-          <w:rFonts w:ascii="Times New Roman" w:hAnsi="Times New Roman"/>
-          <w:color w:val="808080"/>
-          <w:sz w:val="24"/>
-          <w:szCs w:val="24"/>
-        </w:rPr>
-        <w:t xml:space="preserve">.  </w:t>
+        <w:t xml:space="preserve">A very early draft introduction of a Child of Paradox tale.  </w:t>
       </w:r>
     </w:p>
     <w:p>
@@ -65,52 +56,110 @@
         <w:spacing w:after="0" w:line="360" w:lineRule="auto"/>
         <w:jc w:val="right"/>
         <w:rPr>
-          <w:rFonts w:ascii="Times New Roman" w:hAnsi="Times New Roman"/>
+          <w:rFonts w:ascii="Montserrat" w:hAnsi="Montserrat"/>
           <w:color w:val="808080"/>
           <w:sz w:val="24"/>
           <w:szCs w:val="24"/>
         </w:rPr>
       </w:pPr>
-      <w:fldSimple w:instr=" NUMPAGES  \* MERGEFORMAT ">
-        <w:r>
-          <w:rPr>
-            <w:rFonts w:ascii="Times New Roman" w:hAnsi="Times New Roman"/>
-            <w:noProof/>
-            <w:color w:val="808080"/>
-            <w:sz w:val="24"/>
-            <w:szCs w:val="24"/>
-          </w:rPr>
-          <w:t>15</w:t>
-        </w:r>
-      </w:fldSimple>
-      <w:r>
-        <w:rPr>
-          <w:rFonts w:ascii="Times New Roman" w:hAnsi="Times New Roman"/>
+      <w:r>
+        <w:rPr>
+          <w:rFonts w:ascii="Montserrat" w:hAnsi="Montserrat"/>
+          <w:sz w:val="24"/>
+        </w:rPr>
+        <w:fldChar w:fldCharType="begin"/>
+      </w:r>
+      <w:r>
+        <w:rPr>
+          <w:rFonts w:ascii="Montserrat" w:hAnsi="Montserrat"/>
+          <w:sz w:val="24"/>
+        </w:rPr>
+        <w:instrText xml:space="preserve"> NUMPAGES  \* MERGEFORMAT </w:instrText>
+      </w:r>
+      <w:r>
+        <w:rPr>
+          <w:rFonts w:ascii="Montserrat" w:hAnsi="Montserrat"/>
+          <w:sz w:val="24"/>
+        </w:rPr>
+        <w:fldChar w:fldCharType="separate"/>
+      </w:r>
+      <w:r>
+        <w:rPr>
+          <w:rFonts w:ascii="Montserrat" w:hAnsi="Montserrat"/>
+          <w:noProof/>
           <w:color w:val="808080"/>
           <w:sz w:val="24"/>
           <w:szCs w:val="24"/>
         </w:rPr>
+        <w:t>15</w:t>
+      </w:r>
+      <w:r>
+        <w:rPr>
+          <w:rFonts w:ascii="Montserrat" w:hAnsi="Montserrat"/>
+          <w:noProof/>
+          <w:color w:val="808080"/>
+          <w:sz w:val="24"/>
+          <w:szCs w:val="24"/>
+        </w:rPr>
+        <w:fldChar w:fldCharType="end"/>
+      </w:r>
+      <w:r>
+        <w:rPr>
+          <w:rFonts w:ascii="Montserrat" w:hAnsi="Montserrat"/>
+          <w:color w:val="808080"/>
+          <w:sz w:val="24"/>
+          <w:szCs w:val="24"/>
+        </w:rPr>
         <w:t xml:space="preserve"> pages ∙ </w:t>
       </w:r>
-      <w:fldSimple w:instr=" NUMWORDS  \* MERGEFORMAT ">
-        <w:r>
-          <w:rPr>
-            <w:rFonts w:ascii="Times New Roman" w:hAnsi="Times New Roman"/>
-            <w:noProof/>
-            <w:color w:val="808080"/>
-            <w:sz w:val="24"/>
-            <w:szCs w:val="24"/>
-          </w:rPr>
-          <w:t>6272</w:t>
-        </w:r>
-      </w:fldSimple>
-      <w:r>
-        <w:rPr>
-          <w:rFonts w:ascii="Times New Roman" w:hAnsi="Times New Roman"/>
+      <w:r>
+        <w:rPr>
+          <w:rFonts w:ascii="Montserrat" w:hAnsi="Montserrat"/>
+          <w:sz w:val="24"/>
+        </w:rPr>
+        <w:fldChar w:fldCharType="begin"/>
+      </w:r>
+      <w:r>
+        <w:rPr>
+          <w:rFonts w:ascii="Montserrat" w:hAnsi="Montserrat"/>
+          <w:sz w:val="24"/>
+        </w:rPr>
+        <w:instrText xml:space="preserve"> NUMWORDS  \* MERGEFORMAT </w:instrText>
+      </w:r>
+      <w:r>
+        <w:rPr>
+          <w:rFonts w:ascii="Montserrat" w:hAnsi="Montserrat"/>
+          <w:sz w:val="24"/>
+        </w:rPr>
+        <w:fldChar w:fldCharType="separate"/>
+      </w:r>
+      <w:r>
+        <w:rPr>
+          <w:rFonts w:ascii="Montserrat" w:hAnsi="Montserrat"/>
+          <w:noProof/>
           <w:color w:val="808080"/>
           <w:sz w:val="24"/>
           <w:szCs w:val="24"/>
         </w:rPr>
+        <w:t>6272</w:t>
+      </w:r>
+      <w:r>
+        <w:rPr>
+          <w:rFonts w:ascii="Montserrat" w:hAnsi="Montserrat"/>
+          <w:noProof/>
+          <w:color w:val="808080"/>
+          <w:sz w:val="24"/>
+          <w:szCs w:val="24"/>
+        </w:rPr>
+        <w:fldChar w:fldCharType="end"/>
+      </w:r>
+      <w:r>
+        <w:rPr>
+          <w:rFonts w:ascii="Montserrat" w:hAnsi="Montserrat"/>
+          <w:color w:val="808080"/>
+          <w:sz w:val="24"/>
+          <w:szCs w:val="24"/>
+        </w:rPr>
         <w:t xml:space="preserve"> words</w:t>
       </w:r>
     </w:p>
@@ -118,7 +167,7 @@
       <w:pPr>
         <w:spacing w:after="0" w:line="360" w:lineRule="auto"/>
         <w:rPr>
-          <w:rFonts w:ascii="Times New Roman" w:hAnsi="Times New Roman"/>
+          <w:rFonts w:ascii="Montserrat" w:hAnsi="Montserrat"/>
           <w:sz w:val="24"/>
           <w:szCs w:val="24"/>
         </w:rPr>
@@ -128,25 +177,25 @@
       <w:pPr>
         <w:spacing w:after="0" w:line="360" w:lineRule="auto"/>
         <w:rPr>
-          <w:rFonts w:ascii="Times New Roman" w:hAnsi="Times New Roman"/>
-          <w:sz w:val="24"/>
-          <w:szCs w:val="24"/>
-        </w:rPr>
-      </w:pPr>
-    </w:p>
-    <w:p>
-      <w:pPr>
-        <w:pStyle w:val="AesBodyTextDP"/>
-        <w:ind w:left="0"/>
-        <w:rPr>
-          <w:rFonts w:ascii="Times New Roman" w:hAnsi="Times New Roman"/>
-          <w:sz w:val="24"/>
-          <w:szCs w:val="24"/>
-        </w:rPr>
-      </w:pPr>
-      <w:r>
-        <w:rPr>
-          <w:rFonts w:ascii="Times New Roman" w:hAnsi="Times New Roman"/>
+          <w:rFonts w:ascii="Montserrat" w:hAnsi="Montserrat"/>
+          <w:sz w:val="24"/>
+          <w:szCs w:val="24"/>
+        </w:rPr>
+      </w:pPr>
+    </w:p>
+    <w:p>
+      <w:pPr>
+        <w:pStyle w:val="AesBodyTextDP"/>
+        <w:ind w:left="0"/>
+        <w:rPr>
+          <w:rFonts w:ascii="Montserrat" w:hAnsi="Montserrat"/>
+          <w:sz w:val="24"/>
+          <w:szCs w:val="24"/>
+        </w:rPr>
+      </w:pPr>
+      <w:r>
+        <w:rPr>
+          <w:rFonts w:ascii="Montserrat" w:hAnsi="Montserrat"/>
           <w:spacing w:val="-2"/>
           <w:sz w:val="24"/>
           <w:szCs w:val="24"/>
@@ -159,14 +208,14 @@
         <w:pStyle w:val="AesBodyTextDP"/>
         <w:ind w:left="0"/>
         <w:rPr>
-          <w:rFonts w:ascii="Times New Roman" w:hAnsi="Times New Roman"/>
-          <w:sz w:val="24"/>
-          <w:szCs w:val="24"/>
-        </w:rPr>
-      </w:pPr>
-      <w:r>
-        <w:rPr>
-          <w:rFonts w:ascii="Times New Roman" w:hAnsi="Times New Roman"/>
+          <w:rFonts w:ascii="Montserrat" w:hAnsi="Montserrat"/>
+          <w:sz w:val="24"/>
+          <w:szCs w:val="24"/>
+        </w:rPr>
+      </w:pPr>
+      <w:r>
+        <w:rPr>
+          <w:rFonts w:ascii="Montserrat" w:hAnsi="Montserrat"/>
           <w:spacing w:val="-2"/>
           <w:sz w:val="24"/>
           <w:szCs w:val="24"/>
@@ -176,7 +225,7 @@
       </w:r>
       <w:r>
         <w:rPr>
-          <w:rFonts w:ascii="Times New Roman" w:hAnsi="Times New Roman"/>
+          <w:rFonts w:ascii="Montserrat" w:hAnsi="Montserrat"/>
           <w:sz w:val="24"/>
           <w:szCs w:val="24"/>
         </w:rPr>
@@ -188,14 +237,14 @@
         <w:pStyle w:val="AesBodyTextDP"/>
         <w:ind w:left="0"/>
         <w:rPr>
-          <w:rFonts w:ascii="Times New Roman" w:hAnsi="Times New Roman"/>
-          <w:sz w:val="24"/>
-          <w:szCs w:val="24"/>
-        </w:rPr>
-      </w:pPr>
-      <w:r>
-        <w:rPr>
-          <w:rFonts w:ascii="Times New Roman" w:hAnsi="Times New Roman"/>
+          <w:rFonts w:ascii="Montserrat" w:hAnsi="Montserrat"/>
+          <w:sz w:val="24"/>
+          <w:szCs w:val="24"/>
+        </w:rPr>
+      </w:pPr>
+      <w:r>
+        <w:rPr>
+          <w:rFonts w:ascii="Montserrat" w:hAnsi="Montserrat"/>
           <w:spacing w:val="-2"/>
           <w:sz w:val="24"/>
           <w:szCs w:val="24"/>
@@ -205,7 +254,7 @@
       </w:r>
       <w:r>
         <w:rPr>
-          <w:rFonts w:ascii="Times New Roman" w:hAnsi="Times New Roman"/>
+          <w:rFonts w:ascii="Montserrat" w:hAnsi="Montserrat"/>
           <w:spacing w:val="-2"/>
           <w:sz w:val="24"/>
           <w:szCs w:val="24"/>
@@ -215,7 +264,7 @@
       </w:r>
       <w:r>
         <w:rPr>
-          <w:rFonts w:ascii="Times New Roman" w:hAnsi="Times New Roman"/>
+          <w:rFonts w:ascii="Montserrat" w:hAnsi="Montserrat"/>
           <w:spacing w:val="-2"/>
           <w:sz w:val="24"/>
           <w:szCs w:val="24"/>
@@ -225,7 +274,7 @@
       </w:r>
       <w:r>
         <w:rPr>
-          <w:rFonts w:ascii="Times New Roman" w:hAnsi="Times New Roman"/>
+          <w:rFonts w:ascii="Montserrat" w:hAnsi="Montserrat"/>
           <w:sz w:val="24"/>
           <w:szCs w:val="24"/>
         </w:rPr>
@@ -237,45 +286,35 @@
         <w:pStyle w:val="AesBodyTextDP"/>
         <w:ind w:left="0"/>
         <w:rPr>
-          <w:rFonts w:ascii="Times New Roman" w:hAnsi="Times New Roman"/>
-          <w:sz w:val="24"/>
-          <w:szCs w:val="24"/>
-        </w:rPr>
-      </w:pPr>
-      <w:r>
-        <w:rPr>
-          <w:rFonts w:ascii="Times New Roman" w:hAnsi="Times New Roman"/>
-          <w:spacing w:val="-2"/>
-          <w:sz w:val="24"/>
-          <w:szCs w:val="24"/>
-        </w:rPr>
-        <w:tab/>
-        <w:t xml:space="preserve">Her treacherously expressive mouth plainly revealed her otherwise secret emotions. Her anxiety showed itself in little frowns and subtle partings as she nibbled on her lower lip. Her thoughts turned to her guardians. She hadn't seen either of them for nearly a year, living in near solitude on an island fortress so huge, she had not fully explored the whole place in the past four years. The lower city had been recently populated by the families of craftsmen, and merchants; those who had been willing to risk the ghosts of Aeirnholme. Now, they had become a whole community that catered almost solely to the small, strange </w:t>
-      </w:r>
-      <w:r>
-        <w:rPr>
-          <w:rFonts w:ascii="Times New Roman" w:hAnsi="Times New Roman"/>
-          <w:spacing w:val="-2"/>
-          <w:sz w:val="24"/>
-          <w:szCs w:val="24"/>
-        </w:rPr>
-        <w:lastRenderedPageBreak/>
-        <w:t>household that occupied the fortress proper. Herself included, but she did not yet see that her small world was considered odd by any normal standards. Aside from the household she belonged to, and its supporting community, there were no other human inhabitants. The massive fortress itself was largely left to her wanderings alone. However, her expeditions had been reined in quite a bit lately, by her nurse. She had vanished for a whole week, exploring a secluded wing of the abandoned home of the Gods, without leaving any word. Her mind drifted over these musings, largely untluched by either them, or the elusive plucking she was trying to grasp. For an instant, the back of her neck crawled with an electric charge, causing her to twitch, but failed to break her reverie.</w:t>
-      </w:r>
-    </w:p>
-    <w:p>
-      <w:pPr>
-        <w:pStyle w:val="AesBodyTextDP"/>
-        <w:ind w:left="0"/>
-        <w:rPr>
-          <w:rFonts w:ascii="Times New Roman" w:hAnsi="Times New Roman"/>
-          <w:sz w:val="24"/>
-          <w:szCs w:val="24"/>
-        </w:rPr>
-      </w:pPr>
-      <w:r>
-        <w:rPr>
-          <w:rFonts w:ascii="Times New Roman" w:hAnsi="Times New Roman"/>
+          <w:rFonts w:ascii="Montserrat" w:hAnsi="Montserrat"/>
+          <w:sz w:val="24"/>
+          <w:szCs w:val="24"/>
+        </w:rPr>
+      </w:pPr>
+      <w:r>
+        <w:rPr>
+          <w:rFonts w:ascii="Montserrat" w:hAnsi="Montserrat"/>
+          <w:spacing w:val="-2"/>
+          <w:sz w:val="24"/>
+          <w:szCs w:val="24"/>
+        </w:rPr>
+        <w:tab/>
+        <w:t>Her treacherously expressive mouth plainly revealed her otherwise secret emotions. Her anxiety showed itself in little frowns and subtle partings as she nibbled on her lower lip. Her thoughts turned to her guardians. She hadn't seen either of them for nearly a year, living in near solitude on an island fortress so huge, she had not fully explored the whole place in the past four years. The lower city had been recently populated by the families of craftsmen, and merchants; those who had been willing to risk the ghosts of Aeirnholme. Now, they had become a whole community that catered almost solely to the small, strange household that occupied the fortress proper. Herself included, but she did not yet see that her small world was considered odd by any normal standards. Aside from the household she belonged to, and its supporting community, there were no other human inhabitants. The massive fortress itself was largely left to her wanderings alone. However, her expeditions had been reined in quite a bit lately, by her nurse. She had vanished for a whole week, exploring a secluded wing of the abandoned home of the Gods, without leaving any word. Her mind drifted over these musings, largely untluched by either them, or the elusive plucking she was trying to grasp. For an instant, the back of her neck crawled with an electric charge, causing her to twitch, but failed to break her reverie.</w:t>
+      </w:r>
+    </w:p>
+    <w:p>
+      <w:pPr>
+        <w:pStyle w:val="AesBodyTextDP"/>
+        <w:ind w:left="0"/>
+        <w:rPr>
+          <w:rFonts w:ascii="Montserrat" w:hAnsi="Montserrat"/>
+          <w:sz w:val="24"/>
+          <w:szCs w:val="24"/>
+        </w:rPr>
+      </w:pPr>
+      <w:r>
+        <w:rPr>
+          <w:rFonts w:ascii="Montserrat" w:hAnsi="Montserrat"/>
           <w:spacing w:val="-2"/>
           <w:sz w:val="24"/>
           <w:szCs w:val="24"/>
@@ -289,14 +328,14 @@
         <w:pStyle w:val="AesBodyTextDP"/>
         <w:ind w:left="0"/>
         <w:rPr>
-          <w:rFonts w:ascii="Times New Roman" w:hAnsi="Times New Roman"/>
-          <w:sz w:val="24"/>
-          <w:szCs w:val="24"/>
-        </w:rPr>
-      </w:pPr>
-      <w:r>
-        <w:rPr>
-          <w:rFonts w:ascii="Times New Roman" w:hAnsi="Times New Roman"/>
+          <w:rFonts w:ascii="Montserrat" w:hAnsi="Montserrat"/>
+          <w:sz w:val="24"/>
+          <w:szCs w:val="24"/>
+        </w:rPr>
+      </w:pPr>
+      <w:r>
+        <w:rPr>
+          <w:rFonts w:ascii="Montserrat" w:hAnsi="Montserrat"/>
           <w:spacing w:val="-2"/>
           <w:sz w:val="24"/>
           <w:szCs w:val="24"/>
@@ -306,7 +345,7 @@
       </w:r>
       <w:r>
         <w:rPr>
-          <w:rFonts w:ascii="Times New Roman" w:hAnsi="Times New Roman"/>
+          <w:rFonts w:ascii="Montserrat" w:hAnsi="Montserrat"/>
           <w:i/>
           <w:spacing w:val="-2"/>
           <w:sz w:val="24"/>
@@ -316,7 +355,7 @@
       </w:r>
       <w:r>
         <w:rPr>
-          <w:rFonts w:ascii="Times New Roman" w:hAnsi="Times New Roman"/>
+          <w:rFonts w:ascii="Montserrat" w:hAnsi="Montserrat"/>
           <w:spacing w:val="-2"/>
           <w:sz w:val="24"/>
           <w:szCs w:val="24"/>
@@ -325,7 +364,7 @@
       </w:r>
       <w:r>
         <w:rPr>
-          <w:rFonts w:ascii="Times New Roman" w:hAnsi="Times New Roman"/>
+          <w:rFonts w:ascii="Montserrat" w:hAnsi="Montserrat"/>
           <w:i/>
           <w:spacing w:val="-2"/>
           <w:sz w:val="24"/>
@@ -335,37 +374,27 @@
       </w:r>
       <w:r>
         <w:rPr>
-          <w:rFonts w:ascii="Times New Roman" w:hAnsi="Times New Roman"/>
-          <w:spacing w:val="-2"/>
-          <w:sz w:val="24"/>
-          <w:szCs w:val="24"/>
-        </w:rPr>
-        <w:t xml:space="preserve">She folded her arms around each other, gripping her shoulders tightly, and tucked her chin into the nook her elbows provided. Strange, but now that there were more people on Aeirnholme she was having a more </w:t>
-      </w:r>
-      <w:r>
-        <w:rPr>
-          <w:rFonts w:ascii="Times New Roman" w:hAnsi="Times New Roman"/>
-          <w:spacing w:val="-2"/>
-          <w:sz w:val="24"/>
-          <w:szCs w:val="24"/>
-        </w:rPr>
-        <w:lastRenderedPageBreak/>
-        <w:t>difficult time. Things used to be so carefree and idlewild. Now she had to keep looking over her shoulder, guarding her mind against theirs, and compromising herself in order to avoid raising their offense. Until people had come back to Aeirnholme, she'd never borne the brunt of hostility nor been treated like she was an object rather than a person. She suspected that other people were going to become her greatest trial in life. It was from people that she had begun to learn the most disturbing things about life. Again, a little charge passed through her that she failed to notice. In response to some mounting stress she alone seemed to sense, building like a palpable wave, she had become more and more reclusive. Oddly, the awareness which nagged at her, was an inconsistency. For some reason she was only capable of unintentional or subliminal uses of the abilities she had been tutored in. Again, she turned her will back to the insistent wind, now fervently trying to ignore the crawling charges nipping down her spine, and tried to tame it. In her mind she went over everything she had ever been taught, trying to see what she might be doing wrong. She was so distracted, that she didn't hear her nurse come up behind her until she spoke.</w:t>
-      </w:r>
-    </w:p>
-    <w:p>
-      <w:pPr>
-        <w:pStyle w:val="AesBodyTextDP"/>
-        <w:ind w:left="0"/>
-        <w:rPr>
-          <w:rFonts w:ascii="Times New Roman" w:hAnsi="Times New Roman"/>
-          <w:sz w:val="24"/>
-          <w:szCs w:val="24"/>
-        </w:rPr>
-      </w:pPr>
-      <w:r>
-        <w:rPr>
-          <w:rFonts w:ascii="Times New Roman" w:hAnsi="Times New Roman"/>
+          <w:rFonts w:ascii="Montserrat" w:hAnsi="Montserrat"/>
+          <w:spacing w:val="-2"/>
+          <w:sz w:val="24"/>
+          <w:szCs w:val="24"/>
+        </w:rPr>
+        <w:t>She folded her arms around each other, gripping her shoulders tightly, and tucked her chin into the nook her elbows provided. Strange, but now that there were more people on Aeirnholme she was having a more difficult time. Things used to be so carefree and idlewild. Now she had to keep looking over her shoulder, guarding her mind against theirs, and compromising herself in order to avoid raising their offense. Until people had come back to Aeirnholme, she'd never borne the brunt of hostility nor been treated like she was an object rather than a person. She suspected that other people were going to become her greatest trial in life. It was from people that she had begun to learn the most disturbing things about life. Again, a little charge passed through her that she failed to notice. In response to some mounting stress she alone seemed to sense, building like a palpable wave, she had become more and more reclusive. Oddly, the awareness which nagged at her, was an inconsistency. For some reason she was only capable of unintentional or subliminal uses of the abilities she had been tutored in. Again, she turned her will back to the insistent wind, now fervently trying to ignore the crawling charges nipping down her spine, and tried to tame it. In her mind she went over everything she had ever been taught, trying to see what she might be doing wrong. She was so distracted, that she didn't hear her nurse come up behind her until she spoke.</w:t>
+      </w:r>
+    </w:p>
+    <w:p>
+      <w:pPr>
+        <w:pStyle w:val="AesBodyTextDP"/>
+        <w:ind w:left="0"/>
+        <w:rPr>
+          <w:rFonts w:ascii="Montserrat" w:hAnsi="Montserrat"/>
+          <w:sz w:val="24"/>
+          <w:szCs w:val="24"/>
+        </w:rPr>
+      </w:pPr>
+      <w:r>
+        <w:rPr>
+          <w:rFonts w:ascii="Montserrat" w:hAnsi="Montserrat"/>
           <w:spacing w:val="-2"/>
           <w:sz w:val="24"/>
           <w:szCs w:val="24"/>
@@ -379,14 +408,14 @@
         <w:pStyle w:val="AesBodyTextDP"/>
         <w:ind w:left="0"/>
         <w:rPr>
-          <w:rFonts w:ascii="Times New Roman" w:hAnsi="Times New Roman"/>
-          <w:sz w:val="24"/>
-          <w:szCs w:val="24"/>
-        </w:rPr>
-      </w:pPr>
-      <w:r>
-        <w:rPr>
-          <w:rFonts w:ascii="Times New Roman" w:hAnsi="Times New Roman"/>
+          <w:rFonts w:ascii="Montserrat" w:hAnsi="Montserrat"/>
+          <w:sz w:val="24"/>
+          <w:szCs w:val="24"/>
+        </w:rPr>
+      </w:pPr>
+      <w:r>
+        <w:rPr>
+          <w:rFonts w:ascii="Montserrat" w:hAnsi="Montserrat"/>
           <w:spacing w:val="-2"/>
           <w:sz w:val="24"/>
           <w:szCs w:val="24"/>
@@ -396,7 +425,7 @@
       </w:r>
       <w:r>
         <w:rPr>
-          <w:rFonts w:ascii="Times New Roman" w:hAnsi="Times New Roman"/>
+          <w:rFonts w:ascii="Montserrat" w:hAnsi="Montserrat"/>
           <w:spacing w:val="-2"/>
           <w:sz w:val="24"/>
           <w:szCs w:val="24"/>
@@ -406,7 +435,7 @@
       </w:r>
       <w:r>
         <w:rPr>
-          <w:rFonts w:ascii="Times New Roman" w:hAnsi="Times New Roman"/>
+          <w:rFonts w:ascii="Montserrat" w:hAnsi="Montserrat"/>
           <w:sz w:val="24"/>
           <w:szCs w:val="24"/>
         </w:rPr>
@@ -418,45 +447,35 @@
         <w:pStyle w:val="AesBodyTextDP"/>
         <w:ind w:left="0"/>
         <w:rPr>
-          <w:rFonts w:ascii="Times New Roman" w:hAnsi="Times New Roman"/>
-          <w:sz w:val="24"/>
-          <w:szCs w:val="24"/>
-        </w:rPr>
-      </w:pPr>
-      <w:r>
-        <w:rPr>
-          <w:rFonts w:ascii="Times New Roman" w:hAnsi="Times New Roman"/>
-          <w:spacing w:val="-2"/>
-          <w:sz w:val="24"/>
-          <w:szCs w:val="24"/>
-        </w:rPr>
-        <w:tab/>
-        <w:t xml:space="preserve">"For mercy, watch what you say child!" cried the exasperated woman, positive of the child's certain doom. Masterfully regaining the breath which had only just escaped, with an indignant gasp. No child of her's would dare hand her elders a retort like that. This </w:t>
-      </w:r>
-      <w:r>
-        <w:rPr>
-          <w:rFonts w:ascii="Times New Roman" w:hAnsi="Times New Roman"/>
-          <w:spacing w:val="-2"/>
-          <w:sz w:val="24"/>
-          <w:szCs w:val="24"/>
-        </w:rPr>
-        <w:lastRenderedPageBreak/>
-        <w:t>affront was immediately added to a list of others, real or imagined. The only way she felt she could endure taking care of the child was to think of it as her duty to save her from inevitable damnation. Once again, she was of a mind to tell the two who were supposed to be responsible for the child, just what she thought of the way they were corrupting the child with their ridiculous notions and disrespectful ideas. She often debated over either complaining, or stridently refusing to admit, that at times this child was just too much for her. As far as Khreisha was concerned, Vaiel just simply did not seem to be able to understand the slightest bit of morals that any good child was expected to. There was no question in Khriesha's mind that the girl was good and decent minded, but she obviousle did not think the way a child was supposed to think. She felt she had to make the child see the consequences of her rebelliousness. "This is the Gods' home you're defiling! Now get you dressed, ere I take a rod to you!" she threatened, hoping to scare some sense into her.</w:t>
-      </w:r>
-    </w:p>
-    <w:p>
-      <w:pPr>
-        <w:pStyle w:val="AesBodyTextDP"/>
-        <w:ind w:left="0"/>
-        <w:rPr>
-          <w:rFonts w:ascii="Times New Roman" w:hAnsi="Times New Roman"/>
-          <w:sz w:val="24"/>
-          <w:szCs w:val="24"/>
-        </w:rPr>
-      </w:pPr>
-      <w:r>
-        <w:rPr>
-          <w:rFonts w:ascii="Times New Roman" w:hAnsi="Times New Roman"/>
+          <w:rFonts w:ascii="Montserrat" w:hAnsi="Montserrat"/>
+          <w:sz w:val="24"/>
+          <w:szCs w:val="24"/>
+        </w:rPr>
+      </w:pPr>
+      <w:r>
+        <w:rPr>
+          <w:rFonts w:ascii="Montserrat" w:hAnsi="Montserrat"/>
+          <w:spacing w:val="-2"/>
+          <w:sz w:val="24"/>
+          <w:szCs w:val="24"/>
+        </w:rPr>
+        <w:tab/>
+        <w:t>"For mercy, watch what you say child!" cried the exasperated woman, positive of the child's certain doom. Masterfully regaining the breath which had only just escaped, with an indignant gasp. No child of her's would dare hand her elders a retort like that. This affront was immediately added to a list of others, real or imagined. The only way she felt she could endure taking care of the child was to think of it as her duty to save her from inevitable damnation. Once again, she was of a mind to tell the two who were supposed to be responsible for the child, just what she thought of the way they were corrupting the child with their ridiculous notions and disrespectful ideas. She often debated over either complaining, or stridently refusing to admit, that at times this child was just too much for her. As far as Khreisha was concerned, Vaiel just simply did not seem to be able to understand the slightest bit of morals that any good child was expected to. There was no question in Khriesha's mind that the girl was good and decent minded, but she obviousle did not think the way a child was supposed to think. She felt she had to make the child see the consequences of her rebelliousness. "This is the Gods' home you're defiling! Now get you dressed, ere I take a rod to you!" she threatened, hoping to scare some sense into her.</w:t>
+      </w:r>
+    </w:p>
+    <w:p>
+      <w:pPr>
+        <w:pStyle w:val="AesBodyTextDP"/>
+        <w:ind w:left="0"/>
+        <w:rPr>
+          <w:rFonts w:ascii="Montserrat" w:hAnsi="Montserrat"/>
+          <w:sz w:val="24"/>
+          <w:szCs w:val="24"/>
+        </w:rPr>
+      </w:pPr>
+      <w:r>
+        <w:rPr>
+          <w:rFonts w:ascii="Montserrat" w:hAnsi="Montserrat"/>
           <w:spacing w:val="-2"/>
           <w:sz w:val="24"/>
           <w:szCs w:val="24"/>
@@ -466,7 +485,7 @@
       </w:r>
       <w:r>
         <w:rPr>
-          <w:rFonts w:ascii="Times New Roman" w:hAnsi="Times New Roman"/>
+          <w:rFonts w:ascii="Montserrat" w:hAnsi="Montserrat"/>
           <w:spacing w:val="-2"/>
           <w:sz w:val="24"/>
           <w:szCs w:val="24"/>
@@ -480,14 +499,14 @@
         <w:pStyle w:val="AesBodyTextDP"/>
         <w:ind w:left="0"/>
         <w:rPr>
-          <w:rFonts w:ascii="Times New Roman" w:hAnsi="Times New Roman"/>
-          <w:sz w:val="24"/>
-          <w:szCs w:val="24"/>
-        </w:rPr>
-      </w:pPr>
-      <w:r>
-        <w:rPr>
-          <w:rFonts w:ascii="Times New Roman" w:hAnsi="Times New Roman"/>
+          <w:rFonts w:ascii="Montserrat" w:hAnsi="Montserrat"/>
+          <w:sz w:val="24"/>
+          <w:szCs w:val="24"/>
+        </w:rPr>
+      </w:pPr>
+      <w:r>
+        <w:rPr>
+          <w:rFonts w:ascii="Montserrat" w:hAnsi="Montserrat"/>
           <w:spacing w:val="-2"/>
           <w:sz w:val="24"/>
           <w:szCs w:val="24"/>
@@ -497,38 +516,28 @@
       </w:r>
       <w:r>
         <w:rPr>
-          <w:rFonts w:ascii="Times New Roman" w:hAnsi="Times New Roman"/>
+          <w:rFonts w:ascii="Montserrat" w:hAnsi="Montserrat"/>
           <w:spacing w:val="-2"/>
           <w:sz w:val="24"/>
           <w:szCs w:val="24"/>
         </w:rPr>
         <w:noBreakHyphen/>
-        <w:t xml:space="preserve">importance which motivated her to dominate Vaiel herslef. But Vaiel could also see the befuddled sense of matronly love the woman had for her, and was at odds as to how to maintain her views, and sense of self, without increasing the strain between them. Ultimately, she always found herself playing Khriesha's own </w:t>
-      </w:r>
-      <w:r>
-        <w:rPr>
-          <w:rFonts w:ascii="Times New Roman" w:hAnsi="Times New Roman"/>
-          <w:spacing w:val="-2"/>
-          <w:sz w:val="24"/>
-          <w:szCs w:val="24"/>
-        </w:rPr>
-        <w:lastRenderedPageBreak/>
-        <w:t>emotions against her. Though for each instance, the degree of conflict increased dramitically. She sought, and quickly found, a way to divert the impending course of their conflict, as she relied once again upon her failsafe cloak of defiance. "I'll throw myself off of here if you force me," the young girl declared indicating the precipitous height of her balcony.</w:t>
-      </w:r>
-    </w:p>
-    <w:p>
-      <w:pPr>
-        <w:pStyle w:val="AesBodyTextDP"/>
-        <w:ind w:left="0"/>
-        <w:rPr>
-          <w:rFonts w:ascii="Times New Roman" w:hAnsi="Times New Roman"/>
-          <w:sz w:val="24"/>
-          <w:szCs w:val="24"/>
-        </w:rPr>
-      </w:pPr>
-      <w:r>
-        <w:rPr>
-          <w:rFonts w:ascii="Times New Roman" w:hAnsi="Times New Roman"/>
+        <w:t>importance which motivated her to dominate Vaiel herslef. But Vaiel could also see the befuddled sense of matronly love the woman had for her, and was at odds as to how to maintain her views, and sense of self, without increasing the strain between them. Ultimately, she always found herself playing Khriesha's own emotions against her. Though for each instance, the degree of conflict increased dramitically. She sought, and quickly found, a way to divert the impending course of their conflict, as she relied once again upon her failsafe cloak of defiance. "I'll throw myself off of here if you force me," the young girl declared indicating the precipitous height of her balcony.</w:t>
+      </w:r>
+    </w:p>
+    <w:p>
+      <w:pPr>
+        <w:pStyle w:val="AesBodyTextDP"/>
+        <w:ind w:left="0"/>
+        <w:rPr>
+          <w:rFonts w:ascii="Montserrat" w:hAnsi="Montserrat"/>
+          <w:sz w:val="24"/>
+          <w:szCs w:val="24"/>
+        </w:rPr>
+      </w:pPr>
+      <w:r>
+        <w:rPr>
+          <w:rFonts w:ascii="Montserrat" w:hAnsi="Montserrat"/>
           <w:spacing w:val="-2"/>
           <w:sz w:val="24"/>
           <w:szCs w:val="24"/>
@@ -538,7 +547,7 @@
       </w:r>
       <w:r>
         <w:rPr>
-          <w:rFonts w:ascii="Times New Roman" w:hAnsi="Times New Roman"/>
+          <w:rFonts w:ascii="Montserrat" w:hAnsi="Montserrat"/>
           <w:sz w:val="24"/>
           <w:szCs w:val="24"/>
         </w:rPr>
@@ -550,14 +559,14 @@
         <w:pStyle w:val="AesBodyTextDP"/>
         <w:ind w:left="0"/>
         <w:rPr>
-          <w:rFonts w:ascii="Times New Roman" w:hAnsi="Times New Roman"/>
-          <w:sz w:val="24"/>
-          <w:szCs w:val="24"/>
-        </w:rPr>
-      </w:pPr>
-      <w:r>
-        <w:rPr>
-          <w:rFonts w:ascii="Times New Roman" w:hAnsi="Times New Roman"/>
+          <w:rFonts w:ascii="Montserrat" w:hAnsi="Montserrat"/>
+          <w:sz w:val="24"/>
+          <w:szCs w:val="24"/>
+        </w:rPr>
+      </w:pPr>
+      <w:r>
+        <w:rPr>
+          <w:rFonts w:ascii="Montserrat" w:hAnsi="Montserrat"/>
           <w:spacing w:val="-2"/>
           <w:sz w:val="24"/>
           <w:szCs w:val="24"/>
@@ -571,45 +580,35 @@
         <w:pStyle w:val="AesBodyTextDP"/>
         <w:ind w:left="0"/>
         <w:rPr>
-          <w:rFonts w:ascii="Times New Roman" w:hAnsi="Times New Roman"/>
-          <w:sz w:val="24"/>
-          <w:szCs w:val="24"/>
-        </w:rPr>
-      </w:pPr>
-      <w:r>
-        <w:rPr>
-          <w:rFonts w:ascii="Times New Roman" w:hAnsi="Times New Roman"/>
-          <w:spacing w:val="-2"/>
-          <w:sz w:val="24"/>
-          <w:szCs w:val="24"/>
-        </w:rPr>
-        <w:tab/>
-        <w:t xml:space="preserve">As the torrent of happy squeals, and excited babblings tapered down to a steady contented murmuring, they made their way inside. For Vaiel, this happy distraction effortlessly obliterated the oppressive mood summoned by the clash of wills. As they crossed the threshold of the tall arched door that connected Vaiel's chambers with her private balcony, the wind subsided and gave up against the dark granite of Aeirnholme's walls. Vaiel did not even note the sighing departure of her headache. Inside, the light was dim, issuing from the cavernous fireplace, until the enchanted stones of the ceiling began to glow brightly in response to their presence. One of the amenities of the ancient magic the fortress once witnessed. In fact, much of Aeirnholme was magical, retaining the powerful enchantments placed by the Gods themselves during its construction. Much of the world's moonstone had been quarried and enchanted so that once in place within every ceiling in the fortress, they would eternally light its passages. These luminescent stones were powered by the world itself now, and would endure as long as the world did. The lights functioned autonomically, to compensate for the time of day, and required no direct </w:t>
-      </w:r>
-      <w:r>
-        <w:rPr>
-          <w:rFonts w:ascii="Times New Roman" w:hAnsi="Times New Roman"/>
-          <w:spacing w:val="-2"/>
-          <w:sz w:val="24"/>
-          <w:szCs w:val="24"/>
-        </w:rPr>
-        <w:lastRenderedPageBreak/>
-        <w:t>regulation from the inhabitants other than a desire for the lights to be on or off to suit the needs of the inhabitants.</w:t>
-      </w:r>
-    </w:p>
-    <w:p>
-      <w:pPr>
-        <w:pStyle w:val="AesBodyTextDP"/>
-        <w:ind w:left="0"/>
-        <w:rPr>
-          <w:rFonts w:ascii="Times New Roman" w:hAnsi="Times New Roman"/>
-          <w:sz w:val="24"/>
-          <w:szCs w:val="24"/>
-        </w:rPr>
-      </w:pPr>
-      <w:r>
-        <w:rPr>
-          <w:rFonts w:ascii="Times New Roman" w:hAnsi="Times New Roman"/>
+          <w:rFonts w:ascii="Montserrat" w:hAnsi="Montserrat"/>
+          <w:sz w:val="24"/>
+          <w:szCs w:val="24"/>
+        </w:rPr>
+      </w:pPr>
+      <w:r>
+        <w:rPr>
+          <w:rFonts w:ascii="Montserrat" w:hAnsi="Montserrat"/>
+          <w:spacing w:val="-2"/>
+          <w:sz w:val="24"/>
+          <w:szCs w:val="24"/>
+        </w:rPr>
+        <w:tab/>
+        <w:t>As the torrent of happy squeals, and excited babblings tapered down to a steady contented murmuring, they made their way inside. For Vaiel, this happy distraction effortlessly obliterated the oppressive mood summoned by the clash of wills. As they crossed the threshold of the tall arched door that connected Vaiel's chambers with her private balcony, the wind subsided and gave up against the dark granite of Aeirnholme's walls. Vaiel did not even note the sighing departure of her headache. Inside, the light was dim, issuing from the cavernous fireplace, until the enchanted stones of the ceiling began to glow brightly in response to their presence. One of the amenities of the ancient magic the fortress once witnessed. In fact, much of Aeirnholme was magical, retaining the powerful enchantments placed by the Gods themselves during its construction. Much of the world's moonstone had been quarried and enchanted so that once in place within every ceiling in the fortress, they would eternally light its passages. These luminescent stones were powered by the world itself now, and would endure as long as the world did. The lights functioned autonomically, to compensate for the time of day, and required no direct regulation from the inhabitants other than a desire for the lights to be on or off to suit the needs of the inhabitants.</w:t>
+      </w:r>
+    </w:p>
+    <w:p>
+      <w:pPr>
+        <w:pStyle w:val="AesBodyTextDP"/>
+        <w:ind w:left="0"/>
+        <w:rPr>
+          <w:rFonts w:ascii="Montserrat" w:hAnsi="Montserrat"/>
+          <w:sz w:val="24"/>
+          <w:szCs w:val="24"/>
+        </w:rPr>
+      </w:pPr>
+      <w:r>
+        <w:rPr>
+          <w:rFonts w:ascii="Montserrat" w:hAnsi="Montserrat"/>
           <w:spacing w:val="-2"/>
           <w:sz w:val="24"/>
           <w:szCs w:val="24"/>
@@ -623,14 +622,14 @@
         <w:pStyle w:val="AesBodyTextDP"/>
         <w:ind w:left="0"/>
         <w:rPr>
-          <w:rFonts w:ascii="Times New Roman" w:hAnsi="Times New Roman"/>
-          <w:sz w:val="24"/>
-          <w:szCs w:val="24"/>
-        </w:rPr>
-      </w:pPr>
-      <w:r>
-        <w:rPr>
-          <w:rFonts w:ascii="Times New Roman" w:hAnsi="Times New Roman"/>
+          <w:rFonts w:ascii="Montserrat" w:hAnsi="Montserrat"/>
+          <w:sz w:val="24"/>
+          <w:szCs w:val="24"/>
+        </w:rPr>
+      </w:pPr>
+      <w:r>
+        <w:rPr>
+          <w:rFonts w:ascii="Montserrat" w:hAnsi="Montserrat"/>
           <w:spacing w:val="-2"/>
           <w:sz w:val="24"/>
           <w:szCs w:val="24"/>
@@ -640,7 +639,7 @@
       </w:r>
       <w:r>
         <w:rPr>
-          <w:rFonts w:ascii="Times New Roman" w:hAnsi="Times New Roman"/>
+          <w:rFonts w:ascii="Montserrat" w:hAnsi="Montserrat"/>
           <w:spacing w:val="-2"/>
           <w:sz w:val="24"/>
           <w:szCs w:val="24"/>
@@ -650,7 +649,7 @@
       </w:r>
       <w:r>
         <w:rPr>
-          <w:rFonts w:ascii="Times New Roman" w:hAnsi="Times New Roman"/>
+          <w:rFonts w:ascii="Montserrat" w:hAnsi="Montserrat"/>
           <w:sz w:val="24"/>
           <w:szCs w:val="24"/>
         </w:rPr>
@@ -662,14 +661,14 @@
         <w:pStyle w:val="AesBodyTextDP"/>
         <w:ind w:left="0"/>
         <w:rPr>
-          <w:rFonts w:ascii="Times New Roman" w:hAnsi="Times New Roman"/>
-          <w:sz w:val="24"/>
-          <w:szCs w:val="24"/>
-        </w:rPr>
-      </w:pPr>
-      <w:r>
-        <w:rPr>
-          <w:rFonts w:ascii="Times New Roman" w:hAnsi="Times New Roman"/>
+          <w:rFonts w:ascii="Montserrat" w:hAnsi="Montserrat"/>
+          <w:sz w:val="24"/>
+          <w:szCs w:val="24"/>
+        </w:rPr>
+      </w:pPr>
+      <w:r>
+        <w:rPr>
+          <w:rFonts w:ascii="Montserrat" w:hAnsi="Montserrat"/>
           <w:spacing w:val="-2"/>
           <w:sz w:val="24"/>
           <w:szCs w:val="24"/>
@@ -679,7 +678,7 @@
       </w:r>
       <w:r>
         <w:rPr>
-          <w:rFonts w:ascii="Times New Roman" w:hAnsi="Times New Roman"/>
+          <w:rFonts w:ascii="Montserrat" w:hAnsi="Montserrat"/>
           <w:spacing w:val="-2"/>
           <w:sz w:val="24"/>
           <w:szCs w:val="24"/>
@@ -693,14 +692,14 @@
         <w:pStyle w:val="AesBodyTextDP"/>
         <w:ind w:left="0"/>
         <w:rPr>
-          <w:rFonts w:ascii="Times New Roman" w:hAnsi="Times New Roman"/>
-          <w:sz w:val="24"/>
-          <w:szCs w:val="24"/>
-        </w:rPr>
-      </w:pPr>
-      <w:r>
-        <w:rPr>
-          <w:rFonts w:ascii="Times New Roman" w:hAnsi="Times New Roman"/>
+          <w:rFonts w:ascii="Montserrat" w:hAnsi="Montserrat"/>
+          <w:sz w:val="24"/>
+          <w:szCs w:val="24"/>
+        </w:rPr>
+      </w:pPr>
+      <w:r>
+        <w:rPr>
+          <w:rFonts w:ascii="Montserrat" w:hAnsi="Montserrat"/>
           <w:spacing w:val="-2"/>
           <w:sz w:val="24"/>
           <w:szCs w:val="24"/>
@@ -714,14 +713,14 @@
         <w:pStyle w:val="AesBodyTextDP"/>
         <w:ind w:left="0"/>
         <w:rPr>
-          <w:rFonts w:ascii="Times New Roman" w:hAnsi="Times New Roman"/>
-          <w:sz w:val="24"/>
-          <w:szCs w:val="24"/>
-        </w:rPr>
-      </w:pPr>
-      <w:r>
-        <w:rPr>
-          <w:rFonts w:ascii="Times New Roman" w:hAnsi="Times New Roman"/>
+          <w:rFonts w:ascii="Montserrat" w:hAnsi="Montserrat"/>
+          <w:sz w:val="24"/>
+          <w:szCs w:val="24"/>
+        </w:rPr>
+      </w:pPr>
+      <w:r>
+        <w:rPr>
+          <w:rFonts w:ascii="Montserrat" w:hAnsi="Montserrat"/>
           <w:spacing w:val="-2"/>
           <w:sz w:val="24"/>
           <w:szCs w:val="24"/>
@@ -731,7 +730,7 @@
       </w:r>
       <w:r>
         <w:rPr>
-          <w:rFonts w:ascii="Times New Roman" w:hAnsi="Times New Roman"/>
+          <w:rFonts w:ascii="Montserrat" w:hAnsi="Montserrat"/>
           <w:spacing w:val="-2"/>
           <w:sz w:val="24"/>
           <w:szCs w:val="24"/>
@@ -745,34 +744,24 @@
         <w:pStyle w:val="AesBodyTextDP"/>
         <w:ind w:left="0"/>
         <w:rPr>
-          <w:rFonts w:ascii="Times New Roman" w:hAnsi="Times New Roman"/>
-          <w:sz w:val="24"/>
-          <w:szCs w:val="24"/>
-        </w:rPr>
-      </w:pPr>
-      <w:r>
-        <w:rPr>
-          <w:rFonts w:ascii="Times New Roman" w:hAnsi="Times New Roman"/>
-          <w:spacing w:val="-2"/>
-          <w:sz w:val="24"/>
-          <w:szCs w:val="24"/>
-        </w:rPr>
-        <w:tab/>
-        <w:t xml:space="preserve">Then, without preamble, she lead into him. "I don't suppose it'd occurred t'ye that leaving for a year might not have the best effect on your ward. But then I surely am not one </w:t>
-      </w:r>
-      <w:r>
-        <w:rPr>
-          <w:rFonts w:ascii="Times New Roman" w:hAnsi="Times New Roman"/>
-          <w:spacing w:val="-2"/>
-          <w:sz w:val="24"/>
-          <w:szCs w:val="24"/>
-        </w:rPr>
-        <w:lastRenderedPageBreak/>
-        <w:t>t' be speakin' o' such matters, since you seem to know ever so much more about the proper upbringing of a girl</w:t>
-      </w:r>
-      <w:r>
-        <w:rPr>
-          <w:rFonts w:ascii="Times New Roman" w:hAnsi="Times New Roman"/>
+          <w:rFonts w:ascii="Montserrat" w:hAnsi="Montserrat"/>
+          <w:sz w:val="24"/>
+          <w:szCs w:val="24"/>
+        </w:rPr>
+      </w:pPr>
+      <w:r>
+        <w:rPr>
+          <w:rFonts w:ascii="Montserrat" w:hAnsi="Montserrat"/>
+          <w:spacing w:val="-2"/>
+          <w:sz w:val="24"/>
+          <w:szCs w:val="24"/>
+        </w:rPr>
+        <w:tab/>
+        <w:t>Then, without preamble, she lead into him. "I don't suppose it'd occurred t'ye that leaving for a year might not have the best effect on your ward. But then I surely am not one t' be speakin' o' such matters, since you seem to know ever so much more about the proper upbringing of a girl</w:t>
+      </w:r>
+      <w:r>
+        <w:rPr>
+          <w:rFonts w:ascii="Montserrat" w:hAnsi="Montserrat"/>
           <w:spacing w:val="-2"/>
           <w:sz w:val="24"/>
           <w:szCs w:val="24"/>
@@ -782,7 +771,7 @@
       </w:r>
       <w:r>
         <w:rPr>
-          <w:rFonts w:ascii="Times New Roman" w:hAnsi="Times New Roman"/>
+          <w:rFonts w:ascii="Montserrat" w:hAnsi="Montserrat"/>
           <w:sz w:val="24"/>
           <w:szCs w:val="24"/>
         </w:rPr>
@@ -794,14 +783,14 @@
         <w:pStyle w:val="AesBodyTextDP"/>
         <w:ind w:left="0"/>
         <w:rPr>
-          <w:rFonts w:ascii="Times New Roman" w:hAnsi="Times New Roman"/>
-          <w:sz w:val="24"/>
-          <w:szCs w:val="24"/>
-        </w:rPr>
-      </w:pPr>
-      <w:r>
-        <w:rPr>
-          <w:rFonts w:ascii="Times New Roman" w:hAnsi="Times New Roman"/>
+          <w:rFonts w:ascii="Montserrat" w:hAnsi="Montserrat"/>
+          <w:sz w:val="24"/>
+          <w:szCs w:val="24"/>
+        </w:rPr>
+      </w:pPr>
+      <w:r>
+        <w:rPr>
+          <w:rFonts w:ascii="Montserrat" w:hAnsi="Montserrat"/>
           <w:spacing w:val="-2"/>
           <w:sz w:val="24"/>
           <w:szCs w:val="24"/>
@@ -811,7 +800,7 @@
       </w:r>
       <w:r>
         <w:rPr>
-          <w:rFonts w:ascii="Times New Roman" w:hAnsi="Times New Roman"/>
+          <w:rFonts w:ascii="Montserrat" w:hAnsi="Montserrat"/>
           <w:sz w:val="24"/>
           <w:szCs w:val="24"/>
         </w:rPr>
@@ -823,14 +812,14 @@
         <w:pStyle w:val="AesBodyTextDP"/>
         <w:ind w:left="0"/>
         <w:rPr>
-          <w:rFonts w:ascii="Times New Roman" w:hAnsi="Times New Roman"/>
-          <w:sz w:val="24"/>
-          <w:szCs w:val="24"/>
-        </w:rPr>
-      </w:pPr>
-      <w:r>
-        <w:rPr>
-          <w:rFonts w:ascii="Times New Roman" w:hAnsi="Times New Roman"/>
+          <w:rFonts w:ascii="Montserrat" w:hAnsi="Montserrat"/>
+          <w:sz w:val="24"/>
+          <w:szCs w:val="24"/>
+        </w:rPr>
+      </w:pPr>
+      <w:r>
+        <w:rPr>
+          <w:rFonts w:ascii="Montserrat" w:hAnsi="Montserrat"/>
           <w:spacing w:val="-2"/>
           <w:sz w:val="24"/>
           <w:szCs w:val="24"/>
@@ -844,14 +833,14 @@
         <w:pStyle w:val="AesBodyTextDP"/>
         <w:ind w:left="0"/>
         <w:rPr>
-          <w:rFonts w:ascii="Times New Roman" w:hAnsi="Times New Roman"/>
-          <w:sz w:val="24"/>
-          <w:szCs w:val="24"/>
-        </w:rPr>
-      </w:pPr>
-      <w:r>
-        <w:rPr>
-          <w:rFonts w:ascii="Times New Roman" w:hAnsi="Times New Roman"/>
+          <w:rFonts w:ascii="Montserrat" w:hAnsi="Montserrat"/>
+          <w:sz w:val="24"/>
+          <w:szCs w:val="24"/>
+        </w:rPr>
+      </w:pPr>
+      <w:r>
+        <w:rPr>
+          <w:rFonts w:ascii="Montserrat" w:hAnsi="Montserrat"/>
           <w:spacing w:val="-2"/>
           <w:sz w:val="24"/>
           <w:szCs w:val="24"/>
@@ -865,44 +854,34 @@
         <w:pStyle w:val="AesBodyTextDP"/>
         <w:ind w:left="0"/>
         <w:rPr>
-          <w:rFonts w:ascii="Times New Roman" w:hAnsi="Times New Roman"/>
-          <w:sz w:val="24"/>
-          <w:szCs w:val="24"/>
-        </w:rPr>
-      </w:pPr>
-    </w:p>
-    <w:p>
-      <w:pPr>
-        <w:pStyle w:val="AesBodyTextDP"/>
-        <w:ind w:left="0"/>
-        <w:rPr>
-          <w:rFonts w:ascii="Times New Roman" w:hAnsi="Times New Roman"/>
-          <w:sz w:val="24"/>
-          <w:szCs w:val="24"/>
-        </w:rPr>
-      </w:pPr>
-      <w:r>
-        <w:rPr>
-          <w:rFonts w:ascii="Times New Roman" w:hAnsi="Times New Roman"/>
-          <w:spacing w:val="-2"/>
-          <w:sz w:val="24"/>
-          <w:szCs w:val="24"/>
-        </w:rPr>
-        <w:t xml:space="preserve">When, some time later, Lutori came out of the study, he quickly found Vaiel curled up with her knees hugged up to her chest, sitting in a window seat at the end of a hall that looked out over the low stone buildings of the city, huddling at the foot of the fortress. He gave her a considered glance, as she sat there staring distantly out the window not giving him any </w:t>
-      </w:r>
-      <w:r>
-        <w:rPr>
-          <w:rFonts w:ascii="Times New Roman" w:hAnsi="Times New Roman"/>
-          <w:spacing w:val="-2"/>
-          <w:sz w:val="24"/>
-          <w:szCs w:val="24"/>
-        </w:rPr>
-        <w:lastRenderedPageBreak/>
-        <w:t xml:space="preserve">indication of acknowledgement. </w:t>
-      </w:r>
-      <w:r>
-        <w:rPr>
-          <w:rFonts w:ascii="Times New Roman" w:hAnsi="Times New Roman"/>
+          <w:rFonts w:ascii="Montserrat" w:hAnsi="Montserrat"/>
+          <w:sz w:val="24"/>
+          <w:szCs w:val="24"/>
+        </w:rPr>
+      </w:pPr>
+    </w:p>
+    <w:p>
+      <w:pPr>
+        <w:pStyle w:val="AesBodyTextDP"/>
+        <w:ind w:left="0"/>
+        <w:rPr>
+          <w:rFonts w:ascii="Montserrat" w:hAnsi="Montserrat"/>
+          <w:sz w:val="24"/>
+          <w:szCs w:val="24"/>
+        </w:rPr>
+      </w:pPr>
+      <w:r>
+        <w:rPr>
+          <w:rFonts w:ascii="Montserrat" w:hAnsi="Montserrat"/>
+          <w:spacing w:val="-2"/>
+          <w:sz w:val="24"/>
+          <w:szCs w:val="24"/>
+        </w:rPr>
+        <w:t xml:space="preserve">When, some time later, Lutori came out of the study, he quickly found Vaiel curled up with her knees hugged up to her chest, sitting in a window seat at the end of a hall that looked out over the low stone buildings of the city, huddling at the foot of the fortress. He gave her a considered glance, as she sat there staring distantly out the window not giving him any indication of acknowledgement. </w:t>
+      </w:r>
+      <w:r>
+        <w:rPr>
+          <w:rFonts w:ascii="Montserrat" w:hAnsi="Montserrat"/>
           <w:i/>
           <w:spacing w:val="-2"/>
           <w:sz w:val="24"/>
@@ -912,7 +891,7 @@
       </w:r>
       <w:r>
         <w:rPr>
-          <w:rFonts w:ascii="Times New Roman" w:hAnsi="Times New Roman"/>
+          <w:rFonts w:ascii="Montserrat" w:hAnsi="Montserrat"/>
           <w:spacing w:val="-2"/>
           <w:sz w:val="24"/>
           <w:szCs w:val="24"/>
@@ -921,7 +900,7 @@
       </w:r>
       <w:r>
         <w:rPr>
-          <w:rFonts w:ascii="Times New Roman" w:hAnsi="Times New Roman"/>
+          <w:rFonts w:ascii="Montserrat" w:hAnsi="Montserrat"/>
           <w:i/>
           <w:spacing w:val="-2"/>
           <w:sz w:val="24"/>
@@ -931,7 +910,7 @@
       </w:r>
       <w:r>
         <w:rPr>
-          <w:rFonts w:ascii="Times New Roman" w:hAnsi="Times New Roman"/>
+          <w:rFonts w:ascii="Montserrat" w:hAnsi="Montserrat"/>
           <w:spacing w:val="-2"/>
           <w:sz w:val="24"/>
           <w:szCs w:val="24"/>
@@ -944,14 +923,14 @@
         <w:pStyle w:val="AesBodyTextDP"/>
         <w:ind w:left="0"/>
         <w:rPr>
-          <w:rFonts w:ascii="Times New Roman" w:hAnsi="Times New Roman"/>
-          <w:sz w:val="24"/>
-          <w:szCs w:val="24"/>
-        </w:rPr>
-      </w:pPr>
-      <w:r>
-        <w:rPr>
-          <w:rFonts w:ascii="Times New Roman" w:hAnsi="Times New Roman"/>
+          <w:rFonts w:ascii="Montserrat" w:hAnsi="Montserrat"/>
+          <w:sz w:val="24"/>
+          <w:szCs w:val="24"/>
+        </w:rPr>
+      </w:pPr>
+      <w:r>
+        <w:rPr>
+          <w:rFonts w:ascii="Montserrat" w:hAnsi="Montserrat"/>
           <w:spacing w:val="-2"/>
           <w:sz w:val="24"/>
           <w:szCs w:val="24"/>
@@ -961,7 +940,7 @@
       </w:r>
       <w:r>
         <w:rPr>
-          <w:rFonts w:ascii="Times New Roman" w:hAnsi="Times New Roman"/>
+          <w:rFonts w:ascii="Montserrat" w:hAnsi="Montserrat"/>
           <w:i/>
           <w:spacing w:val="-2"/>
           <w:sz w:val="24"/>
@@ -971,7 +950,7 @@
       </w:r>
       <w:r>
         <w:rPr>
-          <w:rFonts w:ascii="Times New Roman" w:hAnsi="Times New Roman"/>
+          <w:rFonts w:ascii="Montserrat" w:hAnsi="Montserrat"/>
           <w:i/>
           <w:spacing w:val="-2"/>
           <w:sz w:val="24"/>
@@ -982,7 +961,7 @@
       </w:r>
       <w:r>
         <w:rPr>
-          <w:rFonts w:ascii="Times New Roman" w:hAnsi="Times New Roman"/>
+          <w:rFonts w:ascii="Montserrat" w:hAnsi="Montserrat"/>
           <w:i/>
           <w:spacing w:val="-2"/>
           <w:sz w:val="24"/>
@@ -997,14 +976,14 @@
         <w:pStyle w:val="AesBodyTextDP"/>
         <w:ind w:left="0"/>
         <w:rPr>
-          <w:rFonts w:ascii="Times New Roman" w:hAnsi="Times New Roman"/>
-          <w:sz w:val="24"/>
-          <w:szCs w:val="24"/>
-        </w:rPr>
-      </w:pPr>
-      <w:r>
-        <w:rPr>
-          <w:rFonts w:ascii="Times New Roman" w:hAnsi="Times New Roman"/>
+          <w:rFonts w:ascii="Montserrat" w:hAnsi="Montserrat"/>
+          <w:sz w:val="24"/>
+          <w:szCs w:val="24"/>
+        </w:rPr>
+      </w:pPr>
+      <w:r>
+        <w:rPr>
+          <w:rFonts w:ascii="Montserrat" w:hAnsi="Montserrat"/>
           <w:spacing w:val="-2"/>
           <w:sz w:val="24"/>
           <w:szCs w:val="24"/>
@@ -1014,7 +993,7 @@
       </w:r>
       <w:r>
         <w:rPr>
-          <w:rFonts w:ascii="Times New Roman" w:hAnsi="Times New Roman"/>
+          <w:rFonts w:ascii="Montserrat" w:hAnsi="Montserrat"/>
           <w:spacing w:val="-2"/>
           <w:sz w:val="24"/>
           <w:szCs w:val="24"/>
@@ -1024,7 +1003,7 @@
       </w:r>
       <w:r>
         <w:rPr>
-          <w:rFonts w:ascii="Times New Roman" w:hAnsi="Times New Roman"/>
+          <w:rFonts w:ascii="Montserrat" w:hAnsi="Montserrat"/>
           <w:sz w:val="24"/>
           <w:szCs w:val="24"/>
         </w:rPr>
@@ -1036,14 +1015,14 @@
         <w:pStyle w:val="AesBodyTextDP"/>
         <w:ind w:left="0"/>
         <w:rPr>
-          <w:rFonts w:ascii="Times New Roman" w:hAnsi="Times New Roman"/>
-          <w:sz w:val="24"/>
-          <w:szCs w:val="24"/>
-        </w:rPr>
-      </w:pPr>
-      <w:r>
-        <w:rPr>
-          <w:rFonts w:ascii="Times New Roman" w:hAnsi="Times New Roman"/>
+          <w:rFonts w:ascii="Montserrat" w:hAnsi="Montserrat"/>
+          <w:sz w:val="24"/>
+          <w:szCs w:val="24"/>
+        </w:rPr>
+      </w:pPr>
+      <w:r>
+        <w:rPr>
+          <w:rFonts w:ascii="Montserrat" w:hAnsi="Montserrat"/>
           <w:spacing w:val="-2"/>
           <w:sz w:val="24"/>
           <w:szCs w:val="24"/>
@@ -1057,14 +1036,14 @@
         <w:pStyle w:val="AesBodyTextDP"/>
         <w:ind w:left="0"/>
         <w:rPr>
-          <w:rFonts w:ascii="Times New Roman" w:hAnsi="Times New Roman"/>
-          <w:sz w:val="24"/>
-          <w:szCs w:val="24"/>
-        </w:rPr>
-      </w:pPr>
-      <w:r>
-        <w:rPr>
-          <w:rFonts w:ascii="Times New Roman" w:hAnsi="Times New Roman"/>
+          <w:rFonts w:ascii="Montserrat" w:hAnsi="Montserrat"/>
+          <w:sz w:val="24"/>
+          <w:szCs w:val="24"/>
+        </w:rPr>
+      </w:pPr>
+      <w:r>
+        <w:rPr>
+          <w:rFonts w:ascii="Montserrat" w:hAnsi="Montserrat"/>
           <w:spacing w:val="-2"/>
           <w:sz w:val="24"/>
           <w:szCs w:val="24"/>
@@ -1078,14 +1057,14 @@
         <w:pStyle w:val="AesBodyTextDP"/>
         <w:ind w:left="0"/>
         <w:rPr>
-          <w:rFonts w:ascii="Times New Roman" w:hAnsi="Times New Roman"/>
-          <w:sz w:val="24"/>
-          <w:szCs w:val="24"/>
-        </w:rPr>
-      </w:pPr>
-      <w:r>
-        <w:rPr>
-          <w:rFonts w:ascii="Times New Roman" w:hAnsi="Times New Roman"/>
+          <w:rFonts w:ascii="Montserrat" w:hAnsi="Montserrat"/>
+          <w:sz w:val="24"/>
+          <w:szCs w:val="24"/>
+        </w:rPr>
+      </w:pPr>
+      <w:r>
+        <w:rPr>
+          <w:rFonts w:ascii="Montserrat" w:hAnsi="Montserrat"/>
           <w:spacing w:val="-2"/>
           <w:sz w:val="24"/>
           <w:szCs w:val="24"/>
@@ -1099,45 +1078,35 @@
         <w:pStyle w:val="AesBodyTextDP"/>
         <w:ind w:left="0"/>
         <w:rPr>
-          <w:rFonts w:ascii="Times New Roman" w:hAnsi="Times New Roman"/>
-          <w:sz w:val="24"/>
-          <w:szCs w:val="24"/>
-        </w:rPr>
-      </w:pPr>
-      <w:r>
-        <w:rPr>
-          <w:rFonts w:ascii="Times New Roman" w:hAnsi="Times New Roman"/>
-          <w:spacing w:val="-2"/>
-          <w:sz w:val="24"/>
-          <w:szCs w:val="24"/>
-        </w:rPr>
-        <w:tab/>
-        <w:t xml:space="preserve">From her reaction, she understood more clearly than he'd considered, as she was completely satisfied by that answer and did not seek to question him further on the subject. </w:t>
-      </w:r>
-      <w:r>
-        <w:rPr>
-          <w:rFonts w:ascii="Times New Roman" w:hAnsi="Times New Roman"/>
-          <w:spacing w:val="-2"/>
-          <w:sz w:val="24"/>
-          <w:szCs w:val="24"/>
-        </w:rPr>
-        <w:lastRenderedPageBreak/>
-        <w:t>Reflecting on this, he felt a dual impulse to try and weed out the cause for that strange feeling of loss he'd felt, and a desire to ponder the train of thought by which she had come to ask and accept what they'd exchanged. But soon they came out into the vaulting entry to their suite. The fortress was entirely too large for them to begin to inhabit, so they maintained their household in one of the vast suites, with their host of apartments adjoining a private kitchen, sitting room, and common rooms. This suite was situated on two floors, with balconies overlooking the common rooms, and the entry as well as overlooking the cliffs of Aeirnholme, upon which this wing was situated, on the far side of the fortress from the lower city.</w:t>
-      </w:r>
-    </w:p>
-    <w:p>
-      <w:pPr>
-        <w:pStyle w:val="AesBodyTextDP"/>
-        <w:ind w:left="0"/>
-        <w:rPr>
-          <w:rFonts w:ascii="Times New Roman" w:hAnsi="Times New Roman"/>
-          <w:sz w:val="24"/>
-          <w:szCs w:val="24"/>
-        </w:rPr>
-      </w:pPr>
-      <w:r>
-        <w:rPr>
-          <w:rFonts w:ascii="Times New Roman" w:hAnsi="Times New Roman"/>
+          <w:rFonts w:ascii="Montserrat" w:hAnsi="Montserrat"/>
+          <w:sz w:val="24"/>
+          <w:szCs w:val="24"/>
+        </w:rPr>
+      </w:pPr>
+      <w:r>
+        <w:rPr>
+          <w:rFonts w:ascii="Montserrat" w:hAnsi="Montserrat"/>
+          <w:spacing w:val="-2"/>
+          <w:sz w:val="24"/>
+          <w:szCs w:val="24"/>
+        </w:rPr>
+        <w:tab/>
+        <w:t>From her reaction, she understood more clearly than he'd considered, as she was completely satisfied by that answer and did not seek to question him further on the subject. Reflecting on this, he felt a dual impulse to try and weed out the cause for that strange feeling of loss he'd felt, and a desire to ponder the train of thought by which she had come to ask and accept what they'd exchanged. But soon they came out into the vaulting entry to their suite. The fortress was entirely too large for them to begin to inhabit, so they maintained their household in one of the vast suites, with their host of apartments adjoining a private kitchen, sitting room, and common rooms. This suite was situated on two floors, with balconies overlooking the common rooms, and the entry as well as overlooking the cliffs of Aeirnholme, upon which this wing was situated, on the far side of the fortress from the lower city.</w:t>
+      </w:r>
+    </w:p>
+    <w:p>
+      <w:pPr>
+        <w:pStyle w:val="AesBodyTextDP"/>
+        <w:ind w:left="0"/>
+        <w:rPr>
+          <w:rFonts w:ascii="Montserrat" w:hAnsi="Montserrat"/>
+          <w:sz w:val="24"/>
+          <w:szCs w:val="24"/>
+        </w:rPr>
+      </w:pPr>
+      <w:r>
+        <w:rPr>
+          <w:rFonts w:ascii="Montserrat" w:hAnsi="Montserrat"/>
           <w:spacing w:val="-2"/>
           <w:sz w:val="24"/>
           <w:szCs w:val="24"/>
@@ -1151,14 +1120,14 @@
         <w:pStyle w:val="AesBodyTextDP"/>
         <w:ind w:left="0"/>
         <w:rPr>
-          <w:rFonts w:ascii="Times New Roman" w:hAnsi="Times New Roman"/>
-          <w:sz w:val="24"/>
-          <w:szCs w:val="24"/>
-        </w:rPr>
-      </w:pPr>
-      <w:r>
-        <w:rPr>
-          <w:rFonts w:ascii="Times New Roman" w:hAnsi="Times New Roman"/>
+          <w:rFonts w:ascii="Montserrat" w:hAnsi="Montserrat"/>
+          <w:sz w:val="24"/>
+          <w:szCs w:val="24"/>
+        </w:rPr>
+      </w:pPr>
+      <w:r>
+        <w:rPr>
+          <w:rFonts w:ascii="Montserrat" w:hAnsi="Montserrat"/>
           <w:spacing w:val="-2"/>
           <w:sz w:val="24"/>
           <w:szCs w:val="24"/>
@@ -1168,7 +1137,7 @@
       </w:r>
       <w:r>
         <w:rPr>
-          <w:rFonts w:ascii="Times New Roman" w:hAnsi="Times New Roman"/>
+          <w:rFonts w:ascii="Montserrat" w:hAnsi="Montserrat"/>
           <w:i/>
           <w:spacing w:val="-2"/>
           <w:sz w:val="24"/>
@@ -1182,36 +1151,35 @@
         <w:pStyle w:val="AesBodyTextDP"/>
         <w:ind w:left="0"/>
         <w:rPr>
-          <w:rFonts w:ascii="Times New Roman" w:hAnsi="Times New Roman"/>
-          <w:sz w:val="24"/>
-          <w:szCs w:val="24"/>
-        </w:rPr>
-      </w:pPr>
-    </w:p>
-    <w:p>
-      <w:pPr>
-        <w:pStyle w:val="AesBodyTextDP"/>
-        <w:ind w:left="0"/>
-        <w:rPr>
-          <w:rFonts w:ascii="Times New Roman" w:hAnsi="Times New Roman"/>
-          <w:sz w:val="24"/>
-          <w:szCs w:val="24"/>
-        </w:rPr>
-      </w:pPr>
-      <w:r>
-        <w:rPr>
-          <w:rFonts w:ascii="Times New Roman" w:hAnsi="Times New Roman"/>
-          <w:spacing w:val="-2"/>
-          <w:sz w:val="24"/>
-          <w:szCs w:val="24"/>
-        </w:rPr>
-        <w:lastRenderedPageBreak/>
+          <w:rFonts w:ascii="Montserrat" w:hAnsi="Montserrat"/>
+          <w:sz w:val="24"/>
+          <w:szCs w:val="24"/>
+        </w:rPr>
+      </w:pPr>
+    </w:p>
+    <w:p>
+      <w:pPr>
+        <w:pStyle w:val="AesBodyTextDP"/>
+        <w:ind w:left="0"/>
+        <w:rPr>
+          <w:rFonts w:ascii="Montserrat" w:hAnsi="Montserrat"/>
+          <w:sz w:val="24"/>
+          <w:szCs w:val="24"/>
+        </w:rPr>
+      </w:pPr>
+      <w:r>
+        <w:rPr>
+          <w:rFonts w:ascii="Montserrat" w:hAnsi="Montserrat"/>
+          <w:spacing w:val="-2"/>
+          <w:sz w:val="24"/>
+          <w:szCs w:val="24"/>
+        </w:rPr>
         <w:tab/>
         <w:t xml:space="preserve">A short while later, as he finished his drink, Vaiel reentered the room, with poise and decorum, dressed in her Corindish </w:t>
       </w:r>
       <w:r>
         <w:rPr>
-          <w:rFonts w:ascii="Times New Roman" w:hAnsi="Times New Roman"/>
+          <w:rFonts w:ascii="Montserrat" w:hAnsi="Montserrat"/>
           <w:i/>
           <w:spacing w:val="-2"/>
           <w:sz w:val="24"/>
@@ -1221,7 +1189,7 @@
       </w:r>
       <w:r>
         <w:rPr>
-          <w:rFonts w:ascii="Times New Roman" w:hAnsi="Times New Roman"/>
+          <w:rFonts w:ascii="Montserrat" w:hAnsi="Montserrat"/>
           <w:spacing w:val="-2"/>
           <w:sz w:val="24"/>
           <w:szCs w:val="24"/>
@@ -1230,7 +1198,7 @@
       </w:r>
       <w:r>
         <w:rPr>
-          <w:rFonts w:ascii="Times New Roman" w:hAnsi="Times New Roman"/>
+          <w:rFonts w:ascii="Montserrat" w:hAnsi="Montserrat"/>
           <w:spacing w:val="-2"/>
           <w:sz w:val="24"/>
           <w:szCs w:val="24"/>
@@ -1240,7 +1208,7 @@
       </w:r>
       <w:r>
         <w:rPr>
-          <w:rFonts w:ascii="Times New Roman" w:hAnsi="Times New Roman"/>
+          <w:rFonts w:ascii="Montserrat" w:hAnsi="Montserrat"/>
           <w:i/>
           <w:spacing w:val="-2"/>
           <w:sz w:val="24"/>
@@ -1254,14 +1222,14 @@
         <w:pStyle w:val="AesBodyTextDP"/>
         <w:ind w:left="0"/>
         <w:rPr>
-          <w:rFonts w:ascii="Times New Roman" w:hAnsi="Times New Roman"/>
-          <w:sz w:val="24"/>
-          <w:szCs w:val="24"/>
-        </w:rPr>
-      </w:pPr>
-      <w:r>
-        <w:rPr>
-          <w:rFonts w:ascii="Times New Roman" w:hAnsi="Times New Roman"/>
+          <w:rFonts w:ascii="Montserrat" w:hAnsi="Montserrat"/>
+          <w:sz w:val="24"/>
+          <w:szCs w:val="24"/>
+        </w:rPr>
+      </w:pPr>
+      <w:r>
+        <w:rPr>
+          <w:rFonts w:ascii="Montserrat" w:hAnsi="Montserrat"/>
           <w:spacing w:val="-2"/>
           <w:sz w:val="24"/>
           <w:szCs w:val="24"/>
@@ -1275,14 +1243,14 @@
         <w:pStyle w:val="AesBodyTextDP"/>
         <w:ind w:left="0"/>
         <w:rPr>
-          <w:rFonts w:ascii="Times New Roman" w:hAnsi="Times New Roman"/>
-          <w:sz w:val="24"/>
-          <w:szCs w:val="24"/>
-        </w:rPr>
-      </w:pPr>
-      <w:r>
-        <w:rPr>
-          <w:rFonts w:ascii="Times New Roman" w:hAnsi="Times New Roman"/>
+          <w:rFonts w:ascii="Montserrat" w:hAnsi="Montserrat"/>
+          <w:sz w:val="24"/>
+          <w:szCs w:val="24"/>
+        </w:rPr>
+      </w:pPr>
+      <w:r>
+        <w:rPr>
+          <w:rFonts w:ascii="Montserrat" w:hAnsi="Montserrat"/>
           <w:spacing w:val="-2"/>
           <w:sz w:val="24"/>
           <w:szCs w:val="24"/>
@@ -1296,14 +1264,14 @@
         <w:pStyle w:val="AesBodyTextDP"/>
         <w:ind w:left="0"/>
         <w:rPr>
-          <w:rFonts w:ascii="Times New Roman" w:hAnsi="Times New Roman"/>
-          <w:sz w:val="24"/>
-          <w:szCs w:val="24"/>
-        </w:rPr>
-      </w:pPr>
-      <w:r>
-        <w:rPr>
-          <w:rFonts w:ascii="Times New Roman" w:hAnsi="Times New Roman"/>
+          <w:rFonts w:ascii="Montserrat" w:hAnsi="Montserrat"/>
+          <w:sz w:val="24"/>
+          <w:szCs w:val="24"/>
+        </w:rPr>
+      </w:pPr>
+      <w:r>
+        <w:rPr>
+          <w:rFonts w:ascii="Montserrat" w:hAnsi="Montserrat"/>
           <w:spacing w:val="-2"/>
           <w:sz w:val="24"/>
           <w:szCs w:val="24"/>
@@ -1317,25 +1285,24 @@
         <w:pStyle w:val="AesBodyTextDP"/>
         <w:ind w:left="0"/>
         <w:rPr>
-          <w:rFonts w:ascii="Times New Roman" w:hAnsi="Times New Roman"/>
-          <w:sz w:val="24"/>
-          <w:szCs w:val="24"/>
-        </w:rPr>
-      </w:pPr>
-      <w:r>
-        <w:rPr>
-          <w:rFonts w:ascii="Times New Roman" w:hAnsi="Times New Roman"/>
-          <w:spacing w:val="-2"/>
-          <w:sz w:val="24"/>
-          <w:szCs w:val="24"/>
-        </w:rPr>
-        <w:lastRenderedPageBreak/>
+          <w:rFonts w:ascii="Montserrat" w:hAnsi="Montserrat"/>
+          <w:sz w:val="24"/>
+          <w:szCs w:val="24"/>
+        </w:rPr>
+      </w:pPr>
+      <w:r>
+        <w:rPr>
+          <w:rFonts w:ascii="Montserrat" w:hAnsi="Montserrat"/>
+          <w:spacing w:val="-2"/>
+          <w:sz w:val="24"/>
+          <w:szCs w:val="24"/>
+        </w:rPr>
         <w:tab/>
         <w:t>"I worked as hard as I could on my studies, but it's so hard when you're not here... I just can't seem to quite do anything right," she slipped a sheltered glance at him while she said this, hoping he would realize that there was more to what she was saying, while dreading that he might. "So instead I've concentrated on my physical training, since nothing goes wrong when I'm alone," she explained, as Lutori remembered her ascent up the balcony. She did have some news she could enjoy sharing with him, "I've even made some friends, sort of. Eami, one of the servants brought up her children for my seventh</w:t>
       </w:r>
       <w:r>
         <w:rPr>
-          <w:rFonts w:ascii="Times New Roman" w:hAnsi="Times New Roman"/>
+          <w:rFonts w:ascii="Montserrat" w:hAnsi="Montserrat"/>
           <w:spacing w:val="-2"/>
           <w:sz w:val="24"/>
           <w:szCs w:val="24"/>
@@ -1349,14 +1316,14 @@
         <w:pStyle w:val="AesBodyTextDP"/>
         <w:ind w:left="0"/>
         <w:rPr>
-          <w:rFonts w:ascii="Times New Roman" w:hAnsi="Times New Roman"/>
-          <w:sz w:val="24"/>
-          <w:szCs w:val="24"/>
-        </w:rPr>
-      </w:pPr>
-      <w:r>
-        <w:rPr>
-          <w:rFonts w:ascii="Times New Roman" w:hAnsi="Times New Roman"/>
+          <w:rFonts w:ascii="Montserrat" w:hAnsi="Montserrat"/>
+          <w:sz w:val="24"/>
+          <w:szCs w:val="24"/>
+        </w:rPr>
+      </w:pPr>
+      <w:r>
+        <w:rPr>
+          <w:rFonts w:ascii="Montserrat" w:hAnsi="Montserrat"/>
           <w:spacing w:val="-2"/>
           <w:sz w:val="24"/>
           <w:szCs w:val="24"/>
@@ -1370,33 +1337,33 @@
         <w:pStyle w:val="AesBodyTextDP"/>
         <w:ind w:left="0"/>
         <w:rPr>
-          <w:rFonts w:ascii="Times New Roman" w:hAnsi="Times New Roman"/>
-          <w:sz w:val="24"/>
-          <w:szCs w:val="24"/>
-        </w:rPr>
-      </w:pPr>
-      <w:r>
-        <w:rPr>
-          <w:rFonts w:ascii="Times New Roman" w:hAnsi="Times New Roman"/>
-          <w:sz w:val="24"/>
-          <w:szCs w:val="24"/>
-        </w:rPr>
-        <w:tab/>
-      </w:r>
-    </w:p>
-    <w:p>
-      <w:pPr>
-        <w:pStyle w:val="AesBodyTextDP"/>
-        <w:ind w:left="0"/>
-        <w:rPr>
-          <w:rFonts w:ascii="Times New Roman" w:hAnsi="Times New Roman"/>
-          <w:sz w:val="24"/>
-          <w:szCs w:val="24"/>
-        </w:rPr>
-      </w:pPr>
-      <w:r>
-        <w:rPr>
-          <w:rFonts w:ascii="Times New Roman" w:hAnsi="Times New Roman"/>
+          <w:rFonts w:ascii="Montserrat" w:hAnsi="Montserrat"/>
+          <w:sz w:val="24"/>
+          <w:szCs w:val="24"/>
+        </w:rPr>
+      </w:pPr>
+      <w:r>
+        <w:rPr>
+          <w:rFonts w:ascii="Montserrat" w:hAnsi="Montserrat"/>
+          <w:sz w:val="24"/>
+          <w:szCs w:val="24"/>
+        </w:rPr>
+        <w:tab/>
+      </w:r>
+    </w:p>
+    <w:p>
+      <w:pPr>
+        <w:pStyle w:val="AesBodyTextDP"/>
+        <w:ind w:left="0"/>
+        <w:rPr>
+          <w:rFonts w:ascii="Montserrat" w:hAnsi="Montserrat"/>
+          <w:sz w:val="24"/>
+          <w:szCs w:val="24"/>
+        </w:rPr>
+      </w:pPr>
+      <w:r>
+        <w:rPr>
+          <w:rFonts w:ascii="Montserrat" w:hAnsi="Montserrat"/>
           <w:spacing w:val="-2"/>
           <w:sz w:val="24"/>
           <w:szCs w:val="24"/>
@@ -1409,34 +1376,24 @@
         <w:pStyle w:val="AesBodyTextDP"/>
         <w:ind w:left="0"/>
         <w:rPr>
-          <w:rFonts w:ascii="Times New Roman" w:hAnsi="Times New Roman"/>
-          <w:sz w:val="24"/>
-          <w:szCs w:val="24"/>
-        </w:rPr>
-      </w:pPr>
-      <w:r>
-        <w:rPr>
-          <w:rFonts w:ascii="Times New Roman" w:hAnsi="Times New Roman"/>
-          <w:spacing w:val="-2"/>
-          <w:sz w:val="24"/>
-          <w:szCs w:val="24"/>
-        </w:rPr>
-        <w:tab/>
-        <w:t xml:space="preserve">Dinner was well under way, though between her conversation with Lutori, comments from Khriesha about the improvement her state of dress made, and her own silent demons, Vaiel was almost completely distracted from the fact that it had begun. She </w:t>
-      </w:r>
-      <w:r>
-        <w:rPr>
-          <w:rFonts w:ascii="Times New Roman" w:hAnsi="Times New Roman"/>
-          <w:spacing w:val="-2"/>
-          <w:sz w:val="24"/>
-          <w:szCs w:val="24"/>
-        </w:rPr>
-        <w:lastRenderedPageBreak/>
-        <w:t>barely even tasted the food she ate, as her mind began to wander off into the distance. She sat there, staring off into the middle ground away from the others seated at the table. She began to get the impression of being surrounded by corridors of stone, nowhere near as old as those of Aeirnholme, yet strangely more weathered and wary. Lutori began to notice her detachment as her responses to his questions became distracted and vague, and as he watched the way she picked at her food.</w:t>
-      </w:r>
-      <w:r>
-        <w:rPr>
-          <w:rFonts w:ascii="Times New Roman" w:hAnsi="Times New Roman"/>
+          <w:rFonts w:ascii="Montserrat" w:hAnsi="Montserrat"/>
+          <w:sz w:val="24"/>
+          <w:szCs w:val="24"/>
+        </w:rPr>
+      </w:pPr>
+      <w:r>
+        <w:rPr>
+          <w:rFonts w:ascii="Montserrat" w:hAnsi="Montserrat"/>
+          <w:spacing w:val="-2"/>
+          <w:sz w:val="24"/>
+          <w:szCs w:val="24"/>
+        </w:rPr>
+        <w:tab/>
+        <w:t>Dinner was well under way, though between her conversation with Lutori, comments from Khriesha about the improvement her state of dress made, and her own silent demons, Vaiel was almost completely distracted from the fact that it had begun. She barely even tasted the food she ate, as her mind began to wander off into the distance. She sat there, staring off into the middle ground away from the others seated at the table. She began to get the impression of being surrounded by corridors of stone, nowhere near as old as those of Aeirnholme, yet strangely more weathered and wary. Lutori began to notice her detachment as her responses to his questions became distracted and vague, and as he watched the way she picked at her food.</w:t>
+      </w:r>
+      <w:r>
+        <w:rPr>
+          <w:rFonts w:ascii="Montserrat" w:hAnsi="Montserrat"/>
           <w:sz w:val="24"/>
           <w:szCs w:val="24"/>
         </w:rPr>
@@ -1448,14 +1405,14 @@
         <w:pStyle w:val="AesBodyTextDP"/>
         <w:ind w:left="0"/>
         <w:rPr>
-          <w:rFonts w:ascii="Times New Roman" w:hAnsi="Times New Roman"/>
-          <w:sz w:val="24"/>
-          <w:szCs w:val="24"/>
-        </w:rPr>
-      </w:pPr>
-      <w:r>
-        <w:rPr>
-          <w:rFonts w:ascii="Times New Roman" w:hAnsi="Times New Roman"/>
+          <w:rFonts w:ascii="Montserrat" w:hAnsi="Montserrat"/>
+          <w:sz w:val="24"/>
+          <w:szCs w:val="24"/>
+        </w:rPr>
+      </w:pPr>
+      <w:r>
+        <w:rPr>
+          <w:rFonts w:ascii="Montserrat" w:hAnsi="Montserrat"/>
           <w:spacing w:val="-2"/>
           <w:sz w:val="24"/>
           <w:szCs w:val="24"/>
@@ -1465,7 +1422,7 @@
       </w:r>
       <w:r>
         <w:rPr>
-          <w:rFonts w:ascii="Times New Roman" w:hAnsi="Times New Roman"/>
+          <w:rFonts w:ascii="Montserrat" w:hAnsi="Montserrat"/>
           <w:spacing w:val="-2"/>
           <w:sz w:val="24"/>
           <w:szCs w:val="24"/>
@@ -1479,25 +1436,25 @@
         <w:pStyle w:val="AesBodyTextDP"/>
         <w:ind w:left="0"/>
         <w:rPr>
-          <w:rFonts w:ascii="Times New Roman" w:hAnsi="Times New Roman"/>
-          <w:sz w:val="24"/>
-          <w:szCs w:val="24"/>
-        </w:rPr>
-      </w:pPr>
-    </w:p>
-    <w:p>
-      <w:pPr>
-        <w:pStyle w:val="AesBodyTextDP"/>
-        <w:ind w:left="0"/>
-        <w:rPr>
-          <w:rFonts w:ascii="Times New Roman" w:hAnsi="Times New Roman"/>
-          <w:sz w:val="24"/>
-          <w:szCs w:val="24"/>
-        </w:rPr>
-      </w:pPr>
-      <w:r>
-        <w:rPr>
-          <w:rFonts w:ascii="Times New Roman" w:hAnsi="Times New Roman"/>
+          <w:rFonts w:ascii="Montserrat" w:hAnsi="Montserrat"/>
+          <w:sz w:val="24"/>
+          <w:szCs w:val="24"/>
+        </w:rPr>
+      </w:pPr>
+    </w:p>
+    <w:p>
+      <w:pPr>
+        <w:pStyle w:val="AesBodyTextDP"/>
+        <w:ind w:left="0"/>
+        <w:rPr>
+          <w:rFonts w:ascii="Montserrat" w:hAnsi="Montserrat"/>
+          <w:sz w:val="24"/>
+          <w:szCs w:val="24"/>
+        </w:rPr>
+      </w:pPr>
+      <w:r>
+        <w:rPr>
+          <w:rFonts w:ascii="Montserrat" w:hAnsi="Montserrat"/>
           <w:spacing w:val="-2"/>
           <w:sz w:val="24"/>
           <w:szCs w:val="24"/>
@@ -1510,14 +1467,14 @@
         <w:pStyle w:val="AesBodyTextDP"/>
         <w:ind w:left="0"/>
         <w:rPr>
-          <w:rFonts w:ascii="Times New Roman" w:hAnsi="Times New Roman"/>
-          <w:sz w:val="24"/>
-          <w:szCs w:val="24"/>
-        </w:rPr>
-      </w:pPr>
-      <w:r>
-        <w:rPr>
-          <w:rFonts w:ascii="Times New Roman" w:hAnsi="Times New Roman"/>
+          <w:rFonts w:ascii="Montserrat" w:hAnsi="Montserrat"/>
+          <w:sz w:val="24"/>
+          <w:szCs w:val="24"/>
+        </w:rPr>
+      </w:pPr>
+      <w:r>
+        <w:rPr>
+          <w:rFonts w:ascii="Montserrat" w:hAnsi="Montserrat"/>
           <w:spacing w:val="-2"/>
           <w:sz w:val="24"/>
           <w:szCs w:val="24"/>
@@ -1531,14 +1488,14 @@
         <w:pStyle w:val="AesBodyTextDP"/>
         <w:ind w:left="0"/>
         <w:rPr>
-          <w:rFonts w:ascii="Times New Roman" w:hAnsi="Times New Roman"/>
-          <w:sz w:val="24"/>
-          <w:szCs w:val="24"/>
-        </w:rPr>
-      </w:pPr>
-      <w:r>
-        <w:rPr>
-          <w:rFonts w:ascii="Times New Roman" w:hAnsi="Times New Roman"/>
+          <w:rFonts w:ascii="Montserrat" w:hAnsi="Montserrat"/>
+          <w:sz w:val="24"/>
+          <w:szCs w:val="24"/>
+        </w:rPr>
+      </w:pPr>
+      <w:r>
+        <w:rPr>
+          <w:rFonts w:ascii="Montserrat" w:hAnsi="Montserrat"/>
           <w:spacing w:val="-2"/>
           <w:sz w:val="24"/>
           <w:szCs w:val="24"/>
@@ -1552,45 +1509,35 @@
         <w:pStyle w:val="AesBodyTextDP"/>
         <w:ind w:left="0"/>
         <w:rPr>
-          <w:rFonts w:ascii="Times New Roman" w:hAnsi="Times New Roman"/>
-          <w:sz w:val="24"/>
-          <w:szCs w:val="24"/>
-        </w:rPr>
-      </w:pPr>
-      <w:r>
-        <w:rPr>
-          <w:rFonts w:ascii="Times New Roman" w:hAnsi="Times New Roman"/>
-          <w:spacing w:val="-2"/>
-          <w:sz w:val="24"/>
-          <w:szCs w:val="24"/>
-        </w:rPr>
-        <w:tab/>
-        <w:t xml:space="preserve">Her nose wrinkled up as she tried to picture the scene again, "No, not very clearly, I remember the impression that the stone of the castle was very weathered, as if subject to harsh extreems of weather...it must have been some time during the day, because the light came from the outside, and it was very dim so I couldn't see much inside. I didn't think of trying to see anything better, because I felt like I knew what the room looked like already. </w:t>
-      </w:r>
-      <w:r>
-        <w:rPr>
-          <w:rFonts w:ascii="Times New Roman" w:hAnsi="Times New Roman"/>
-          <w:spacing w:val="-2"/>
-          <w:sz w:val="24"/>
-          <w:szCs w:val="24"/>
-        </w:rPr>
-        <w:lastRenderedPageBreak/>
-        <w:t>The only thing that seemed worth looking at was the snow falling outside the windows." She looked at him trying to see what this meant to him.</w:t>
-      </w:r>
-    </w:p>
-    <w:p>
-      <w:pPr>
-        <w:pStyle w:val="AesBodyTextDP"/>
-        <w:ind w:left="0"/>
-        <w:rPr>
-          <w:rFonts w:ascii="Times New Roman" w:hAnsi="Times New Roman"/>
-          <w:sz w:val="24"/>
-          <w:szCs w:val="24"/>
-        </w:rPr>
-      </w:pPr>
-      <w:r>
-        <w:rPr>
-          <w:rFonts w:ascii="Times New Roman" w:hAnsi="Times New Roman"/>
+          <w:rFonts w:ascii="Montserrat" w:hAnsi="Montserrat"/>
+          <w:sz w:val="24"/>
+          <w:szCs w:val="24"/>
+        </w:rPr>
+      </w:pPr>
+      <w:r>
+        <w:rPr>
+          <w:rFonts w:ascii="Montserrat" w:hAnsi="Montserrat"/>
+          <w:spacing w:val="-2"/>
+          <w:sz w:val="24"/>
+          <w:szCs w:val="24"/>
+        </w:rPr>
+        <w:tab/>
+        <w:t>Her nose wrinkled up as she tried to picture the scene again, "No, not very clearly, I remember the impression that the stone of the castle was very weathered, as if subject to harsh extreems of weather...it must have been some time during the day, because the light came from the outside, and it was very dim so I couldn't see much inside. I didn't think of trying to see anything better, because I felt like I knew what the room looked like already. The only thing that seemed worth looking at was the snow falling outside the windows." She looked at him trying to see what this meant to him.</w:t>
+      </w:r>
+    </w:p>
+    <w:p>
+      <w:pPr>
+        <w:pStyle w:val="AesBodyTextDP"/>
+        <w:ind w:left="0"/>
+        <w:rPr>
+          <w:rFonts w:ascii="Montserrat" w:hAnsi="Montserrat"/>
+          <w:sz w:val="24"/>
+          <w:szCs w:val="24"/>
+        </w:rPr>
+      </w:pPr>
+      <w:r>
+        <w:rPr>
+          <w:rFonts w:ascii="Montserrat" w:hAnsi="Montserrat"/>
           <w:spacing w:val="-2"/>
           <w:sz w:val="24"/>
           <w:szCs w:val="24"/>
@@ -1604,14 +1551,14 @@
         <w:pStyle w:val="AesBodyTextDP"/>
         <w:ind w:left="0"/>
         <w:rPr>
-          <w:rFonts w:ascii="Times New Roman" w:hAnsi="Times New Roman"/>
-          <w:sz w:val="24"/>
-          <w:szCs w:val="24"/>
-        </w:rPr>
-      </w:pPr>
-      <w:r>
-        <w:rPr>
-          <w:rFonts w:ascii="Times New Roman" w:hAnsi="Times New Roman"/>
+          <w:rFonts w:ascii="Montserrat" w:hAnsi="Montserrat"/>
+          <w:sz w:val="24"/>
+          <w:szCs w:val="24"/>
+        </w:rPr>
+      </w:pPr>
+      <w:r>
+        <w:rPr>
+          <w:rFonts w:ascii="Montserrat" w:hAnsi="Montserrat"/>
           <w:spacing w:val="-2"/>
           <w:sz w:val="24"/>
           <w:szCs w:val="24"/>
@@ -1625,14 +1572,14 @@
         <w:pStyle w:val="AesBodyTextDP"/>
         <w:ind w:left="0"/>
         <w:rPr>
-          <w:rFonts w:ascii="Times New Roman" w:hAnsi="Times New Roman"/>
-          <w:sz w:val="24"/>
-          <w:szCs w:val="24"/>
-        </w:rPr>
-      </w:pPr>
-      <w:r>
-        <w:rPr>
-          <w:rFonts w:ascii="Times New Roman" w:hAnsi="Times New Roman"/>
+          <w:rFonts w:ascii="Montserrat" w:hAnsi="Montserrat"/>
+          <w:sz w:val="24"/>
+          <w:szCs w:val="24"/>
+        </w:rPr>
+      </w:pPr>
+      <w:r>
+        <w:rPr>
+          <w:rFonts w:ascii="Montserrat" w:hAnsi="Montserrat"/>
           <w:spacing w:val="-2"/>
           <w:sz w:val="24"/>
           <w:szCs w:val="24"/>
@@ -1646,14 +1593,14 @@
         <w:pStyle w:val="AesBodyTextDP"/>
         <w:ind w:left="0"/>
         <w:rPr>
-          <w:rFonts w:ascii="Times New Roman" w:hAnsi="Times New Roman"/>
-          <w:sz w:val="24"/>
-          <w:szCs w:val="24"/>
-        </w:rPr>
-      </w:pPr>
-      <w:r>
-        <w:rPr>
-          <w:rFonts w:ascii="Times New Roman" w:hAnsi="Times New Roman"/>
+          <w:rFonts w:ascii="Montserrat" w:hAnsi="Montserrat"/>
+          <w:sz w:val="24"/>
+          <w:szCs w:val="24"/>
+        </w:rPr>
+      </w:pPr>
+      <w:r>
+        <w:rPr>
+          <w:rFonts w:ascii="Montserrat" w:hAnsi="Montserrat"/>
           <w:spacing w:val="-2"/>
           <w:sz w:val="24"/>
           <w:szCs w:val="24"/>
@@ -1667,14 +1614,14 @@
         <w:pStyle w:val="AesBodyTextDP"/>
         <w:ind w:left="0"/>
         <w:rPr>
-          <w:rFonts w:ascii="Times New Roman" w:hAnsi="Times New Roman"/>
-          <w:sz w:val="24"/>
-          <w:szCs w:val="24"/>
-        </w:rPr>
-      </w:pPr>
-      <w:r>
-        <w:rPr>
-          <w:rFonts w:ascii="Times New Roman" w:hAnsi="Times New Roman"/>
+          <w:rFonts w:ascii="Montserrat" w:hAnsi="Montserrat"/>
+          <w:sz w:val="24"/>
+          <w:szCs w:val="24"/>
+        </w:rPr>
+      </w:pPr>
+      <w:r>
+        <w:rPr>
+          <w:rFonts w:ascii="Montserrat" w:hAnsi="Montserrat"/>
           <w:spacing w:val="-2"/>
           <w:sz w:val="24"/>
           <w:szCs w:val="24"/>
@@ -1684,7 +1631,7 @@
       </w:r>
       <w:r>
         <w:rPr>
-          <w:rFonts w:ascii="Times New Roman" w:hAnsi="Times New Roman"/>
+          <w:rFonts w:ascii="Montserrat" w:hAnsi="Montserrat"/>
           <w:sz w:val="24"/>
           <w:szCs w:val="24"/>
         </w:rPr>
@@ -1696,14 +1643,14 @@
         <w:pStyle w:val="AesBodyTextDP"/>
         <w:ind w:left="0"/>
         <w:rPr>
-          <w:rFonts w:ascii="Times New Roman" w:hAnsi="Times New Roman"/>
-          <w:sz w:val="24"/>
-          <w:szCs w:val="24"/>
-        </w:rPr>
-      </w:pPr>
-      <w:r>
-        <w:rPr>
-          <w:rFonts w:ascii="Times New Roman" w:hAnsi="Times New Roman"/>
+          <w:rFonts w:ascii="Montserrat" w:hAnsi="Montserrat"/>
+          <w:sz w:val="24"/>
+          <w:szCs w:val="24"/>
+        </w:rPr>
+      </w:pPr>
+      <w:r>
+        <w:rPr>
+          <w:rFonts w:ascii="Montserrat" w:hAnsi="Montserrat"/>
           <w:spacing w:val="-2"/>
           <w:sz w:val="24"/>
           <w:szCs w:val="24"/>
@@ -1717,14 +1664,14 @@
         <w:pStyle w:val="AesBodyTextDP"/>
         <w:ind w:left="0"/>
         <w:rPr>
-          <w:rFonts w:ascii="Times New Roman" w:hAnsi="Times New Roman"/>
-          <w:sz w:val="24"/>
-          <w:szCs w:val="24"/>
-        </w:rPr>
-      </w:pPr>
-      <w:r>
-        <w:rPr>
-          <w:rFonts w:ascii="Times New Roman" w:hAnsi="Times New Roman"/>
+          <w:rFonts w:ascii="Montserrat" w:hAnsi="Montserrat"/>
+          <w:sz w:val="24"/>
+          <w:szCs w:val="24"/>
+        </w:rPr>
+      </w:pPr>
+      <w:r>
+        <w:rPr>
+          <w:rFonts w:ascii="Montserrat" w:hAnsi="Montserrat"/>
           <w:spacing w:val="-2"/>
           <w:sz w:val="24"/>
           <w:szCs w:val="24"/>
@@ -1738,14 +1685,14 @@
         <w:pStyle w:val="AesBodyTextDP"/>
         <w:ind w:left="0"/>
         <w:rPr>
-          <w:rFonts w:ascii="Times New Roman" w:hAnsi="Times New Roman"/>
-          <w:sz w:val="24"/>
-          <w:szCs w:val="24"/>
-        </w:rPr>
-      </w:pPr>
-      <w:r>
-        <w:rPr>
-          <w:rFonts w:ascii="Times New Roman" w:hAnsi="Times New Roman"/>
+          <w:rFonts w:ascii="Montserrat" w:hAnsi="Montserrat"/>
+          <w:sz w:val="24"/>
+          <w:szCs w:val="24"/>
+        </w:rPr>
+      </w:pPr>
+      <w:r>
+        <w:rPr>
+          <w:rFonts w:ascii="Montserrat" w:hAnsi="Montserrat"/>
           <w:spacing w:val="-2"/>
           <w:sz w:val="24"/>
           <w:szCs w:val="24"/>
@@ -1755,7 +1702,7 @@
       </w:r>
       <w:r>
         <w:rPr>
-          <w:rFonts w:ascii="Times New Roman" w:hAnsi="Times New Roman"/>
+          <w:rFonts w:ascii="Montserrat" w:hAnsi="Montserrat"/>
           <w:sz w:val="24"/>
           <w:szCs w:val="24"/>
         </w:rPr>
@@ -1767,25 +1714,24 @@
         <w:pStyle w:val="AesBodyTextDP"/>
         <w:ind w:left="0"/>
         <w:rPr>
-          <w:rFonts w:ascii="Times New Roman" w:hAnsi="Times New Roman"/>
-          <w:sz w:val="24"/>
-          <w:szCs w:val="24"/>
-        </w:rPr>
-      </w:pPr>
-      <w:r>
-        <w:rPr>
-          <w:rFonts w:ascii="Times New Roman" w:hAnsi="Times New Roman"/>
-          <w:spacing w:val="-2"/>
-          <w:sz w:val="24"/>
-          <w:szCs w:val="24"/>
-        </w:rPr>
-        <w:lastRenderedPageBreak/>
+          <w:rFonts w:ascii="Montserrat" w:hAnsi="Montserrat"/>
+          <w:sz w:val="24"/>
+          <w:szCs w:val="24"/>
+        </w:rPr>
+      </w:pPr>
+      <w:r>
+        <w:rPr>
+          <w:rFonts w:ascii="Montserrat" w:hAnsi="Montserrat"/>
+          <w:spacing w:val="-2"/>
+          <w:sz w:val="24"/>
+          <w:szCs w:val="24"/>
+        </w:rPr>
         <w:tab/>
         <w:t xml:space="preserve">"I... I don't know. Please, I wish you knew, but I just can't tell you... I wouldn't know the words." she deflected. </w:t>
       </w:r>
       <w:r>
         <w:rPr>
-          <w:rFonts w:ascii="Times New Roman" w:hAnsi="Times New Roman"/>
+          <w:rFonts w:ascii="Montserrat" w:hAnsi="Montserrat"/>
           <w:i/>
           <w:spacing w:val="-2"/>
           <w:sz w:val="24"/>
@@ -1795,7 +1741,7 @@
       </w:r>
       <w:r>
         <w:rPr>
-          <w:rFonts w:ascii="Times New Roman" w:hAnsi="Times New Roman"/>
+          <w:rFonts w:ascii="Montserrat" w:hAnsi="Montserrat"/>
           <w:spacing w:val="-2"/>
           <w:sz w:val="24"/>
           <w:szCs w:val="24"/>
@@ -1808,14 +1754,14 @@
         <w:pStyle w:val="AesBodyTextDP"/>
         <w:ind w:left="0"/>
         <w:rPr>
-          <w:rFonts w:ascii="Times New Roman" w:hAnsi="Times New Roman"/>
-          <w:sz w:val="24"/>
-          <w:szCs w:val="24"/>
-        </w:rPr>
-      </w:pPr>
-      <w:r>
-        <w:rPr>
-          <w:rFonts w:ascii="Times New Roman" w:hAnsi="Times New Roman"/>
+          <w:rFonts w:ascii="Montserrat" w:hAnsi="Montserrat"/>
+          <w:sz w:val="24"/>
+          <w:szCs w:val="24"/>
+        </w:rPr>
+      </w:pPr>
+      <w:r>
+        <w:rPr>
+          <w:rFonts w:ascii="Montserrat" w:hAnsi="Montserrat"/>
           <w:spacing w:val="-2"/>
           <w:sz w:val="24"/>
           <w:szCs w:val="24"/>
@@ -1829,14 +1775,14 @@
         <w:pStyle w:val="AesBodyTextDP"/>
         <w:ind w:left="0"/>
         <w:rPr>
-          <w:rFonts w:ascii="Times New Roman" w:hAnsi="Times New Roman"/>
-          <w:sz w:val="24"/>
-          <w:szCs w:val="24"/>
-        </w:rPr>
-      </w:pPr>
-      <w:r>
-        <w:rPr>
-          <w:rFonts w:ascii="Times New Roman" w:hAnsi="Times New Roman"/>
+          <w:rFonts w:ascii="Montserrat" w:hAnsi="Montserrat"/>
+          <w:sz w:val="24"/>
+          <w:szCs w:val="24"/>
+        </w:rPr>
+      </w:pPr>
+      <w:r>
+        <w:rPr>
+          <w:rFonts w:ascii="Montserrat" w:hAnsi="Montserrat"/>
           <w:spacing w:val="-2"/>
           <w:sz w:val="24"/>
           <w:szCs w:val="24"/>
@@ -1850,14 +1796,14 @@
         <w:pStyle w:val="AesBodyTextDP"/>
         <w:ind w:left="0"/>
         <w:rPr>
-          <w:rFonts w:ascii="Times New Roman" w:hAnsi="Times New Roman"/>
-          <w:sz w:val="24"/>
-          <w:szCs w:val="24"/>
-        </w:rPr>
-      </w:pPr>
-      <w:r>
-        <w:rPr>
-          <w:rFonts w:ascii="Times New Roman" w:hAnsi="Times New Roman"/>
+          <w:rFonts w:ascii="Montserrat" w:hAnsi="Montserrat"/>
+          <w:sz w:val="24"/>
+          <w:szCs w:val="24"/>
+        </w:rPr>
+      </w:pPr>
+      <w:r>
+        <w:rPr>
+          <w:rFonts w:ascii="Montserrat" w:hAnsi="Montserrat"/>
           <w:spacing w:val="-2"/>
           <w:sz w:val="24"/>
           <w:szCs w:val="24"/>
@@ -1871,14 +1817,14 @@
         <w:pStyle w:val="AesBodyTextDP"/>
         <w:ind w:left="0"/>
         <w:rPr>
-          <w:rFonts w:ascii="Times New Roman" w:hAnsi="Times New Roman"/>
-          <w:sz w:val="24"/>
-          <w:szCs w:val="24"/>
-        </w:rPr>
-      </w:pPr>
-      <w:r>
-        <w:rPr>
-          <w:rFonts w:ascii="Times New Roman" w:hAnsi="Times New Roman"/>
+          <w:rFonts w:ascii="Montserrat" w:hAnsi="Montserrat"/>
+          <w:sz w:val="24"/>
+          <w:szCs w:val="24"/>
+        </w:rPr>
+      </w:pPr>
+      <w:r>
+        <w:rPr>
+          <w:rFonts w:ascii="Montserrat" w:hAnsi="Montserrat"/>
           <w:spacing w:val="-2"/>
           <w:sz w:val="24"/>
           <w:szCs w:val="24"/>
@@ -1892,34 +1838,24 @@
         <w:pStyle w:val="AesBodyTextDP"/>
         <w:ind w:left="0"/>
         <w:rPr>
-          <w:rFonts w:ascii="Times New Roman" w:hAnsi="Times New Roman"/>
-          <w:sz w:val="24"/>
-          <w:szCs w:val="24"/>
-        </w:rPr>
-      </w:pPr>
-      <w:r>
-        <w:rPr>
-          <w:rFonts w:ascii="Times New Roman" w:hAnsi="Times New Roman"/>
-          <w:spacing w:val="-2"/>
-          <w:sz w:val="24"/>
-          <w:szCs w:val="24"/>
-        </w:rPr>
-        <w:tab/>
-        <w:t xml:space="preserve">She looked at him, trying to accept the wisdom he offered, trying to lay to rest the demons she had embraced that day. "Now, it's time for you to go to bed, young lady. Keep your chin up and sleep well, for tomarrow morning we get back to your training. From </w:t>
-      </w:r>
-      <w:r>
-        <w:rPr>
-          <w:rFonts w:ascii="Times New Roman" w:hAnsi="Times New Roman"/>
-          <w:spacing w:val="-2"/>
-          <w:sz w:val="24"/>
-          <w:szCs w:val="24"/>
-        </w:rPr>
-        <w:lastRenderedPageBreak/>
-        <w:t>what you've told me, you have some catching up to do." She smiled, and let him tuck her in, kissed him good</w:t>
-      </w:r>
-      <w:r>
-        <w:rPr>
-          <w:rFonts w:ascii="Times New Roman" w:hAnsi="Times New Roman"/>
+          <w:rFonts w:ascii="Montserrat" w:hAnsi="Montserrat"/>
+          <w:sz w:val="24"/>
+          <w:szCs w:val="24"/>
+        </w:rPr>
+      </w:pPr>
+      <w:r>
+        <w:rPr>
+          <w:rFonts w:ascii="Montserrat" w:hAnsi="Montserrat"/>
+          <w:spacing w:val="-2"/>
+          <w:sz w:val="24"/>
+          <w:szCs w:val="24"/>
+        </w:rPr>
+        <w:tab/>
+        <w:t>She looked at him, trying to accept the wisdom he offered, trying to lay to rest the demons she had embraced that day. "Now, it's time for you to go to bed, young lady. Keep your chin up and sleep well, for tomarrow morning we get back to your training. From what you've told me, you have some catching up to do." She smiled, and let him tuck her in, kissed him good</w:t>
+      </w:r>
+      <w:r>
+        <w:rPr>
+          <w:rFonts w:ascii="Montserrat" w:hAnsi="Montserrat"/>
           <w:spacing w:val="-2"/>
           <w:sz w:val="24"/>
           <w:szCs w:val="24"/>
@@ -1933,14 +1869,14 @@
         <w:pStyle w:val="AesBodyTextDP"/>
         <w:ind w:left="0"/>
         <w:rPr>
-          <w:rFonts w:ascii="Times New Roman" w:hAnsi="Times New Roman"/>
-          <w:sz w:val="24"/>
-          <w:szCs w:val="24"/>
-        </w:rPr>
-      </w:pPr>
-      <w:r>
-        <w:rPr>
-          <w:rFonts w:ascii="Times New Roman" w:hAnsi="Times New Roman"/>
+          <w:rFonts w:ascii="Montserrat" w:hAnsi="Montserrat"/>
+          <w:sz w:val="24"/>
+          <w:szCs w:val="24"/>
+        </w:rPr>
+      </w:pPr>
+      <w:r>
+        <w:rPr>
+          <w:rFonts w:ascii="Montserrat" w:hAnsi="Montserrat"/>
           <w:spacing w:val="-2"/>
           <w:sz w:val="24"/>
           <w:szCs w:val="24"/>
@@ -1954,14 +1890,14 @@
         <w:pStyle w:val="AesBodyTextDP"/>
         <w:ind w:left="0"/>
         <w:rPr>
-          <w:rFonts w:ascii="Times New Roman" w:hAnsi="Times New Roman"/>
-          <w:sz w:val="24"/>
-          <w:szCs w:val="24"/>
-        </w:rPr>
-      </w:pPr>
-      <w:r>
-        <w:rPr>
-          <w:rFonts w:ascii="Times New Roman" w:hAnsi="Times New Roman"/>
+          <w:rFonts w:ascii="Montserrat" w:hAnsi="Montserrat"/>
+          <w:sz w:val="24"/>
+          <w:szCs w:val="24"/>
+        </w:rPr>
+      </w:pPr>
+      <w:r>
+        <w:rPr>
+          <w:rFonts w:ascii="Montserrat" w:hAnsi="Montserrat"/>
           <w:spacing w:val="-2"/>
           <w:sz w:val="24"/>
           <w:szCs w:val="24"/>
@@ -1975,7 +1911,7 @@
         <w:spacing w:line="360" w:lineRule="auto"/>
         <w:jc w:val="both"/>
         <w:rPr>
-          <w:rFonts w:ascii="Times New Roman" w:hAnsi="Times New Roman" w:cs="Times New Roman"/>
+          <w:rFonts w:ascii="Montserrat" w:hAnsi="Montserrat" w:cs="Times New Roman"/>
           <w:sz w:val="24"/>
           <w:szCs w:val="24"/>
         </w:rPr>
@@ -1991,8 +1927,106 @@
 </w:document>
 </file>
 
+<file path=word/numbering.xml><?xml version="1.0" encoding="utf-8"?>
+<w:numbering xmlns:wpc="http://schemas.microsoft.com/office/word/2010/wordprocessingCanvas" xmlns:cx="http://schemas.microsoft.com/office/drawing/2014/chartex" xmlns:cx1="http://schemas.microsoft.com/office/drawing/2015/9/8/chartex" xmlns:cx2="http://schemas.microsoft.com/office/drawing/2015/10/21/chartex" xmlns:cx3="http://schemas.microsoft.com/office/drawing/2016/5/9/chartex" xmlns:cx4="http://schemas.microsoft.com/office/drawing/2016/5/10/chartex" xmlns:cx5="http://schemas.microsoft.com/office/drawing/2016/5/11/chartex" xmlns:cx6="http://schemas.microsoft.com/office/drawing/2016/5/12/chartex" xmlns:cx7="http://schemas.microsoft.com/office/drawing/2016/5/13/chartex" xmlns:cx8="http://schemas.microsoft.com/office/drawing/2016/5/14/chartex" xmlns:mc="http://schemas.openxmlformats.org/markup-compatibility/2006" xmlns:aink="http://schemas.microsoft.com/office/drawing/2016/ink" xmlns:am3d="http://schemas.microsoft.com/office/drawing/2017/model3d" xmlns:o="urn:schemas-microsoft-com:office:office" xmlns:oel="http://schemas.microsoft.com/office/2019/extlst" xmlns:r="http://schemas.openxmlformats.org/officeDocument/2006/relationships" xmlns:m="http://schemas.openxmlformats.org/officeDocument/2006/math" xmlns:v="urn:schemas-microsoft-com:vml" xmlns:wp14="http://schemas.microsoft.com/office/word/2010/wordprocessingDrawing" xmlns:wp="http://schemas.openxmlformats.org/drawingml/2006/wordprocessingDrawing" xmlns:w10="urn:schemas-microsoft-com:office:word" xmlns:w="http://schemas.openxmlformats.org/wordprocessingml/2006/main" xmlns:w14="http://schemas.microsoft.com/office/word/2010/wordml" xmlns:w15="http://schemas.microsoft.com/office/word/2012/wordml" xmlns:w16cex="http://schemas.microsoft.com/office/word/2018/wordml/cex" xmlns:w16cid="http://schemas.microsoft.com/office/word/2016/wordml/cid" xmlns:w16="http://schemas.microsoft.com/office/word/2018/wordml" xmlns:w16du="http://schemas.microsoft.com/office/word/2023/wordml/word16du" xmlns:w16sdtdh="http://schemas.microsoft.com/office/word/2020/wordml/sdtdatahash" xmlns:w16sdtfl="http://schemas.microsoft.com/office/word/2024/wordml/sdtformatlock" xmlns:w16se="http://schemas.microsoft.com/office/word/2015/wordml/symex" xmlns:wpg="http://schemas.microsoft.com/office/word/2010/wordprocessingGroup" xmlns:wpi="http://schemas.microsoft.com/office/word/2010/wordprocessingInk" xmlns:wne="http://schemas.microsoft.com/office/word/2006/wordml" xmlns:wps="http://schemas.microsoft.com/office/word/2010/wordprocessingShape" mc:Ignorable="w14 w15 w16se w16cid w16 w16cex w16sdtdh w16sdtfl w16du wp14">
+  <w:abstractNum w:abstractNumId="0" w15:restartNumberingAfterBreak="0">
+    <w:nsid w:val="FFFFFFFB"/>
+    <w:multiLevelType w:val="multilevel"/>
+    <w:tmpl w:val="80A499BA"/>
+    <w:lvl w:ilvl="0">
+      <w:start w:val="1"/>
+      <w:numFmt w:val="cardinalText"/>
+      <w:lvlText w:val="Chapter %1 "/>
+      <w:legacy w:legacy="1" w:legacySpace="144" w:legacyIndent="0"/>
+      <w:lvlJc w:val="left"/>
+    </w:lvl>
+    <w:lvl w:ilvl="1">
+      <w:start w:val="1"/>
+      <w:numFmt w:val="none"/>
+      <w:pStyle w:val="Heading2"/>
+      <w:suff w:val="nothing"/>
+      <w:lvlText w:val=""/>
+      <w:lvlJc w:val="left"/>
+    </w:lvl>
+    <w:lvl w:ilvl="2">
+      <w:start w:val="1"/>
+      <w:numFmt w:val="none"/>
+      <w:suff w:val="nothing"/>
+      <w:lvlText w:val=""/>
+      <w:lvlJc w:val="left"/>
+    </w:lvl>
+    <w:lvl w:ilvl="3">
+      <w:start w:val="1"/>
+      <w:numFmt w:val="none"/>
+      <w:pStyle w:val="Heading4"/>
+      <w:suff w:val="nothing"/>
+      <w:lvlText w:val=""/>
+      <w:lvlJc w:val="left"/>
+    </w:lvl>
+    <w:lvl w:ilvl="4">
+      <w:start w:val="1"/>
+      <w:numFmt w:val="none"/>
+      <w:pStyle w:val="Heading5"/>
+      <w:suff w:val="nothing"/>
+      <w:lvlText w:val=""/>
+      <w:lvlJc w:val="left"/>
+    </w:lvl>
+    <w:lvl w:ilvl="5">
+      <w:start w:val="1"/>
+      <w:numFmt w:val="none"/>
+      <w:pStyle w:val="Heading6"/>
+      <w:suff w:val="nothing"/>
+      <w:lvlText w:val=""/>
+      <w:lvlJc w:val="left"/>
+    </w:lvl>
+    <w:lvl w:ilvl="6">
+      <w:start w:val="1"/>
+      <w:numFmt w:val="none"/>
+      <w:suff w:val="nothing"/>
+      <w:lvlText w:val=""/>
+      <w:lvlJc w:val="left"/>
+    </w:lvl>
+    <w:lvl w:ilvl="7">
+      <w:start w:val="1"/>
+      <w:numFmt w:val="none"/>
+      <w:suff w:val="nothing"/>
+      <w:lvlText w:val=""/>
+      <w:lvlJc w:val="left"/>
+    </w:lvl>
+    <w:lvl w:ilvl="8">
+      <w:start w:val="1"/>
+      <w:numFmt w:val="none"/>
+      <w:suff w:val="nothing"/>
+      <w:lvlText w:val=""/>
+      <w:lvlJc w:val="left"/>
+    </w:lvl>
+  </w:abstractNum>
+  <w:num w:numId="1" w16cid:durableId="1461806908">
+    <w:abstractNumId w:val="0"/>
+  </w:num>
+  <w:num w:numId="2" w16cid:durableId="1398437965">
+    <w:abstractNumId w:val="0"/>
+  </w:num>
+  <w:num w:numId="3" w16cid:durableId="1736780166">
+    <w:abstractNumId w:val="0"/>
+  </w:num>
+  <w:num w:numId="4" w16cid:durableId="1148207816">
+    <w:abstractNumId w:val="0"/>
+  </w:num>
+  <w:num w:numId="5" w16cid:durableId="693649019">
+    <w:abstractNumId w:val="0"/>
+  </w:num>
+  <w:num w:numId="6" w16cid:durableId="856235381">
+    <w:abstractNumId w:val="0"/>
+  </w:num>
+  <w:num w:numId="7" w16cid:durableId="993528421">
+    <w:abstractNumId w:val="0"/>
+  </w:num>
+</w:numbering>
+</file>
+
 <file path=word/styles.xml><?xml version="1.0" encoding="utf-8"?>
-<w:styles xmlns:r="http://schemas.openxmlformats.org/officeDocument/2006/relationships" xmlns:w="http://schemas.openxmlformats.org/wordprocessingml/2006/main">
+<w:styles xmlns:mc="http://schemas.openxmlformats.org/markup-compatibility/2006" xmlns:r="http://schemas.openxmlformats.org/officeDocument/2006/relationships" xmlns:w="http://schemas.openxmlformats.org/wordprocessingml/2006/main" xmlns:w14="http://schemas.microsoft.com/office/word/2010/wordml" xmlns:w15="http://schemas.microsoft.com/office/word/2012/wordml" xmlns:w16cex="http://schemas.microsoft.com/office/word/2018/wordml/cex" xmlns:w16cid="http://schemas.microsoft.com/office/word/2016/wordml/cid" xmlns:w16="http://schemas.microsoft.com/office/word/2018/wordml" xmlns:w16du="http://schemas.microsoft.com/office/word/2023/wordml/word16du" xmlns:w16sdtdh="http://schemas.microsoft.com/office/word/2020/wordml/sdtdatahash" xmlns:w16sdtfl="http://schemas.microsoft.com/office/word/2024/wordml/sdtformatlock" xmlns:w16se="http://schemas.microsoft.com/office/word/2015/wordml/symex" mc:Ignorable="w14 w15 w16se w16cid w16 w16cex w16sdtdh w16sdtfl w16du">
   <w:docDefaults>
     <w:rPrDefault>
       <w:rPr>
@@ -2002,155 +2036,556 @@
         <w:lang w:val="en-US" w:eastAsia="en-US" w:bidi="ar-SA"/>
       </w:rPr>
     </w:rPrDefault>
-    <w:pPrDefault>
-      <w:pPr>
-        <w:spacing w:after="200" w:line="276" w:lineRule="auto"/>
-      </w:pPr>
-    </w:pPrDefault>
+    <w:pPrDefault/>
   </w:docDefaults>
-  <w:latentStyles w:defLockedState="0" w:defUIPriority="99" w:defSemiHidden="1" w:defUnhideWhenUsed="1" w:defQFormat="0" w:count="267">
-    <w:lsdException w:name="Normal" w:semiHidden="0" w:uiPriority="0" w:unhideWhenUsed="0" w:qFormat="1"/>
-    <w:lsdException w:name="heading 1" w:semiHidden="0" w:uiPriority="9" w:unhideWhenUsed="0" w:qFormat="1"/>
-    <w:lsdException w:name="heading 2" w:uiPriority="9" w:qFormat="1"/>
-    <w:lsdException w:name="heading 3" w:uiPriority="9" w:qFormat="1"/>
-    <w:lsdException w:name="heading 4" w:uiPriority="9" w:qFormat="1"/>
-    <w:lsdException w:name="heading 5" w:uiPriority="9" w:qFormat="1"/>
-    <w:lsdException w:name="heading 6" w:uiPriority="9" w:qFormat="1"/>
-    <w:lsdException w:name="heading 7" w:uiPriority="9" w:qFormat="1"/>
-    <w:lsdException w:name="heading 8" w:uiPriority="9" w:qFormat="1"/>
-    <w:lsdException w:name="heading 9" w:uiPriority="9" w:qFormat="1"/>
-    <w:lsdException w:name="toc 1" w:uiPriority="39"/>
-    <w:lsdException w:name="toc 2" w:uiPriority="39"/>
-    <w:lsdException w:name="toc 3" w:uiPriority="39"/>
-    <w:lsdException w:name="toc 4" w:uiPriority="39"/>
-    <w:lsdException w:name="toc 5" w:uiPriority="39"/>
-    <w:lsdException w:name="toc 6" w:uiPriority="39"/>
-    <w:lsdException w:name="toc 7" w:uiPriority="39"/>
-    <w:lsdException w:name="toc 8" w:uiPriority="39"/>
-    <w:lsdException w:name="toc 9" w:uiPriority="39"/>
-    <w:lsdException w:name="caption" w:uiPriority="35" w:qFormat="1"/>
-    <w:lsdException w:name="Title" w:semiHidden="0" w:uiPriority="10" w:unhideWhenUsed="0" w:qFormat="1"/>
-    <w:lsdException w:name="Default Paragraph Font" w:uiPriority="1"/>
-    <w:lsdException w:name="Subtitle" w:semiHidden="0" w:uiPriority="11" w:unhideWhenUsed="0" w:qFormat="1"/>
-    <w:lsdException w:name="Strong" w:semiHidden="0" w:uiPriority="22" w:unhideWhenUsed="0" w:qFormat="1"/>
-    <w:lsdException w:name="Emphasis" w:semiHidden="0" w:uiPriority="20" w:unhideWhenUsed="0" w:qFormat="1"/>
-    <w:lsdException w:name="Table Grid" w:semiHidden="0" w:uiPriority="59" w:unhideWhenUsed="0"/>
-    <w:lsdException w:name="Placeholder Text" w:unhideWhenUsed="0"/>
-    <w:lsdException w:name="No Spacing" w:semiHidden="0" w:uiPriority="1" w:unhideWhenUsed="0" w:qFormat="1"/>
-    <w:lsdException w:name="Light Shading" w:semiHidden="0" w:uiPriority="60" w:unhideWhenUsed="0"/>
-    <w:lsdException w:name="Light List" w:semiHidden="0" w:uiPriority="61" w:unhideWhenUsed="0"/>
-    <w:lsdException w:name="Light Grid" w:semiHidden="0" w:uiPriority="62" w:unhideWhenUsed="0"/>
-    <w:lsdException w:name="Medium Shading 1" w:semiHidden="0" w:uiPriority="63" w:unhideWhenUsed="0"/>
-    <w:lsdException w:name="Medium Shading 2" w:semiHidden="0" w:uiPriority="64" w:unhideWhenUsed="0"/>
-    <w:lsdException w:name="Medium List 1" w:semiHidden="0" w:uiPriority="65" w:unhideWhenUsed="0"/>
-    <w:lsdException w:name="Medium List 2" w:semiHidden="0" w:uiPriority="66" w:unhideWhenUsed="0"/>
-    <w:lsdException w:name="Medium Grid 1" w:semiHidden="0" w:uiPriority="67" w:unhideWhenUsed="0"/>
-    <w:lsdException w:name="Medium Grid 2" w:semiHidden="0" w:uiPriority="68" w:unhideWhenUsed="0"/>
-    <w:lsdException w:name="Medium Grid 3" w:semiHidden="0" w:uiPriority="69" w:unhideWhenUsed="0"/>
-    <w:lsdException w:name="Dark List" w:semiHidden="0" w:uiPriority="70" w:unhideWhenUsed="0"/>
-    <w:lsdException w:name="Colorful Shading" w:semiHidden="0" w:uiPriority="71" w:unhideWhenUsed="0"/>
-    <w:lsdException w:name="Colorful List" w:semiHidden="0" w:uiPriority="72" w:unhideWhenUsed="0"/>
-    <w:lsdException w:name="Colorful Grid" w:semiHidden="0" w:uiPriority="73" w:unhideWhenUsed="0"/>
-    <w:lsdException w:name="Light Shading Accent 1" w:semiHidden="0" w:uiPriority="60" w:unhideWhenUsed="0"/>
-    <w:lsdException w:name="Light List Accent 1" w:semiHidden="0" w:uiPriority="61" w:unhideWhenUsed="0"/>
-    <w:lsdException w:name="Light Grid Accent 1" w:semiHidden="0" w:uiPriority="62" w:unhideWhenUsed="0"/>
-    <w:lsdException w:name="Medium Shading 1 Accent 1" w:semiHidden="0" w:uiPriority="63" w:unhideWhenUsed="0"/>
-    <w:lsdException w:name="Medium Shading 2 Accent 1" w:semiHidden="0" w:uiPriority="64" w:unhideWhenUsed="0"/>
-    <w:lsdException w:name="Medium List 1 Accent 1" w:semiHidden="0" w:uiPriority="65" w:unhideWhenUsed="0"/>
-    <w:lsdException w:name="Revision" w:unhideWhenUsed="0"/>
-    <w:lsdException w:name="List Paragraph" w:semiHidden="0" w:uiPriority="34" w:unhideWhenUsed="0" w:qFormat="1"/>
-    <w:lsdException w:name="Quote" w:semiHidden="0" w:uiPriority="29" w:unhideWhenUsed="0" w:qFormat="1"/>
-    <w:lsdException w:name="Intense Quote" w:semiHidden="0" w:uiPriority="30" w:unhideWhenUsed="0" w:qFormat="1"/>
-    <w:lsdException w:name="Medium List 2 Accent 1" w:semiHidden="0" w:uiPriority="66" w:unhideWhenUsed="0"/>
-    <w:lsdException w:name="Medium Grid 1 Accent 1" w:semiHidden="0" w:uiPriority="67" w:unhideWhenUsed="0"/>
-    <w:lsdException w:name="Medium Grid 2 Accent 1" w:semiHidden="0" w:uiPriority="68" w:unhideWhenUsed="0"/>
-    <w:lsdException w:name="Medium Grid 3 Accent 1" w:semiHidden="0" w:uiPriority="69" w:unhideWhenUsed="0"/>
-    <w:lsdException w:name="Dark List Accent 1" w:semiHidden="0" w:uiPriority="70" w:unhideWhenUsed="0"/>
-    <w:lsdException w:name="Colorful Shading Accent 1" w:semiHidden="0" w:uiPriority="71" w:unhideWhenUsed="0"/>
-    <w:lsdException w:name="Colorful List Accent 1" w:semiHidden="0" w:uiPriority="72" w:unhideWhenUsed="0"/>
-    <w:lsdException w:name="Colorful Grid Accent 1" w:semiHidden="0" w:uiPriority="73" w:unhideWhenUsed="0"/>
-    <w:lsdException w:name="Light Shading Accent 2" w:semiHidden="0" w:uiPriority="60" w:unhideWhenUsed="0"/>
-    <w:lsdException w:name="Light List Accent 2" w:semiHidden="0" w:uiPriority="61" w:unhideWhenUsed="0"/>
-    <w:lsdException w:name="Light Grid Accent 2" w:semiHidden="0" w:uiPriority="62" w:unhideWhenUsed="0"/>
-    <w:lsdException w:name="Medium Shading 1 Accent 2" w:semiHidden="0" w:uiPriority="63" w:unhideWhenUsed="0"/>
-    <w:lsdException w:name="Medium Shading 2 Accent 2" w:semiHidden="0" w:uiPriority="64" w:unhideWhenUsed="0"/>
-    <w:lsdException w:name="Medium List 1 Accent 2" w:semiHidden="0" w:uiPriority="65" w:unhideWhenUsed="0"/>
-    <w:lsdException w:name="Medium List 2 Accent 2" w:semiHidden="0" w:uiPriority="66" w:unhideWhenUsed="0"/>
-    <w:lsdException w:name="Medium Grid 1 Accent 2" w:semiHidden="0" w:uiPriority="67" w:unhideWhenUsed="0"/>
-    <w:lsdException w:name="Medium Grid 2 Accent 2" w:semiHidden="0" w:uiPriority="68" w:unhideWhenUsed="0"/>
-    <w:lsdException w:name="Medium Grid 3 Accent 2" w:semiHidden="0" w:uiPriority="69" w:unhideWhenUsed="0"/>
-    <w:lsdException w:name="Dark List Accent 2" w:semiHidden="0" w:uiPriority="70" w:unhideWhenUsed="0"/>
-    <w:lsdException w:name="Colorful Shading Accent 2" w:semiHidden="0" w:uiPriority="71" w:unhideWhenUsed="0"/>
-    <w:lsdException w:name="Colorful List Accent 2" w:semiHidden="0" w:uiPriority="72" w:unhideWhenUsed="0"/>
-    <w:lsdException w:name="Colorful Grid Accent 2" w:semiHidden="0" w:uiPriority="73" w:unhideWhenUsed="0"/>
-    <w:lsdException w:name="Light Shading Accent 3" w:semiHidden="0" w:uiPriority="60" w:unhideWhenUsed="0"/>
-    <w:lsdException w:name="Light List Accent 3" w:semiHidden="0" w:uiPriority="61" w:unhideWhenUsed="0"/>
-    <w:lsdException w:name="Light Grid Accent 3" w:semiHidden="0" w:uiPriority="62" w:unhideWhenUsed="0"/>
-    <w:lsdException w:name="Medium Shading 1 Accent 3" w:semiHidden="0" w:uiPriority="63" w:unhideWhenUsed="0"/>
-    <w:lsdException w:name="Medium Shading 2 Accent 3" w:semiHidden="0" w:uiPriority="64" w:unhideWhenUsed="0"/>
-    <w:lsdException w:name="Medium List 1 Accent 3" w:semiHidden="0" w:uiPriority="65" w:unhideWhenUsed="0"/>
-    <w:lsdException w:name="Medium List 2 Accent 3" w:semiHidden="0" w:uiPriority="66" w:unhideWhenUsed="0"/>
-    <w:lsdException w:name="Medium Grid 1 Accent 3" w:semiHidden="0" w:uiPriority="67" w:unhideWhenUsed="0"/>
-    <w:lsdException w:name="Medium Grid 2 Accent 3" w:semiHidden="0" w:uiPriority="68" w:unhideWhenUsed="0"/>
-    <w:lsdException w:name="Medium Grid 3 Accent 3" w:semiHidden="0" w:uiPriority="69" w:unhideWhenUsed="0"/>
-    <w:lsdException w:name="Dark List Accent 3" w:semiHidden="0" w:uiPriority="70" w:unhideWhenUsed="0"/>
-    <w:lsdException w:name="Colorful Shading Accent 3" w:semiHidden="0" w:uiPriority="71" w:unhideWhenUsed="0"/>
-    <w:lsdException w:name="Colorful List Accent 3" w:semiHidden="0" w:uiPriority="72" w:unhideWhenUsed="0"/>
-    <w:lsdException w:name="Colorful Grid Accent 3" w:semiHidden="0" w:uiPriority="73" w:unhideWhenUsed="0"/>
-    <w:lsdException w:name="Light Shading Accent 4" w:semiHidden="0" w:uiPriority="60" w:unhideWhenUsed="0"/>
-    <w:lsdException w:name="Light List Accent 4" w:semiHidden="0" w:uiPriority="61" w:unhideWhenUsed="0"/>
-    <w:lsdException w:name="Light Grid Accent 4" w:semiHidden="0" w:uiPriority="62" w:unhideWhenUsed="0"/>
-    <w:lsdException w:name="Medium Shading 1 Accent 4" w:semiHidden="0" w:uiPriority="63" w:unhideWhenUsed="0"/>
-    <w:lsdException w:name="Medium Shading 2 Accent 4" w:semiHidden="0" w:uiPriority="64" w:unhideWhenUsed="0"/>
-    <w:lsdException w:name="Medium List 1 Accent 4" w:semiHidden="0" w:uiPriority="65" w:unhideWhenUsed="0"/>
-    <w:lsdException w:name="Medium List 2 Accent 4" w:semiHidden="0" w:uiPriority="66" w:unhideWhenUsed="0"/>
-    <w:lsdException w:name="Medium Grid 1 Accent 4" w:semiHidden="0" w:uiPriority="67" w:unhideWhenUsed="0"/>
-    <w:lsdException w:name="Medium Grid 2 Accent 4" w:semiHidden="0" w:uiPriority="68" w:unhideWhenUsed="0"/>
-    <w:lsdException w:name="Medium Grid 3 Accent 4" w:semiHidden="0" w:uiPriority="69" w:unhideWhenUsed="0"/>
-    <w:lsdException w:name="Dark List Accent 4" w:semiHidden="0" w:uiPriority="70" w:unhideWhenUsed="0"/>
-    <w:lsdException w:name="Colorful Shading Accent 4" w:semiHidden="0" w:uiPriority="71" w:unhideWhenUsed="0"/>
-    <w:lsdException w:name="Colorful List Accent 4" w:semiHidden="0" w:uiPriority="72" w:unhideWhenUsed="0"/>
-    <w:lsdException w:name="Colorful Grid Accent 4" w:semiHidden="0" w:uiPriority="73" w:unhideWhenUsed="0"/>
-    <w:lsdException w:name="Light Shading Accent 5" w:semiHidden="0" w:uiPriority="60" w:unhideWhenUsed="0"/>
-    <w:lsdException w:name="Light List Accent 5" w:semiHidden="0" w:uiPriority="61" w:unhideWhenUsed="0"/>
-    <w:lsdException w:name="Light Grid Accent 5" w:semiHidden="0" w:uiPriority="62" w:unhideWhenUsed="0"/>
-    <w:lsdException w:name="Medium Shading 1 Accent 5" w:semiHidden="0" w:uiPriority="63" w:unhideWhenUsed="0"/>
-    <w:lsdException w:name="Medium Shading 2 Accent 5" w:semiHidden="0" w:uiPriority="64" w:unhideWhenUsed="0"/>
-    <w:lsdException w:name="Medium List 1 Accent 5" w:semiHidden="0" w:uiPriority="65" w:unhideWhenUsed="0"/>
-    <w:lsdException w:name="Medium List 2 Accent 5" w:semiHidden="0" w:uiPriority="66" w:unhideWhenUsed="0"/>
-    <w:lsdException w:name="Medium Grid 1 Accent 5" w:semiHidden="0" w:uiPriority="67" w:unhideWhenUsed="0"/>
-    <w:lsdException w:name="Medium Grid 2 Accent 5" w:semiHidden="0" w:uiPriority="68" w:unhideWhenUsed="0"/>
-    <w:lsdException w:name="Medium Grid 3 Accent 5" w:semiHidden="0" w:uiPriority="69" w:unhideWhenUsed="0"/>
-    <w:lsdException w:name="Dark List Accent 5" w:semiHidden="0" w:uiPriority="70" w:unhideWhenUsed="0"/>
-    <w:lsdException w:name="Colorful Shading Accent 5" w:semiHidden="0" w:uiPriority="71" w:unhideWhenUsed="0"/>
-    <w:lsdException w:name="Colorful List Accent 5" w:semiHidden="0" w:uiPriority="72" w:unhideWhenUsed="0"/>
-    <w:lsdException w:name="Colorful Grid Accent 5" w:semiHidden="0" w:uiPriority="73" w:unhideWhenUsed="0"/>
-    <w:lsdException w:name="Light Shading Accent 6" w:semiHidden="0" w:uiPriority="60" w:unhideWhenUsed="0"/>
-    <w:lsdException w:name="Light List Accent 6" w:semiHidden="0" w:uiPriority="61" w:unhideWhenUsed="0"/>
-    <w:lsdException w:name="Light Grid Accent 6" w:semiHidden="0" w:uiPriority="62" w:unhideWhenUsed="0"/>
-    <w:lsdException w:name="Medium Shading 1 Accent 6" w:semiHidden="0" w:uiPriority="63" w:unhideWhenUsed="0"/>
-    <w:lsdException w:name="Medium Shading 2 Accent 6" w:semiHidden="0" w:uiPriority="64" w:unhideWhenUsed="0"/>
-    <w:lsdException w:name="Medium List 1 Accent 6" w:semiHidden="0" w:uiPriority="65" w:unhideWhenUsed="0"/>
-    <w:lsdException w:name="Medium List 2 Accent 6" w:semiHidden="0" w:uiPriority="66" w:unhideWhenUsed="0"/>
-    <w:lsdException w:name="Medium Grid 1 Accent 6" w:semiHidden="0" w:uiPriority="67" w:unhideWhenUsed="0"/>
-    <w:lsdException w:name="Medium Grid 2 Accent 6" w:semiHidden="0" w:uiPriority="68" w:unhideWhenUsed="0"/>
-    <w:lsdException w:name="Medium Grid 3 Accent 6" w:semiHidden="0" w:uiPriority="69" w:unhideWhenUsed="0"/>
-    <w:lsdException w:name="Dark List Accent 6" w:semiHidden="0" w:uiPriority="70" w:unhideWhenUsed="0"/>
-    <w:lsdException w:name="Colorful Shading Accent 6" w:semiHidden="0" w:uiPriority="71" w:unhideWhenUsed="0"/>
-    <w:lsdException w:name="Colorful List Accent 6" w:semiHidden="0" w:uiPriority="72" w:unhideWhenUsed="0"/>
-    <w:lsdException w:name="Colorful Grid Accent 6" w:semiHidden="0" w:uiPriority="73" w:unhideWhenUsed="0"/>
-    <w:lsdException w:name="Subtle Emphasis" w:semiHidden="0" w:uiPriority="19" w:unhideWhenUsed="0" w:qFormat="1"/>
-    <w:lsdException w:name="Intense Emphasis" w:semiHidden="0" w:uiPriority="21" w:unhideWhenUsed="0" w:qFormat="1"/>
-    <w:lsdException w:name="Subtle Reference" w:semiHidden="0" w:uiPriority="31" w:unhideWhenUsed="0" w:qFormat="1"/>
-    <w:lsdException w:name="Intense Reference" w:semiHidden="0" w:uiPriority="32" w:unhideWhenUsed="0" w:qFormat="1"/>
-    <w:lsdException w:name="Book Title" w:semiHidden="0" w:uiPriority="33" w:unhideWhenUsed="0" w:qFormat="1"/>
-    <w:lsdException w:name="Bibliography" w:uiPriority="37"/>
-    <w:lsdException w:name="TOC Heading" w:uiPriority="39" w:qFormat="1"/>
+  <w:latentStyles w:defLockedState="0" w:defUIPriority="99" w:defSemiHidden="0" w:defUnhideWhenUsed="0" w:defQFormat="0" w:count="376">
+    <w:lsdException w:name="Normal" w:uiPriority="0" w:qFormat="1"/>
+    <w:lsdException w:name="heading 1" w:uiPriority="0" w:qFormat="1"/>
+    <w:lsdException w:name="heading 2" w:semiHidden="1" w:uiPriority="0" w:unhideWhenUsed="1" w:qFormat="1"/>
+    <w:lsdException w:name="heading 3" w:semiHidden="1" w:uiPriority="0" w:unhideWhenUsed="1" w:qFormat="1"/>
+    <w:lsdException w:name="heading 4" w:semiHidden="1" w:uiPriority="0" w:unhideWhenUsed="1" w:qFormat="1"/>
+    <w:lsdException w:name="heading 5" w:semiHidden="1" w:uiPriority="0" w:unhideWhenUsed="1" w:qFormat="1"/>
+    <w:lsdException w:name="heading 6" w:semiHidden="1" w:uiPriority="0" w:unhideWhenUsed="1" w:qFormat="1"/>
+    <w:lsdException w:name="heading 7" w:semiHidden="1" w:uiPriority="0" w:unhideWhenUsed="1" w:qFormat="1"/>
+    <w:lsdException w:name="heading 8" w:semiHidden="1" w:uiPriority="0" w:unhideWhenUsed="1" w:qFormat="1"/>
+    <w:lsdException w:name="heading 9" w:semiHidden="1" w:uiPriority="0" w:unhideWhenUsed="1" w:qFormat="1"/>
+    <w:lsdException w:name="index 1" w:semiHidden="1" w:unhideWhenUsed="1"/>
+    <w:lsdException w:name="index 2" w:semiHidden="1" w:unhideWhenUsed="1"/>
+    <w:lsdException w:name="index 3" w:semiHidden="1" w:unhideWhenUsed="1"/>
+    <w:lsdException w:name="index 4" w:semiHidden="1" w:unhideWhenUsed="1"/>
+    <w:lsdException w:name="index 5" w:semiHidden="1" w:unhideWhenUsed="1"/>
+    <w:lsdException w:name="index 6" w:semiHidden="1" w:unhideWhenUsed="1"/>
+    <w:lsdException w:name="index 7" w:semiHidden="1" w:unhideWhenUsed="1"/>
+    <w:lsdException w:name="index 8" w:semiHidden="1" w:unhideWhenUsed="1"/>
+    <w:lsdException w:name="index 9" w:semiHidden="1" w:unhideWhenUsed="1"/>
+    <w:lsdException w:name="toc 1" w:semiHidden="1" w:uiPriority="39" w:unhideWhenUsed="1"/>
+    <w:lsdException w:name="toc 2" w:semiHidden="1" w:uiPriority="39" w:unhideWhenUsed="1"/>
+    <w:lsdException w:name="toc 3" w:semiHidden="1" w:uiPriority="39" w:unhideWhenUsed="1"/>
+    <w:lsdException w:name="toc 4" w:semiHidden="1" w:uiPriority="39" w:unhideWhenUsed="1"/>
+    <w:lsdException w:name="toc 5" w:semiHidden="1" w:uiPriority="39" w:unhideWhenUsed="1"/>
+    <w:lsdException w:name="toc 6" w:semiHidden="1" w:uiPriority="39" w:unhideWhenUsed="1"/>
+    <w:lsdException w:name="toc 7" w:semiHidden="1" w:uiPriority="39" w:unhideWhenUsed="1"/>
+    <w:lsdException w:name="toc 8" w:semiHidden="1" w:uiPriority="39" w:unhideWhenUsed="1"/>
+    <w:lsdException w:name="toc 9" w:semiHidden="1" w:uiPriority="39" w:unhideWhenUsed="1"/>
+    <w:lsdException w:name="Normal Indent" w:semiHidden="1" w:unhideWhenUsed="1"/>
+    <w:lsdException w:name="footnote text" w:semiHidden="1" w:unhideWhenUsed="1"/>
+    <w:lsdException w:name="annotation text" w:semiHidden="1" w:unhideWhenUsed="1"/>
+    <w:lsdException w:name="header" w:semiHidden="1" w:unhideWhenUsed="1"/>
+    <w:lsdException w:name="footer" w:semiHidden="1" w:unhideWhenUsed="1"/>
+    <w:lsdException w:name="index heading" w:semiHidden="1" w:unhideWhenUsed="1"/>
+    <w:lsdException w:name="caption" w:semiHidden="1" w:uiPriority="35" w:unhideWhenUsed="1" w:qFormat="1"/>
+    <w:lsdException w:name="table of figures" w:semiHidden="1" w:unhideWhenUsed="1"/>
+    <w:lsdException w:name="envelope address" w:semiHidden="1" w:unhideWhenUsed="1"/>
+    <w:lsdException w:name="envelope return" w:semiHidden="1" w:unhideWhenUsed="1"/>
+    <w:lsdException w:name="footnote reference" w:semiHidden="1" w:unhideWhenUsed="1"/>
+    <w:lsdException w:name="annotation reference" w:semiHidden="1" w:unhideWhenUsed="1"/>
+    <w:lsdException w:name="line number" w:semiHidden="1" w:unhideWhenUsed="1"/>
+    <w:lsdException w:name="page number" w:semiHidden="1" w:unhideWhenUsed="1"/>
+    <w:lsdException w:name="endnote reference" w:semiHidden="1" w:unhideWhenUsed="1"/>
+    <w:lsdException w:name="endnote text" w:semiHidden="1" w:unhideWhenUsed="1"/>
+    <w:lsdException w:name="table of authorities" w:semiHidden="1" w:unhideWhenUsed="1"/>
+    <w:lsdException w:name="macro" w:semiHidden="1" w:unhideWhenUsed="1"/>
+    <w:lsdException w:name="toa heading" w:semiHidden="1" w:unhideWhenUsed="1"/>
+    <w:lsdException w:name="List" w:semiHidden="1" w:unhideWhenUsed="1"/>
+    <w:lsdException w:name="List Bullet" w:semiHidden="1" w:unhideWhenUsed="1"/>
+    <w:lsdException w:name="List Number" w:semiHidden="1" w:unhideWhenUsed="1"/>
+    <w:lsdException w:name="List 2" w:semiHidden="1" w:unhideWhenUsed="1"/>
+    <w:lsdException w:name="List 3" w:semiHidden="1" w:unhideWhenUsed="1"/>
+    <w:lsdException w:name="List 4" w:semiHidden="1" w:unhideWhenUsed="1"/>
+    <w:lsdException w:name="List 5" w:semiHidden="1" w:unhideWhenUsed="1"/>
+    <w:lsdException w:name="List Bullet 2" w:semiHidden="1" w:unhideWhenUsed="1"/>
+    <w:lsdException w:name="List Bullet 3" w:semiHidden="1" w:unhideWhenUsed="1"/>
+    <w:lsdException w:name="List Bullet 4" w:semiHidden="1" w:unhideWhenUsed="1"/>
+    <w:lsdException w:name="List Bullet 5" w:semiHidden="1" w:unhideWhenUsed="1"/>
+    <w:lsdException w:name="List Number 2" w:semiHidden="1" w:unhideWhenUsed="1"/>
+    <w:lsdException w:name="List Number 3" w:semiHidden="1" w:unhideWhenUsed="1"/>
+    <w:lsdException w:name="List Number 4" w:semiHidden="1" w:unhideWhenUsed="1"/>
+    <w:lsdException w:name="List Number 5" w:semiHidden="1" w:unhideWhenUsed="1"/>
+    <w:lsdException w:name="Title" w:uiPriority="10" w:qFormat="1"/>
+    <w:lsdException w:name="Closing" w:semiHidden="1" w:unhideWhenUsed="1"/>
+    <w:lsdException w:name="Signature" w:semiHidden="1" w:unhideWhenUsed="1"/>
+    <w:lsdException w:name="Default Paragraph Font" w:semiHidden="1" w:uiPriority="1" w:unhideWhenUsed="1"/>
+    <w:lsdException w:name="Body Text" w:semiHidden="1" w:unhideWhenUsed="1"/>
+    <w:lsdException w:name="Body Text Indent" w:semiHidden="1" w:unhideWhenUsed="1"/>
+    <w:lsdException w:name="List Continue" w:semiHidden="1" w:unhideWhenUsed="1"/>
+    <w:lsdException w:name="List Continue 2" w:semiHidden="1" w:unhideWhenUsed="1"/>
+    <w:lsdException w:name="List Continue 3" w:semiHidden="1" w:unhideWhenUsed="1"/>
+    <w:lsdException w:name="List Continue 4" w:semiHidden="1" w:unhideWhenUsed="1"/>
+    <w:lsdException w:name="List Continue 5" w:semiHidden="1" w:unhideWhenUsed="1"/>
+    <w:lsdException w:name="Message Header" w:semiHidden="1" w:unhideWhenUsed="1"/>
+    <w:lsdException w:name="Subtitle" w:uiPriority="11" w:qFormat="1"/>
+    <w:lsdException w:name="Salutation" w:semiHidden="1" w:unhideWhenUsed="1"/>
+    <w:lsdException w:name="Date" w:semiHidden="1" w:unhideWhenUsed="1"/>
+    <w:lsdException w:name="Body Text First Indent" w:semiHidden="1" w:unhideWhenUsed="1"/>
+    <w:lsdException w:name="Body Text First Indent 2" w:semiHidden="1" w:unhideWhenUsed="1"/>
+    <w:lsdException w:name="Note Heading" w:semiHidden="1" w:unhideWhenUsed="1"/>
+    <w:lsdException w:name="Body Text 2" w:semiHidden="1" w:unhideWhenUsed="1"/>
+    <w:lsdException w:name="Body Text 3" w:semiHidden="1" w:unhideWhenUsed="1"/>
+    <w:lsdException w:name="Body Text Indent 2" w:semiHidden="1" w:unhideWhenUsed="1"/>
+    <w:lsdException w:name="Body Text Indent 3" w:semiHidden="1" w:unhideWhenUsed="1"/>
+    <w:lsdException w:name="Block Text" w:semiHidden="1" w:unhideWhenUsed="1"/>
+    <w:lsdException w:name="Hyperlink" w:semiHidden="1" w:unhideWhenUsed="1"/>
+    <w:lsdException w:name="FollowedHyperlink" w:semiHidden="1" w:unhideWhenUsed="1"/>
+    <w:lsdException w:name="Strong" w:uiPriority="22" w:qFormat="1"/>
+    <w:lsdException w:name="Emphasis" w:uiPriority="20" w:qFormat="1"/>
+    <w:lsdException w:name="Document Map" w:semiHidden="1" w:unhideWhenUsed="1"/>
+    <w:lsdException w:name="Plain Text" w:semiHidden="1" w:unhideWhenUsed="1"/>
+    <w:lsdException w:name="E-mail Signature" w:semiHidden="1" w:unhideWhenUsed="1"/>
+    <w:lsdException w:name="HTML Top of Form" w:semiHidden="1" w:unhideWhenUsed="1"/>
+    <w:lsdException w:name="HTML Bottom of Form" w:semiHidden="1" w:unhideWhenUsed="1"/>
+    <w:lsdException w:name="Normal (Web)" w:semiHidden="1" w:unhideWhenUsed="1"/>
+    <w:lsdException w:name="HTML Acronym" w:semiHidden="1" w:unhideWhenUsed="1"/>
+    <w:lsdException w:name="HTML Address" w:semiHidden="1" w:unhideWhenUsed="1"/>
+    <w:lsdException w:name="HTML Cite" w:semiHidden="1" w:unhideWhenUsed="1"/>
+    <w:lsdException w:name="HTML Code" w:semiHidden="1" w:unhideWhenUsed="1"/>
+    <w:lsdException w:name="HTML Definition" w:semiHidden="1" w:unhideWhenUsed="1"/>
+    <w:lsdException w:name="HTML Keyboard" w:semiHidden="1" w:unhideWhenUsed="1"/>
+    <w:lsdException w:name="HTML Preformatted" w:semiHidden="1" w:unhideWhenUsed="1"/>
+    <w:lsdException w:name="HTML Sample" w:semiHidden="1" w:unhideWhenUsed="1"/>
+    <w:lsdException w:name="HTML Typewriter" w:semiHidden="1" w:unhideWhenUsed="1"/>
+    <w:lsdException w:name="HTML Variable" w:semiHidden="1" w:unhideWhenUsed="1"/>
+    <w:lsdException w:name="Normal Table" w:semiHidden="1" w:unhideWhenUsed="1"/>
+    <w:lsdException w:name="annotation subject" w:semiHidden="1" w:unhideWhenUsed="1"/>
+    <w:lsdException w:name="No List" w:semiHidden="1" w:unhideWhenUsed="1"/>
+    <w:lsdException w:name="Outline List 1" w:semiHidden="1" w:unhideWhenUsed="1"/>
+    <w:lsdException w:name="Outline List 2" w:semiHidden="1" w:unhideWhenUsed="1"/>
+    <w:lsdException w:name="Outline List 3" w:semiHidden="1" w:unhideWhenUsed="1"/>
+    <w:lsdException w:name="Table Simple 1" w:semiHidden="1" w:unhideWhenUsed="1"/>
+    <w:lsdException w:name="Table Simple 2" w:semiHidden="1" w:unhideWhenUsed="1"/>
+    <w:lsdException w:name="Table Simple 3" w:semiHidden="1" w:unhideWhenUsed="1"/>
+    <w:lsdException w:name="Table Classic 1" w:semiHidden="1" w:unhideWhenUsed="1"/>
+    <w:lsdException w:name="Table Classic 2" w:semiHidden="1" w:unhideWhenUsed="1"/>
+    <w:lsdException w:name="Table Classic 3" w:semiHidden="1" w:unhideWhenUsed="1"/>
+    <w:lsdException w:name="Table Classic 4" w:semiHidden="1" w:unhideWhenUsed="1"/>
+    <w:lsdException w:name="Table Colorful 1" w:semiHidden="1" w:unhideWhenUsed="1"/>
+    <w:lsdException w:name="Table Colorful 2" w:semiHidden="1" w:unhideWhenUsed="1"/>
+    <w:lsdException w:name="Table Colorful 3" w:semiHidden="1" w:unhideWhenUsed="1"/>
+    <w:lsdException w:name="Table Columns 1" w:semiHidden="1" w:unhideWhenUsed="1"/>
+    <w:lsdException w:name="Table Columns 2" w:semiHidden="1" w:unhideWhenUsed="1"/>
+    <w:lsdException w:name="Table Columns 3" w:semiHidden="1" w:unhideWhenUsed="1"/>
+    <w:lsdException w:name="Table Columns 4" w:semiHidden="1" w:unhideWhenUsed="1"/>
+    <w:lsdException w:name="Table Columns 5" w:semiHidden="1" w:unhideWhenUsed="1"/>
+    <w:lsdException w:name="Table Grid 1" w:semiHidden="1" w:unhideWhenUsed="1"/>
+    <w:lsdException w:name="Table Grid 2" w:semiHidden="1" w:unhideWhenUsed="1"/>
+    <w:lsdException w:name="Table Grid 3" w:semiHidden="1" w:unhideWhenUsed="1"/>
+    <w:lsdException w:name="Table Grid 4" w:semiHidden="1" w:unhideWhenUsed="1"/>
+    <w:lsdException w:name="Table Grid 5" w:semiHidden="1" w:unhideWhenUsed="1"/>
+    <w:lsdException w:name="Table Grid 6" w:semiHidden="1" w:unhideWhenUsed="1"/>
+    <w:lsdException w:name="Table Grid 7" w:semiHidden="1" w:unhideWhenUsed="1"/>
+    <w:lsdException w:name="Table Grid 8" w:semiHidden="1" w:unhideWhenUsed="1"/>
+    <w:lsdException w:name="Table List 1" w:semiHidden="1" w:unhideWhenUsed="1"/>
+    <w:lsdException w:name="Table List 2" w:semiHidden="1" w:unhideWhenUsed="1"/>
+    <w:lsdException w:name="Table List 3" w:semiHidden="1" w:unhideWhenUsed="1"/>
+    <w:lsdException w:name="Table List 4" w:semiHidden="1" w:unhideWhenUsed="1"/>
+    <w:lsdException w:name="Table List 5" w:semiHidden="1" w:unhideWhenUsed="1"/>
+    <w:lsdException w:name="Table List 6" w:semiHidden="1" w:unhideWhenUsed="1"/>
+    <w:lsdException w:name="Table List 7" w:semiHidden="1" w:unhideWhenUsed="1"/>
+    <w:lsdException w:name="Table List 8" w:semiHidden="1" w:unhideWhenUsed="1"/>
+    <w:lsdException w:name="Table 3D effects 1" w:semiHidden="1" w:unhideWhenUsed="1"/>
+    <w:lsdException w:name="Table 3D effects 2" w:semiHidden="1" w:unhideWhenUsed="1"/>
+    <w:lsdException w:name="Table 3D effects 3" w:semiHidden="1" w:unhideWhenUsed="1"/>
+    <w:lsdException w:name="Table Contemporary" w:semiHidden="1" w:unhideWhenUsed="1"/>
+    <w:lsdException w:name="Table Elegant" w:semiHidden="1" w:unhideWhenUsed="1"/>
+    <w:lsdException w:name="Table Professional" w:semiHidden="1" w:unhideWhenUsed="1"/>
+    <w:lsdException w:name="Table Subtle 1" w:semiHidden="1" w:unhideWhenUsed="1"/>
+    <w:lsdException w:name="Table Subtle 2" w:semiHidden="1" w:unhideWhenUsed="1"/>
+    <w:lsdException w:name="Table Web 1" w:semiHidden="1" w:unhideWhenUsed="1"/>
+    <w:lsdException w:name="Table Web 2" w:semiHidden="1" w:unhideWhenUsed="1"/>
+    <w:lsdException w:name="Table Web 3" w:semiHidden="1" w:unhideWhenUsed="1"/>
+    <w:lsdException w:name="Balloon Text" w:semiHidden="1" w:unhideWhenUsed="1"/>
+    <w:lsdException w:name="Table Grid" w:uiPriority="59"/>
+    <w:lsdException w:name="Table Theme" w:semiHidden="1" w:unhideWhenUsed="1"/>
+    <w:lsdException w:name="Placeholder Text" w:semiHidden="1"/>
+    <w:lsdException w:name="No Spacing" w:uiPriority="1" w:qFormat="1"/>
+    <w:lsdException w:name="Light Shading" w:uiPriority="60"/>
+    <w:lsdException w:name="Light List" w:uiPriority="61"/>
+    <w:lsdException w:name="Light Grid" w:uiPriority="62"/>
+    <w:lsdException w:name="Medium Shading 1" w:uiPriority="63"/>
+    <w:lsdException w:name="Medium Shading 2" w:uiPriority="64"/>
+    <w:lsdException w:name="Medium List 1" w:uiPriority="65"/>
+    <w:lsdException w:name="Medium List 2" w:uiPriority="66"/>
+    <w:lsdException w:name="Medium Grid 1" w:uiPriority="67"/>
+    <w:lsdException w:name="Medium Grid 2" w:uiPriority="68"/>
+    <w:lsdException w:name="Medium Grid 3" w:uiPriority="69"/>
+    <w:lsdException w:name="Dark List" w:uiPriority="70"/>
+    <w:lsdException w:name="Colorful Shading" w:uiPriority="71"/>
+    <w:lsdException w:name="Colorful List" w:uiPriority="72"/>
+    <w:lsdException w:name="Colorful Grid" w:uiPriority="73"/>
+    <w:lsdException w:name="Light Shading Accent 1" w:uiPriority="60"/>
+    <w:lsdException w:name="Light List Accent 1" w:uiPriority="61"/>
+    <w:lsdException w:name="Light Grid Accent 1" w:uiPriority="62"/>
+    <w:lsdException w:name="Medium Shading 1 Accent 1" w:uiPriority="63"/>
+    <w:lsdException w:name="Medium Shading 2 Accent 1" w:uiPriority="64"/>
+    <w:lsdException w:name="Medium List 1 Accent 1" w:uiPriority="65"/>
+    <w:lsdException w:name="Revision" w:semiHidden="1"/>
+    <w:lsdException w:name="List Paragraph" w:uiPriority="34" w:qFormat="1"/>
+    <w:lsdException w:name="Quote" w:uiPriority="29" w:qFormat="1"/>
+    <w:lsdException w:name="Intense Quote" w:uiPriority="30" w:qFormat="1"/>
+    <w:lsdException w:name="Medium List 2 Accent 1" w:uiPriority="66"/>
+    <w:lsdException w:name="Medium Grid 1 Accent 1" w:uiPriority="67"/>
+    <w:lsdException w:name="Medium Grid 2 Accent 1" w:uiPriority="68"/>
+    <w:lsdException w:name="Medium Grid 3 Accent 1" w:uiPriority="69"/>
+    <w:lsdException w:name="Dark List Accent 1" w:uiPriority="70"/>
+    <w:lsdException w:name="Colorful Shading Accent 1" w:uiPriority="71"/>
+    <w:lsdException w:name="Colorful List Accent 1" w:uiPriority="72"/>
+    <w:lsdException w:name="Colorful Grid Accent 1" w:uiPriority="73"/>
+    <w:lsdException w:name="Light Shading Accent 2" w:uiPriority="60"/>
+    <w:lsdException w:name="Light List Accent 2" w:uiPriority="61"/>
+    <w:lsdException w:name="Light Grid Accent 2" w:uiPriority="62"/>
+    <w:lsdException w:name="Medium Shading 1 Accent 2" w:uiPriority="63"/>
+    <w:lsdException w:name="Medium Shading 2 Accent 2" w:uiPriority="64"/>
+    <w:lsdException w:name="Medium List 1 Accent 2" w:uiPriority="65"/>
+    <w:lsdException w:name="Medium List 2 Accent 2" w:uiPriority="66"/>
+    <w:lsdException w:name="Medium Grid 1 Accent 2" w:uiPriority="67"/>
+    <w:lsdException w:name="Medium Grid 2 Accent 2" w:uiPriority="68"/>
+    <w:lsdException w:name="Medium Grid 3 Accent 2" w:uiPriority="69"/>
+    <w:lsdException w:name="Dark List Accent 2" w:uiPriority="70"/>
+    <w:lsdException w:name="Colorful Shading Accent 2" w:uiPriority="71"/>
+    <w:lsdException w:name="Colorful List Accent 2" w:uiPriority="72"/>
+    <w:lsdException w:name="Colorful Grid Accent 2" w:uiPriority="73"/>
+    <w:lsdException w:name="Light Shading Accent 3" w:uiPriority="60"/>
+    <w:lsdException w:name="Light List Accent 3" w:uiPriority="61"/>
+    <w:lsdException w:name="Light Grid Accent 3" w:uiPriority="62"/>
+    <w:lsdException w:name="Medium Shading 1 Accent 3" w:uiPriority="63"/>
+    <w:lsdException w:name="Medium Shading 2 Accent 3" w:uiPriority="64"/>
+    <w:lsdException w:name="Medium List 1 Accent 3" w:uiPriority="65"/>
+    <w:lsdException w:name="Medium List 2 Accent 3" w:uiPriority="66"/>
+    <w:lsdException w:name="Medium Grid 1 Accent 3" w:uiPriority="67"/>
+    <w:lsdException w:name="Medium Grid 2 Accent 3" w:uiPriority="68"/>
+    <w:lsdException w:name="Medium Grid 3 Accent 3" w:uiPriority="69"/>
+    <w:lsdException w:name="Dark List Accent 3" w:uiPriority="70"/>
+    <w:lsdException w:name="Colorful Shading Accent 3" w:uiPriority="71"/>
+    <w:lsdException w:name="Colorful List Accent 3" w:uiPriority="72"/>
+    <w:lsdException w:name="Colorful Grid Accent 3" w:uiPriority="73"/>
+    <w:lsdException w:name="Light Shading Accent 4" w:uiPriority="60"/>
+    <w:lsdException w:name="Light List Accent 4" w:uiPriority="61"/>
+    <w:lsdException w:name="Light Grid Accent 4" w:uiPriority="62"/>
+    <w:lsdException w:name="Medium Shading 1 Accent 4" w:uiPriority="63"/>
+    <w:lsdException w:name="Medium Shading 2 Accent 4" w:uiPriority="64"/>
+    <w:lsdException w:name="Medium List 1 Accent 4" w:uiPriority="65"/>
+    <w:lsdException w:name="Medium List 2 Accent 4" w:uiPriority="66"/>
+    <w:lsdException w:name="Medium Grid 1 Accent 4" w:uiPriority="67"/>
+    <w:lsdException w:name="Medium Grid 2 Accent 4" w:uiPriority="68"/>
+    <w:lsdException w:name="Medium Grid 3 Accent 4" w:uiPriority="69"/>
+    <w:lsdException w:name="Dark List Accent 4" w:uiPriority="70"/>
+    <w:lsdException w:name="Colorful Shading Accent 4" w:uiPriority="71"/>
+    <w:lsdException w:name="Colorful List Accent 4" w:uiPriority="72"/>
+    <w:lsdException w:name="Colorful Grid Accent 4" w:uiPriority="73"/>
+    <w:lsdException w:name="Light Shading Accent 5" w:uiPriority="60"/>
+    <w:lsdException w:name="Light List Accent 5" w:uiPriority="61"/>
+    <w:lsdException w:name="Light Grid Accent 5" w:uiPriority="62"/>
+    <w:lsdException w:name="Medium Shading 1 Accent 5" w:uiPriority="63"/>
+    <w:lsdException w:name="Medium Shading 2 Accent 5" w:uiPriority="64"/>
+    <w:lsdException w:name="Medium List 1 Accent 5" w:uiPriority="65"/>
+    <w:lsdException w:name="Medium List 2 Accent 5" w:uiPriority="66"/>
+    <w:lsdException w:name="Medium Grid 1 Accent 5" w:uiPriority="67"/>
+    <w:lsdException w:name="Medium Grid 2 Accent 5" w:uiPriority="68"/>
+    <w:lsdException w:name="Medium Grid 3 Accent 5" w:uiPriority="69"/>
+    <w:lsdException w:name="Dark List Accent 5" w:uiPriority="70"/>
+    <w:lsdException w:name="Colorful Shading Accent 5" w:uiPriority="71"/>
+    <w:lsdException w:name="Colorful List Accent 5" w:uiPriority="72"/>
+    <w:lsdException w:name="Colorful Grid Accent 5" w:uiPriority="73"/>
+    <w:lsdException w:name="Light Shading Accent 6" w:uiPriority="60"/>
+    <w:lsdException w:name="Light List Accent 6" w:uiPriority="61"/>
+    <w:lsdException w:name="Light Grid Accent 6" w:uiPriority="62"/>
+    <w:lsdException w:name="Medium Shading 1 Accent 6" w:uiPriority="63"/>
+    <w:lsdException w:name="Medium Shading 2 Accent 6" w:uiPriority="64"/>
+    <w:lsdException w:name="Medium List 1 Accent 6" w:uiPriority="65"/>
+    <w:lsdException w:name="Medium List 2 Accent 6" w:uiPriority="66"/>
+    <w:lsdException w:name="Medium Grid 1 Accent 6" w:uiPriority="67"/>
+    <w:lsdException w:name="Medium Grid 2 Accent 6" w:uiPriority="68"/>
+    <w:lsdException w:name="Medium Grid 3 Accent 6" w:uiPriority="69"/>
+    <w:lsdException w:name="Dark List Accent 6" w:uiPriority="70"/>
+    <w:lsdException w:name="Colorful Shading Accent 6" w:uiPriority="71"/>
+    <w:lsdException w:name="Colorful List Accent 6" w:uiPriority="72"/>
+    <w:lsdException w:name="Colorful Grid Accent 6" w:uiPriority="73"/>
+    <w:lsdException w:name="Subtle Emphasis" w:uiPriority="19" w:qFormat="1"/>
+    <w:lsdException w:name="Intense Emphasis" w:uiPriority="21" w:qFormat="1"/>
+    <w:lsdException w:name="Subtle Reference" w:uiPriority="31" w:qFormat="1"/>
+    <w:lsdException w:name="Intense Reference" w:uiPriority="32" w:qFormat="1"/>
+    <w:lsdException w:name="Book Title" w:uiPriority="33" w:qFormat="1"/>
+    <w:lsdException w:name="Bibliography" w:semiHidden="1" w:uiPriority="37" w:unhideWhenUsed="1"/>
+    <w:lsdException w:name="TOC Heading" w:semiHidden="1" w:uiPriority="39" w:unhideWhenUsed="1" w:qFormat="1"/>
+    <w:lsdException w:name="Plain Table 1" w:uiPriority="41"/>
+    <w:lsdException w:name="Plain Table 2" w:uiPriority="42"/>
+    <w:lsdException w:name="Plain Table 3" w:uiPriority="43"/>
+    <w:lsdException w:name="Plain Table 4" w:uiPriority="44"/>
+    <w:lsdException w:name="Plain Table 5" w:uiPriority="45"/>
+    <w:lsdException w:name="Grid Table Light" w:uiPriority="40"/>
+    <w:lsdException w:name="Grid Table 1 Light" w:uiPriority="46"/>
+    <w:lsdException w:name="Grid Table 2" w:uiPriority="47"/>
+    <w:lsdException w:name="Grid Table 3" w:uiPriority="48"/>
+    <w:lsdException w:name="Grid Table 4" w:uiPriority="49"/>
+    <w:lsdException w:name="Grid Table 5 Dark" w:uiPriority="50"/>
+    <w:lsdException w:name="Grid Table 6 Colorful" w:uiPriority="51"/>
+    <w:lsdException w:name="Grid Table 7 Colorful" w:uiPriority="52"/>
+    <w:lsdException w:name="Grid Table 1 Light Accent 1" w:uiPriority="46"/>
+    <w:lsdException w:name="Grid Table 2 Accent 1" w:uiPriority="47"/>
+    <w:lsdException w:name="Grid Table 3 Accent 1" w:uiPriority="48"/>
+    <w:lsdException w:name="Grid Table 4 Accent 1" w:uiPriority="49"/>
+    <w:lsdException w:name="Grid Table 5 Dark Accent 1" w:uiPriority="50"/>
+    <w:lsdException w:name="Grid Table 6 Colorful Accent 1" w:uiPriority="51"/>
+    <w:lsdException w:name="Grid Table 7 Colorful Accent 1" w:uiPriority="52"/>
+    <w:lsdException w:name="Grid Table 1 Light Accent 2" w:uiPriority="46"/>
+    <w:lsdException w:name="Grid Table 2 Accent 2" w:uiPriority="47"/>
+    <w:lsdException w:name="Grid Table 3 Accent 2" w:uiPriority="48"/>
+    <w:lsdException w:name="Grid Table 4 Accent 2" w:uiPriority="49"/>
+    <w:lsdException w:name="Grid Table 5 Dark Accent 2" w:uiPriority="50"/>
+    <w:lsdException w:name="Grid Table 6 Colorful Accent 2" w:uiPriority="51"/>
+    <w:lsdException w:name="Grid Table 7 Colorful Accent 2" w:uiPriority="52"/>
+    <w:lsdException w:name="Grid Table 1 Light Accent 3" w:uiPriority="46"/>
+    <w:lsdException w:name="Grid Table 2 Accent 3" w:uiPriority="47"/>
+    <w:lsdException w:name="Grid Table 3 Accent 3" w:uiPriority="48"/>
+    <w:lsdException w:name="Grid Table 4 Accent 3" w:uiPriority="49"/>
+    <w:lsdException w:name="Grid Table 5 Dark Accent 3" w:uiPriority="50"/>
+    <w:lsdException w:name="Grid Table 6 Colorful Accent 3" w:uiPriority="51"/>
+    <w:lsdException w:name="Grid Table 7 Colorful Accent 3" w:uiPriority="52"/>
+    <w:lsdException w:name="Grid Table 1 Light Accent 4" w:uiPriority="46"/>
+    <w:lsdException w:name="Grid Table 2 Accent 4" w:uiPriority="47"/>
+    <w:lsdException w:name="Grid Table 3 Accent 4" w:uiPriority="48"/>
+    <w:lsdException w:name="Grid Table 4 Accent 4" w:uiPriority="49"/>
+    <w:lsdException w:name="Grid Table 5 Dark Accent 4" w:uiPriority="50"/>
+    <w:lsdException w:name="Grid Table 6 Colorful Accent 4" w:uiPriority="51"/>
+    <w:lsdException w:name="Grid Table 7 Colorful Accent 4" w:uiPriority="52"/>
+    <w:lsdException w:name="Grid Table 1 Light Accent 5" w:uiPriority="46"/>
+    <w:lsdException w:name="Grid Table 2 Accent 5" w:uiPriority="47"/>
+    <w:lsdException w:name="Grid Table 3 Accent 5" w:uiPriority="48"/>
+    <w:lsdException w:name="Grid Table 4 Accent 5" w:uiPriority="49"/>
+    <w:lsdException w:name="Grid Table 5 Dark Accent 5" w:uiPriority="50"/>
+    <w:lsdException w:name="Grid Table 6 Colorful Accent 5" w:uiPriority="51"/>
+    <w:lsdException w:name="Grid Table 7 Colorful Accent 5" w:uiPriority="52"/>
+    <w:lsdException w:name="Grid Table 1 Light Accent 6" w:uiPriority="46"/>
+    <w:lsdException w:name="Grid Table 2 Accent 6" w:uiPriority="47"/>
+    <w:lsdException w:name="Grid Table 3 Accent 6" w:uiPriority="48"/>
+    <w:lsdException w:name="Grid Table 4 Accent 6" w:uiPriority="49"/>
+    <w:lsdException w:name="Grid Table 5 Dark Accent 6" w:uiPriority="50"/>
+    <w:lsdException w:name="Grid Table 6 Colorful Accent 6" w:uiPriority="51"/>
+    <w:lsdException w:name="Grid Table 7 Colorful Accent 6" w:uiPriority="52"/>
+    <w:lsdException w:name="List Table 1 Light" w:uiPriority="46"/>
+    <w:lsdException w:name="List Table 2" w:uiPriority="47"/>
+    <w:lsdException w:name="List Table 3" w:uiPriority="48"/>
+    <w:lsdException w:name="List Table 4" w:uiPriority="49"/>
+    <w:lsdException w:name="List Table 5 Dark" w:uiPriority="50"/>
+    <w:lsdException w:name="List Table 6 Colorful" w:uiPriority="51"/>
+    <w:lsdException w:name="List Table 7 Colorful" w:uiPriority="52"/>
+    <w:lsdException w:name="List Table 1 Light Accent 1" w:uiPriority="46"/>
+    <w:lsdException w:name="List Table 2 Accent 1" w:uiPriority="47"/>
+    <w:lsdException w:name="List Table 3 Accent 1" w:uiPriority="48"/>
+    <w:lsdException w:name="List Table 4 Accent 1" w:uiPriority="49"/>
+    <w:lsdException w:name="List Table 5 Dark Accent 1" w:uiPriority="50"/>
+    <w:lsdException w:name="List Table 6 Colorful Accent 1" w:uiPriority="51"/>
+    <w:lsdException w:name="List Table 7 Colorful Accent 1" w:uiPriority="52"/>
+    <w:lsdException w:name="List Table 1 Light Accent 2" w:uiPriority="46"/>
+    <w:lsdException w:name="List Table 2 Accent 2" w:uiPriority="47"/>
+    <w:lsdException w:name="List Table 3 Accent 2" w:uiPriority="48"/>
+    <w:lsdException w:name="List Table 4 Accent 2" w:uiPriority="49"/>
+    <w:lsdException w:name="List Table 5 Dark Accent 2" w:uiPriority="50"/>
+    <w:lsdException w:name="List Table 6 Colorful Accent 2" w:uiPriority="51"/>
+    <w:lsdException w:name="List Table 7 Colorful Accent 2" w:uiPriority="52"/>
+    <w:lsdException w:name="List Table 1 Light Accent 3" w:uiPriority="46"/>
+    <w:lsdException w:name="List Table 2 Accent 3" w:uiPriority="47"/>
+    <w:lsdException w:name="List Table 3 Accent 3" w:uiPriority="48"/>
+    <w:lsdException w:name="List Table 4 Accent 3" w:uiPriority="49"/>
+    <w:lsdException w:name="List Table 5 Dark Accent 3" w:uiPriority="50"/>
+    <w:lsdException w:name="List Table 6 Colorful Accent 3" w:uiPriority="51"/>
+    <w:lsdException w:name="List Table 7 Colorful Accent 3" w:uiPriority="52"/>
+    <w:lsdException w:name="List Table 1 Light Accent 4" w:uiPriority="46"/>
+    <w:lsdException w:name="List Table 2 Accent 4" w:uiPriority="47"/>
+    <w:lsdException w:name="List Table 3 Accent 4" w:uiPriority="48"/>
+    <w:lsdException w:name="List Table 4 Accent 4" w:uiPriority="49"/>
+    <w:lsdException w:name="List Table 5 Dark Accent 4" w:uiPriority="50"/>
+    <w:lsdException w:name="List Table 6 Colorful Accent 4" w:uiPriority="51"/>
+    <w:lsdException w:name="List Table 7 Colorful Accent 4" w:uiPriority="52"/>
+    <w:lsdException w:name="List Table 1 Light Accent 5" w:uiPriority="46"/>
+    <w:lsdException w:name="List Table 2 Accent 5" w:uiPriority="47"/>
+    <w:lsdException w:name="List Table 3 Accent 5" w:uiPriority="48"/>
+    <w:lsdException w:name="List Table 4 Accent 5" w:uiPriority="49"/>
+    <w:lsdException w:name="List Table 5 Dark Accent 5" w:uiPriority="50"/>
+    <w:lsdException w:name="List Table 6 Colorful Accent 5" w:uiPriority="51"/>
+    <w:lsdException w:name="List Table 7 Colorful Accent 5" w:uiPriority="52"/>
+    <w:lsdException w:name="List Table 1 Light Accent 6" w:uiPriority="46"/>
+    <w:lsdException w:name="List Table 2 Accent 6" w:uiPriority="47"/>
+    <w:lsdException w:name="List Table 3 Accent 6" w:uiPriority="48"/>
+    <w:lsdException w:name="List Table 4 Accent 6" w:uiPriority="49"/>
+    <w:lsdException w:name="List Table 5 Dark Accent 6" w:uiPriority="50"/>
+    <w:lsdException w:name="List Table 6 Colorful Accent 6" w:uiPriority="51"/>
+    <w:lsdException w:name="List Table 7 Colorful Accent 6" w:uiPriority="52"/>
+    <w:lsdException w:name="Mention" w:semiHidden="1" w:unhideWhenUsed="1"/>
+    <w:lsdException w:name="Smart Hyperlink" w:semiHidden="1" w:unhideWhenUsed="1"/>
+    <w:lsdException w:name="Hashtag" w:semiHidden="1" w:unhideWhenUsed="1"/>
+    <w:lsdException w:name="Unresolved Mention" w:semiHidden="1" w:unhideWhenUsed="1"/>
+    <w:lsdException w:name="Smart Link" w:semiHidden="1" w:unhideWhenUsed="1"/>
   </w:latentStyles>
   <w:style w:type="paragraph" w:default="1" w:styleId="Normal">
     <w:name w:val="Normal"/>
     <w:qFormat/>
-    <w:rsid w:val="00C20FD8"/>
+    <w:rsid w:val="00E30D54"/>
+    <w:pPr>
+      <w:spacing w:after="240" w:line="276" w:lineRule="auto"/>
+    </w:pPr>
+    <w:rPr>
+      <w:rFonts w:cstheme="minorHAnsi"/>
+      <w:sz w:val="28"/>
+      <w:szCs w:val="28"/>
+    </w:rPr>
+  </w:style>
+  <w:style w:type="paragraph" w:styleId="Heading1">
+    <w:name w:val="heading 1"/>
+    <w:basedOn w:val="NoSpacing"/>
+    <w:next w:val="Normal"/>
+    <w:link w:val="Heading1Char"/>
+    <w:qFormat/>
+    <w:rsid w:val="00E30D54"/>
+    <w:pPr>
+      <w:keepNext/>
+      <w:spacing w:before="240" w:after="60"/>
+      <w:outlineLvl w:val="0"/>
+    </w:pPr>
+    <w:rPr>
+      <w:rFonts w:eastAsiaTheme="majorEastAsia"/>
+      <w:b/>
+      <w:kern w:val="28"/>
+      <w:sz w:val="56"/>
+    </w:rPr>
+  </w:style>
+  <w:style w:type="paragraph" w:styleId="Heading2">
+    <w:name w:val="heading 2"/>
+    <w:basedOn w:val="Heading1"/>
+    <w:next w:val="Normal"/>
+    <w:link w:val="Heading2Char"/>
+    <w:qFormat/>
+    <w:rsid w:val="00E30D54"/>
+    <w:pPr>
+      <w:numPr>
+        <w:ilvl w:val="1"/>
+        <w:numId w:val="7"/>
+      </w:numPr>
+      <w:outlineLvl w:val="1"/>
+    </w:pPr>
+    <w:rPr>
+      <w:rFonts w:asciiTheme="majorHAnsi" w:hAnsiTheme="majorHAnsi"/>
+      <w:sz w:val="48"/>
+      <w:szCs w:val="48"/>
+    </w:rPr>
+  </w:style>
+  <w:style w:type="paragraph" w:styleId="Heading3">
+    <w:name w:val="heading 3"/>
+    <w:basedOn w:val="Heading2"/>
+    <w:next w:val="Normal"/>
+    <w:link w:val="Heading3Char"/>
+    <w:qFormat/>
+    <w:rsid w:val="00E30D54"/>
+    <w:pPr>
+      <w:outlineLvl w:val="2"/>
+    </w:pPr>
+    <w:rPr>
+      <w:sz w:val="40"/>
+    </w:rPr>
+  </w:style>
+  <w:style w:type="paragraph" w:styleId="Heading4">
+    <w:name w:val="heading 4"/>
+    <w:basedOn w:val="Heading3"/>
+    <w:next w:val="Normal"/>
+    <w:link w:val="Heading4Char"/>
+    <w:qFormat/>
+    <w:rsid w:val="00E30D54"/>
+    <w:pPr>
+      <w:numPr>
+        <w:ilvl w:val="3"/>
+      </w:numPr>
+      <w:outlineLvl w:val="3"/>
+    </w:pPr>
+    <w:rPr>
+      <w:sz w:val="32"/>
+    </w:rPr>
+  </w:style>
+  <w:style w:type="paragraph" w:styleId="Heading5">
+    <w:name w:val="heading 5"/>
+    <w:basedOn w:val="Heading4"/>
+    <w:next w:val="Normal"/>
+    <w:link w:val="Heading5Char"/>
+    <w:qFormat/>
+    <w:rsid w:val="00E30D54"/>
+    <w:pPr>
+      <w:numPr>
+        <w:ilvl w:val="4"/>
+      </w:numPr>
+      <w:outlineLvl w:val="4"/>
+    </w:pPr>
+    <w:rPr>
+      <w:sz w:val="28"/>
+    </w:rPr>
+  </w:style>
+  <w:style w:type="paragraph" w:styleId="Heading6">
+    <w:name w:val="heading 6"/>
+    <w:basedOn w:val="Heading5"/>
+    <w:next w:val="Normal"/>
+    <w:link w:val="Heading6Char"/>
+    <w:qFormat/>
+    <w:rsid w:val="00E30D54"/>
+    <w:pPr>
+      <w:numPr>
+        <w:ilvl w:val="5"/>
+      </w:numPr>
+      <w:outlineLvl w:val="5"/>
+    </w:pPr>
+    <w:rPr>
+      <w:bCs/>
+      <w:sz w:val="24"/>
+      <w:szCs w:val="24"/>
+      <w:u w:val="single"/>
+    </w:rPr>
+  </w:style>
+  <w:style w:type="paragraph" w:styleId="Heading7">
+    <w:name w:val="heading 7"/>
+    <w:basedOn w:val="Heading6"/>
+    <w:next w:val="Normal"/>
+    <w:link w:val="Heading7Char"/>
+    <w:qFormat/>
+    <w:rsid w:val="00E30D54"/>
+    <w:pPr>
+      <w:keepNext w:val="0"/>
+      <w:numPr>
+        <w:ilvl w:val="0"/>
+        <w:numId w:val="0"/>
+      </w:numPr>
+      <w:outlineLvl w:val="6"/>
+    </w:pPr>
+    <w:rPr>
+      <w:b w:val="0"/>
+      <w:kern w:val="0"/>
+    </w:rPr>
+  </w:style>
+  <w:style w:type="paragraph" w:styleId="Heading8">
+    <w:name w:val="heading 8"/>
+    <w:basedOn w:val="Heading6"/>
+    <w:next w:val="Normal"/>
+    <w:link w:val="Heading8Char"/>
+    <w:qFormat/>
+    <w:rsid w:val="00E30D54"/>
+    <w:pPr>
+      <w:outlineLvl w:val="7"/>
+    </w:pPr>
+    <w:rPr>
+      <w:i/>
+      <w:iCs/>
+      <w:u w:val="none"/>
+    </w:rPr>
+  </w:style>
+  <w:style w:type="paragraph" w:styleId="Heading9">
+    <w:name w:val="heading 9"/>
+    <w:basedOn w:val="Heading8"/>
+    <w:next w:val="Normal"/>
+    <w:link w:val="Heading9Char"/>
+    <w:qFormat/>
+    <w:rsid w:val="00E30D54"/>
+    <w:pPr>
+      <w:outlineLvl w:val="8"/>
+    </w:pPr>
+    <w:rPr>
+      <w:b w:val="0"/>
+      <w:bCs w:val="0"/>
+    </w:rPr>
   </w:style>
   <w:style w:type="character" w:default="1" w:styleId="DefaultParagraphFont">
     <w:name w:val="Default Paragraph Font"/>
@@ -2163,7 +2598,6 @@
     <w:uiPriority w:val="99"/>
     <w:semiHidden/>
     <w:unhideWhenUsed/>
-    <w:qFormat/>
     <w:tblPr>
       <w:tblInd w:w="0" w:type="dxa"/>
       <w:tblCellMar>
@@ -2198,6 +2632,505 @@
       <w:rFonts w:ascii="AvantGarde Bk BT" w:eastAsia="Times New Roman" w:hAnsi="AvantGarde Bk BT" w:cs="Times New Roman"/>
       <w:sz w:val="16"/>
       <w:szCs w:val="20"/>
+    </w:rPr>
+  </w:style>
+  <w:style w:type="paragraph" w:customStyle="1" w:styleId="Subheading1">
+    <w:name w:val="Subheading 1"/>
+    <w:basedOn w:val="Heading1"/>
+    <w:next w:val="Normal"/>
+    <w:link w:val="Subheading1Char"/>
+    <w:qFormat/>
+    <w:rsid w:val="00E30D54"/>
+    <w:pPr>
+      <w:spacing w:before="0" w:after="0" w:line="240" w:lineRule="auto"/>
+      <w:contextualSpacing/>
+    </w:pPr>
+    <w:rPr>
+      <w:rFonts w:asciiTheme="majorHAnsi" w:eastAsiaTheme="minorHAnsi" w:hAnsiTheme="majorHAnsi"/>
+      <w:sz w:val="48"/>
+      <w:szCs w:val="48"/>
+      <w:vertAlign w:val="superscript"/>
+    </w:rPr>
+  </w:style>
+  <w:style w:type="character" w:customStyle="1" w:styleId="Subheading1Char">
+    <w:name w:val="Subheading 1 Char"/>
+    <w:basedOn w:val="DefaultParagraphFont"/>
+    <w:link w:val="Subheading1"/>
+    <w:rsid w:val="00E30D54"/>
+    <w:rPr>
+      <w:rFonts w:asciiTheme="majorHAnsi" w:hAnsiTheme="majorHAnsi" w:cstheme="minorHAnsi"/>
+      <w:b/>
+      <w:kern w:val="28"/>
+      <w:sz w:val="48"/>
+      <w:szCs w:val="48"/>
+      <w:vertAlign w:val="superscript"/>
+    </w:rPr>
+  </w:style>
+  <w:style w:type="character" w:customStyle="1" w:styleId="Heading1Char">
+    <w:name w:val="Heading 1 Char"/>
+    <w:basedOn w:val="DefaultParagraphFont"/>
+    <w:link w:val="Heading1"/>
+    <w:rsid w:val="00E30D54"/>
+    <w:rPr>
+      <w:rFonts w:eastAsiaTheme="majorEastAsia" w:cstheme="minorHAnsi"/>
+      <w:b/>
+      <w:kern w:val="28"/>
+      <w:sz w:val="56"/>
+      <w:szCs w:val="28"/>
+    </w:rPr>
+  </w:style>
+  <w:style w:type="paragraph" w:customStyle="1" w:styleId="Subheading2">
+    <w:name w:val="Subheading 2"/>
+    <w:basedOn w:val="Subheading1"/>
+    <w:next w:val="Normal"/>
+    <w:link w:val="Subheading2Char"/>
+    <w:qFormat/>
+    <w:rsid w:val="00E30D54"/>
+  </w:style>
+  <w:style w:type="character" w:customStyle="1" w:styleId="Subheading2Char">
+    <w:name w:val="Subheading 2 Char"/>
+    <w:basedOn w:val="Subheading1Char"/>
+    <w:link w:val="Subheading2"/>
+    <w:rsid w:val="00E30D54"/>
+    <w:rPr>
+      <w:rFonts w:asciiTheme="majorHAnsi" w:hAnsiTheme="majorHAnsi" w:cstheme="minorHAnsi"/>
+      <w:b/>
+      <w:kern w:val="28"/>
+      <w:sz w:val="48"/>
+      <w:szCs w:val="48"/>
+      <w:vertAlign w:val="superscript"/>
+    </w:rPr>
+  </w:style>
+  <w:style w:type="paragraph" w:customStyle="1" w:styleId="Subheading3">
+    <w:name w:val="Subheading 3"/>
+    <w:basedOn w:val="Subheading2"/>
+    <w:next w:val="Normal"/>
+    <w:link w:val="Subheading3Char"/>
+    <w:qFormat/>
+    <w:rsid w:val="00E30D54"/>
+    <w:rPr>
+      <w:sz w:val="40"/>
+      <w:szCs w:val="40"/>
+    </w:rPr>
+  </w:style>
+  <w:style w:type="character" w:customStyle="1" w:styleId="Subheading3Char">
+    <w:name w:val="Subheading 3 Char"/>
+    <w:basedOn w:val="Subheading2Char"/>
+    <w:link w:val="Subheading3"/>
+    <w:rsid w:val="00E30D54"/>
+    <w:rPr>
+      <w:rFonts w:asciiTheme="majorHAnsi" w:hAnsiTheme="majorHAnsi" w:cstheme="minorHAnsi"/>
+      <w:b/>
+      <w:kern w:val="28"/>
+      <w:sz w:val="40"/>
+      <w:szCs w:val="40"/>
+      <w:vertAlign w:val="superscript"/>
+    </w:rPr>
+  </w:style>
+  <w:style w:type="paragraph" w:customStyle="1" w:styleId="Suptitle">
+    <w:name w:val="Suptitle"/>
+    <w:basedOn w:val="Subtitle"/>
+    <w:link w:val="SuptitleChar"/>
+    <w:qFormat/>
+    <w:rsid w:val="00E30D54"/>
+    <w:pPr>
+      <w:spacing w:before="240" w:line="240" w:lineRule="auto"/>
+    </w:pPr>
+    <w:rPr>
+      <w:vertAlign w:val="subscript"/>
+    </w:rPr>
+  </w:style>
+  <w:style w:type="character" w:customStyle="1" w:styleId="SuptitleChar">
+    <w:name w:val="Suptitle Char"/>
+    <w:basedOn w:val="SubtitleChar"/>
+    <w:link w:val="Suptitle"/>
+    <w:rsid w:val="00E30D54"/>
+    <w:rPr>
+      <w:rFonts w:asciiTheme="majorHAnsi" w:eastAsiaTheme="majorEastAsia" w:hAnsiTheme="majorHAnsi" w:cstheme="majorBidi"/>
+      <w:color w:val="7F7F7F" w:themeColor="text1" w:themeTint="80"/>
+      <w:spacing w:val="-10"/>
+      <w:kern w:val="28"/>
+      <w:sz w:val="72"/>
+      <w:szCs w:val="72"/>
+      <w:vertAlign w:val="subscript"/>
+    </w:rPr>
+  </w:style>
+  <w:style w:type="paragraph" w:styleId="Subtitle">
+    <w:name w:val="Subtitle"/>
+    <w:basedOn w:val="Title"/>
+    <w:next w:val="Normal"/>
+    <w:link w:val="SubtitleChar"/>
+    <w:uiPriority w:val="11"/>
+    <w:qFormat/>
+    <w:rsid w:val="00E30D54"/>
+    <w:rPr>
+      <w:b w:val="0"/>
+      <w:bCs w:val="0"/>
+      <w:color w:val="7F7F7F" w:themeColor="text1" w:themeTint="80"/>
+      <w:vertAlign w:val="superscript"/>
+    </w:rPr>
+  </w:style>
+  <w:style w:type="character" w:customStyle="1" w:styleId="SubtitleChar">
+    <w:name w:val="Subtitle Char"/>
+    <w:basedOn w:val="DefaultParagraphFont"/>
+    <w:link w:val="Subtitle"/>
+    <w:uiPriority w:val="11"/>
+    <w:rsid w:val="00E30D54"/>
+    <w:rPr>
+      <w:rFonts w:asciiTheme="majorHAnsi" w:eastAsiaTheme="majorEastAsia" w:hAnsiTheme="majorHAnsi" w:cstheme="majorBidi"/>
+      <w:color w:val="7F7F7F" w:themeColor="text1" w:themeTint="80"/>
+      <w:spacing w:val="-10"/>
+      <w:kern w:val="28"/>
+      <w:sz w:val="72"/>
+      <w:szCs w:val="72"/>
+      <w:vertAlign w:val="superscript"/>
+    </w:rPr>
+  </w:style>
+  <w:style w:type="paragraph" w:styleId="NoSpacing">
+    <w:name w:val="No Spacing"/>
+    <w:basedOn w:val="Normal"/>
+    <w:uiPriority w:val="1"/>
+    <w:qFormat/>
+    <w:rsid w:val="00E30D54"/>
+    <w:pPr>
+      <w:spacing w:after="0"/>
+    </w:pPr>
+  </w:style>
+  <w:style w:type="character" w:customStyle="1" w:styleId="Heading2Char">
+    <w:name w:val="Heading 2 Char"/>
+    <w:basedOn w:val="DefaultParagraphFont"/>
+    <w:link w:val="Heading2"/>
+    <w:rsid w:val="00E30D54"/>
+    <w:rPr>
+      <w:rFonts w:asciiTheme="majorHAnsi" w:eastAsiaTheme="majorEastAsia" w:hAnsiTheme="majorHAnsi" w:cstheme="minorHAnsi"/>
+      <w:b/>
+      <w:kern w:val="28"/>
+      <w:sz w:val="48"/>
+      <w:szCs w:val="48"/>
+    </w:rPr>
+  </w:style>
+  <w:style w:type="character" w:customStyle="1" w:styleId="Heading3Char">
+    <w:name w:val="Heading 3 Char"/>
+    <w:basedOn w:val="DefaultParagraphFont"/>
+    <w:link w:val="Heading3"/>
+    <w:rsid w:val="00E30D54"/>
+    <w:rPr>
+      <w:rFonts w:asciiTheme="majorHAnsi" w:eastAsiaTheme="majorEastAsia" w:hAnsiTheme="majorHAnsi" w:cstheme="minorHAnsi"/>
+      <w:b/>
+      <w:kern w:val="28"/>
+      <w:sz w:val="40"/>
+      <w:szCs w:val="48"/>
+    </w:rPr>
+  </w:style>
+  <w:style w:type="character" w:customStyle="1" w:styleId="Heading4Char">
+    <w:name w:val="Heading 4 Char"/>
+    <w:basedOn w:val="DefaultParagraphFont"/>
+    <w:link w:val="Heading4"/>
+    <w:rsid w:val="00E30D54"/>
+    <w:rPr>
+      <w:rFonts w:asciiTheme="majorHAnsi" w:eastAsiaTheme="majorEastAsia" w:hAnsiTheme="majorHAnsi" w:cstheme="minorHAnsi"/>
+      <w:b/>
+      <w:kern w:val="28"/>
+      <w:sz w:val="32"/>
+      <w:szCs w:val="48"/>
+    </w:rPr>
+  </w:style>
+  <w:style w:type="character" w:customStyle="1" w:styleId="Heading5Char">
+    <w:name w:val="Heading 5 Char"/>
+    <w:basedOn w:val="DefaultParagraphFont"/>
+    <w:link w:val="Heading5"/>
+    <w:rsid w:val="00E30D54"/>
+    <w:rPr>
+      <w:rFonts w:asciiTheme="majorHAnsi" w:eastAsiaTheme="majorEastAsia" w:hAnsiTheme="majorHAnsi" w:cstheme="minorHAnsi"/>
+      <w:b/>
+      <w:kern w:val="28"/>
+      <w:sz w:val="28"/>
+      <w:szCs w:val="48"/>
+    </w:rPr>
+  </w:style>
+  <w:style w:type="character" w:customStyle="1" w:styleId="Heading6Char">
+    <w:name w:val="Heading 6 Char"/>
+    <w:basedOn w:val="DefaultParagraphFont"/>
+    <w:link w:val="Heading6"/>
+    <w:rsid w:val="00E30D54"/>
+    <w:rPr>
+      <w:rFonts w:asciiTheme="majorHAnsi" w:eastAsiaTheme="majorEastAsia" w:hAnsiTheme="majorHAnsi" w:cstheme="minorHAnsi"/>
+      <w:b/>
+      <w:bCs/>
+      <w:kern w:val="28"/>
+      <w:sz w:val="24"/>
+      <w:szCs w:val="24"/>
+      <w:u w:val="single"/>
+    </w:rPr>
+  </w:style>
+  <w:style w:type="character" w:customStyle="1" w:styleId="Heading7Char">
+    <w:name w:val="Heading 7 Char"/>
+    <w:basedOn w:val="DefaultParagraphFont"/>
+    <w:link w:val="Heading7"/>
+    <w:rsid w:val="00E30D54"/>
+    <w:rPr>
+      <w:rFonts w:asciiTheme="majorHAnsi" w:eastAsiaTheme="majorEastAsia" w:hAnsiTheme="majorHAnsi" w:cstheme="minorHAnsi"/>
+      <w:bCs/>
+      <w:sz w:val="24"/>
+      <w:szCs w:val="24"/>
+      <w:u w:val="single"/>
+    </w:rPr>
+  </w:style>
+  <w:style w:type="character" w:customStyle="1" w:styleId="Heading8Char">
+    <w:name w:val="Heading 8 Char"/>
+    <w:basedOn w:val="DefaultParagraphFont"/>
+    <w:link w:val="Heading8"/>
+    <w:rsid w:val="00E30D54"/>
+    <w:rPr>
+      <w:rFonts w:asciiTheme="majorHAnsi" w:eastAsiaTheme="majorEastAsia" w:hAnsiTheme="majorHAnsi" w:cstheme="minorHAnsi"/>
+      <w:b/>
+      <w:bCs/>
+      <w:i/>
+      <w:iCs/>
+      <w:kern w:val="28"/>
+      <w:sz w:val="24"/>
+      <w:szCs w:val="24"/>
+    </w:rPr>
+  </w:style>
+  <w:style w:type="character" w:customStyle="1" w:styleId="Heading9Char">
+    <w:name w:val="Heading 9 Char"/>
+    <w:basedOn w:val="DefaultParagraphFont"/>
+    <w:link w:val="Heading9"/>
+    <w:rsid w:val="00E30D54"/>
+    <w:rPr>
+      <w:rFonts w:asciiTheme="majorHAnsi" w:eastAsiaTheme="majorEastAsia" w:hAnsiTheme="majorHAnsi" w:cstheme="minorHAnsi"/>
+      <w:i/>
+      <w:iCs/>
+      <w:kern w:val="28"/>
+      <w:sz w:val="24"/>
+      <w:szCs w:val="24"/>
+    </w:rPr>
+  </w:style>
+  <w:style w:type="paragraph" w:styleId="Caption">
+    <w:name w:val="caption"/>
+    <w:basedOn w:val="Normal"/>
+    <w:next w:val="Normal"/>
+    <w:uiPriority w:val="35"/>
+    <w:semiHidden/>
+    <w:unhideWhenUsed/>
+    <w:qFormat/>
+    <w:rsid w:val="00E30D54"/>
+    <w:pPr>
+      <w:spacing w:after="200"/>
+    </w:pPr>
+    <w:rPr>
+      <w:rFonts w:eastAsia="Times New Roman"/>
+      <w:i/>
+      <w:iCs/>
+      <w:color w:val="1F497D" w:themeColor="text2"/>
+      <w:szCs w:val="18"/>
+    </w:rPr>
+  </w:style>
+  <w:style w:type="paragraph" w:styleId="Title">
+    <w:name w:val="Title"/>
+    <w:basedOn w:val="NoSpacing"/>
+    <w:next w:val="Normal"/>
+    <w:link w:val="TitleChar"/>
+    <w:uiPriority w:val="10"/>
+    <w:qFormat/>
+    <w:rsid w:val="00E30D54"/>
+    <w:rPr>
+      <w:rFonts w:asciiTheme="majorHAnsi" w:eastAsiaTheme="majorEastAsia" w:hAnsiTheme="majorHAnsi" w:cstheme="majorBidi"/>
+      <w:b/>
+      <w:bCs/>
+      <w:spacing w:val="-10"/>
+      <w:kern w:val="28"/>
+      <w:sz w:val="72"/>
+      <w:szCs w:val="72"/>
+    </w:rPr>
+  </w:style>
+  <w:style w:type="character" w:customStyle="1" w:styleId="TitleChar">
+    <w:name w:val="Title Char"/>
+    <w:basedOn w:val="DefaultParagraphFont"/>
+    <w:link w:val="Title"/>
+    <w:uiPriority w:val="10"/>
+    <w:rsid w:val="00E30D54"/>
+    <w:rPr>
+      <w:rFonts w:asciiTheme="majorHAnsi" w:eastAsiaTheme="majorEastAsia" w:hAnsiTheme="majorHAnsi" w:cstheme="majorBidi"/>
+      <w:b/>
+      <w:bCs/>
+      <w:spacing w:val="-10"/>
+      <w:kern w:val="28"/>
+      <w:sz w:val="72"/>
+      <w:szCs w:val="72"/>
+    </w:rPr>
+  </w:style>
+  <w:style w:type="character" w:styleId="Strong">
+    <w:name w:val="Strong"/>
+    <w:uiPriority w:val="22"/>
+    <w:qFormat/>
+    <w:rsid w:val="00E30D54"/>
+    <w:rPr>
+      <w:b/>
+      <w:bCs/>
+    </w:rPr>
+  </w:style>
+  <w:style w:type="character" w:styleId="Emphasis">
+    <w:name w:val="Emphasis"/>
+    <w:uiPriority w:val="20"/>
+    <w:qFormat/>
+    <w:rsid w:val="00E30D54"/>
+    <w:rPr>
+      <w:rFonts w:asciiTheme="minorHAnsi" w:hAnsiTheme="minorHAnsi" w:cstheme="minorHAnsi"/>
+      <w:i/>
+      <w:iCs/>
+      <w:sz w:val="28"/>
+      <w:szCs w:val="28"/>
+    </w:rPr>
+  </w:style>
+  <w:style w:type="paragraph" w:styleId="ListParagraph">
+    <w:name w:val="List Paragraph"/>
+    <w:basedOn w:val="Normal"/>
+    <w:uiPriority w:val="34"/>
+    <w:qFormat/>
+    <w:rsid w:val="00E30D54"/>
+    <w:pPr>
+      <w:ind w:left="720"/>
+      <w:contextualSpacing/>
+    </w:pPr>
+    <w:rPr>
+      <w:rFonts w:eastAsia="Times New Roman"/>
+    </w:rPr>
+  </w:style>
+  <w:style w:type="paragraph" w:styleId="Quote">
+    <w:name w:val="Quote"/>
+    <w:basedOn w:val="Normal"/>
+    <w:next w:val="Normal"/>
+    <w:link w:val="QuoteChar"/>
+    <w:uiPriority w:val="29"/>
+    <w:qFormat/>
+    <w:rsid w:val="00E30D54"/>
+    <w:pPr>
+      <w:keepLines/>
+      <w:pageBreakBefore/>
+      <w:pBdr>
+        <w:left w:val="single" w:sz="4" w:space="7" w:color="auto"/>
+      </w:pBdr>
+      <w:spacing w:before="120" w:after="120"/>
+      <w:ind w:left="360"/>
+      <w:contextualSpacing/>
+      <w:mirrorIndents/>
+    </w:pPr>
+  </w:style>
+  <w:style w:type="character" w:customStyle="1" w:styleId="QuoteChar">
+    <w:name w:val="Quote Char"/>
+    <w:basedOn w:val="DefaultParagraphFont"/>
+    <w:link w:val="Quote"/>
+    <w:uiPriority w:val="29"/>
+    <w:rsid w:val="00E30D54"/>
+    <w:rPr>
+      <w:rFonts w:cstheme="minorHAnsi"/>
+      <w:sz w:val="28"/>
+      <w:szCs w:val="28"/>
+    </w:rPr>
+  </w:style>
+  <w:style w:type="paragraph" w:styleId="IntenseQuote">
+    <w:name w:val="Intense Quote"/>
+    <w:basedOn w:val="Quote"/>
+    <w:next w:val="Normal"/>
+    <w:link w:val="IntenseQuoteChar"/>
+    <w:uiPriority w:val="30"/>
+    <w:qFormat/>
+    <w:rsid w:val="00E30D54"/>
+    <w:pPr>
+      <w:pBdr>
+        <w:left w:val="single" w:sz="18" w:space="7" w:color="auto"/>
+      </w:pBdr>
+    </w:pPr>
+    <w:rPr>
+      <w:b/>
+      <w:bCs/>
+    </w:rPr>
+  </w:style>
+  <w:style w:type="character" w:customStyle="1" w:styleId="IntenseQuoteChar">
+    <w:name w:val="Intense Quote Char"/>
+    <w:basedOn w:val="DefaultParagraphFont"/>
+    <w:link w:val="IntenseQuote"/>
+    <w:uiPriority w:val="30"/>
+    <w:rsid w:val="00E30D54"/>
+    <w:rPr>
+      <w:rFonts w:cstheme="minorHAnsi"/>
+      <w:b/>
+      <w:bCs/>
+      <w:sz w:val="28"/>
+      <w:szCs w:val="28"/>
+    </w:rPr>
+  </w:style>
+  <w:style w:type="character" w:styleId="SubtleEmphasis">
+    <w:name w:val="Subtle Emphasis"/>
+    <w:basedOn w:val="Emphasis"/>
+    <w:uiPriority w:val="19"/>
+    <w:qFormat/>
+    <w:rsid w:val="00E30D54"/>
+    <w:rPr>
+      <w:rFonts w:asciiTheme="minorHAnsi" w:hAnsiTheme="minorHAnsi" w:cs="Calibri Light"/>
+      <w:i/>
+      <w:iCs/>
+      <w:color w:val="7F7F7F" w:themeColor="text1" w:themeTint="80"/>
+      <w:sz w:val="28"/>
+      <w:szCs w:val="28"/>
+    </w:rPr>
+  </w:style>
+  <w:style w:type="character" w:styleId="IntenseEmphasis">
+    <w:name w:val="Intense Emphasis"/>
+    <w:basedOn w:val="Emphasis"/>
+    <w:uiPriority w:val="21"/>
+    <w:qFormat/>
+    <w:rsid w:val="00E30D54"/>
+    <w:rPr>
+      <w:rFonts w:asciiTheme="minorHAnsi" w:hAnsiTheme="minorHAnsi" w:cstheme="minorHAnsi"/>
+      <w:b/>
+      <w:bCs/>
+      <w:i/>
+      <w:iCs/>
+      <w:sz w:val="28"/>
+      <w:szCs w:val="28"/>
+    </w:rPr>
+  </w:style>
+  <w:style w:type="character" w:styleId="SubtleReference">
+    <w:name w:val="Subtle Reference"/>
+    <w:uiPriority w:val="31"/>
+    <w:qFormat/>
+    <w:rsid w:val="00E30D54"/>
+    <w:rPr>
+      <w:caps/>
+      <w:color w:val="7F7F7F" w:themeColor="text1" w:themeTint="80"/>
+      <w:sz w:val="22"/>
+      <w:szCs w:val="22"/>
+    </w:rPr>
+  </w:style>
+  <w:style w:type="character" w:styleId="IntenseReference">
+    <w:name w:val="Intense Reference"/>
+    <w:basedOn w:val="SubtleReference"/>
+    <w:uiPriority w:val="32"/>
+    <w:qFormat/>
+    <w:rsid w:val="00E30D54"/>
+    <w:rPr>
+      <w:b/>
+      <w:bCs/>
+      <w:caps/>
+      <w:color w:val="7F7F7F" w:themeColor="text1" w:themeTint="80"/>
+      <w:sz w:val="22"/>
+      <w:szCs w:val="22"/>
+    </w:rPr>
+  </w:style>
+  <w:style w:type="character" w:styleId="BookTitle">
+    <w:name w:val="Book Title"/>
+    <w:basedOn w:val="DefaultParagraphFont"/>
+    <w:uiPriority w:val="33"/>
+    <w:qFormat/>
+    <w:rsid w:val="00E30D54"/>
+    <w:rPr>
+      <w:b/>
+      <w:bCs/>
+      <w:i/>
+      <w:iCs/>
+      <w:spacing w:val="5"/>
     </w:rPr>
   </w:style>
 </w:styles>
